--- a/Projeto Final - Jogo Phaser.docx
+++ b/Projeto Final - Jogo Phaser.docx
@@ -5,6 +5,7 @@
     <w:p>
       <w:pPr>
         <w:pStyle w:val="Normal"/>
+        <w:suppressAutoHyphens w:val="true"/>
         <w:spacing w:lineRule="auto" w:line="360"/>
         <w:jc w:val="center"/>
         <w:rPr>
@@ -331,14 +332,7 @@
           <w:rFonts w:cs="Arial" w:ascii="Arial" w:hAnsi="Arial"/>
           <w:sz w:val="32"/>
         </w:rPr>
-        <w:t xml:space="preserve">ELATÓRIO DO PROJETO DE </w:t>
-      </w:r>
-      <w:r>
-        <w:rPr>
-          <w:rFonts w:cs="Arial" w:ascii="Arial" w:hAnsi="Arial"/>
-          <w:sz w:val="32"/>
-        </w:rPr>
-        <w:t>TÓPICOS AVANÇADOS – KILL’EM CLANKERS</w:t>
+        <w:t>ELATÓRIO DO PROJETO DE TÓPICOS AVANÇADOS – KILL’EM CLANKERS</w:t>
       </w:r>
     </w:p>
     <w:p>
@@ -591,19 +585,43 @@
         <w:rPr>
           <w:rFonts w:cs="Arial" w:ascii="Arial" w:hAnsi="Arial"/>
         </w:rPr>
-        <w:t xml:space="preserve">O Jogo Kill’em Clankers é um jogo arcade 2d de tiro. O jogo foi desenvolvido usando o framework Phaser e a linguagem typescript para a disciplina de tópicos avançados do IFSPCJO, </w:t>
-      </w:r>
-      <w:r>
-        <w:rPr>
-          <w:rFonts w:cs="Arial" w:ascii="Arial" w:hAnsi="Arial"/>
-        </w:rPr>
-        <w:t>seguindo o tema “tecnologia”</w:t>
-      </w:r>
-      <w:r>
-        <w:rPr>
-          <w:rFonts w:cs="Arial" w:ascii="Arial" w:hAnsi="Arial"/>
-        </w:rPr>
-        <w:t>. No jogo, o jogador controla um personagem que possui diversas armas, e a jogabilidade gira em torno de usar essas armas, cada uma com certa especialidade, para derrotar robôs. O objetivo do jogo é chegar o mais longe que puder, atingindo a melhor pontuação possível, e enfrentar as ondas de robôs que ficam mais difíceis com o passar do tempo, até perder.</w:t>
+        <w:t xml:space="preserve">Kill’em Clankers é um jogo de tiro arcade em 2D </w:t>
+      </w:r>
+      <w:r>
+        <w:rPr>
+          <w:rFonts w:cs="Arial" w:ascii="Arial" w:hAnsi="Arial"/>
+        </w:rPr>
+        <w:t xml:space="preserve">com gráficos pixelados </w:t>
+      </w:r>
+      <w:r>
+        <w:rPr>
+          <w:rFonts w:cs="Arial" w:ascii="Arial" w:hAnsi="Arial"/>
+        </w:rPr>
+        <w:t>desenvolvido utilizando a linguagem TypeScript e o framework Phaser para a disciplina de Tópicos Avançados do IFSPCJO, seguindo a temática "tecnologia". N</w:t>
+      </w:r>
+      <w:r>
+        <w:rPr>
+          <w:rFonts w:cs="Arial" w:ascii="Arial" w:hAnsi="Arial"/>
+        </w:rPr>
+        <w:t>o jogo</w:t>
+      </w:r>
+      <w:r>
+        <w:rPr>
+          <w:rFonts w:cs="Arial" w:ascii="Arial" w:hAnsi="Arial"/>
+        </w:rPr>
+        <w:t xml:space="preserve">, o jogador controla um </w:t>
+      </w:r>
+      <w:r>
+        <w:rPr>
+          <w:rFonts w:cs="Arial" w:ascii="Arial" w:hAnsi="Arial"/>
+        </w:rPr>
+        <w:t>personagem</w:t>
+      </w:r>
+      <w:r>
+        <w:rPr>
+          <w:rFonts w:cs="Arial" w:ascii="Arial" w:hAnsi="Arial"/>
+        </w:rPr>
+        <w:t xml:space="preserve"> equipado com diferentes armas, cada uma possuindo características e especialidades próprias para o combate contra robôs hostis. A jogabilidade é baseada na sobrevivência a ondas de inimigos que aumentam progressivamente de dificuldade ao longo da partida. O objetivo é obter a maior pontuação possível por meio da eliminação de adversários e do uso estratégico do arsenal disponível. O projeto foi desenvolvido com o propósito de aplicar conhecimentos de programação, desenvolvimento de jogos e design de sistemas interativos adquiridos ao longo do curso. </w:t>
       </w:r>
     </w:p>
     <w:p>
@@ -643,55 +661,13 @@
         <w:rPr>
           <w:rFonts w:cs="Arial" w:ascii="Arial" w:hAnsi="Arial"/>
         </w:rPr>
-        <w:t xml:space="preserve">: </w:t>
-      </w:r>
-      <w:r>
-        <w:rPr>
-          <w:rFonts w:cs="Arial" w:ascii="Arial" w:hAnsi="Arial"/>
-        </w:rPr>
-        <w:t>Phaser</w:t>
-      </w:r>
-      <w:r>
-        <w:rPr>
-          <w:rFonts w:cs="Arial" w:ascii="Arial" w:hAnsi="Arial"/>
-        </w:rPr>
-        <w:t xml:space="preserve">, </w:t>
-      </w:r>
-      <w:r>
-        <w:rPr>
-          <w:rFonts w:cs="Arial" w:ascii="Arial" w:hAnsi="Arial"/>
-        </w:rPr>
-        <w:t>Typescript</w:t>
-      </w:r>
-      <w:r>
-        <w:rPr>
-          <w:rFonts w:cs="Arial" w:ascii="Arial" w:hAnsi="Arial"/>
-        </w:rPr>
-        <w:t xml:space="preserve">, </w:t>
-      </w:r>
-      <w:r>
-        <w:rPr>
-          <w:rFonts w:cs="Arial" w:ascii="Arial" w:hAnsi="Arial"/>
-        </w:rPr>
-        <w:t>Tiro</w:t>
-      </w:r>
-      <w:r>
-        <w:rPr>
-          <w:rFonts w:cs="Arial" w:ascii="Arial" w:hAnsi="Arial"/>
-        </w:rPr>
-        <w:t xml:space="preserve">, </w:t>
-      </w:r>
-      <w:r>
-        <w:rPr>
-          <w:rFonts w:cs="Arial" w:ascii="Arial" w:hAnsi="Arial"/>
-        </w:rPr>
-        <w:t>Arcade</w:t>
-      </w:r>
-      <w:r>
-        <w:rPr>
-          <w:rFonts w:cs="Arial" w:ascii="Arial" w:hAnsi="Arial"/>
-        </w:rPr>
-        <w:t>.</w:t>
+        <w:t xml:space="preserve">: Phaser, Typescript, Tiro, Arcade, </w:t>
+      </w:r>
+      <w:r>
+        <w:rPr>
+          <w:rFonts w:cs="Arial" w:ascii="Arial" w:hAnsi="Arial"/>
+        </w:rPr>
+        <w:t>Tecnologia.</w:t>
       </w:r>
     </w:p>
     <w:p>
@@ -742,17 +718,6 @@
         <w:rPr>
           <w:rFonts w:cs="Arial" w:ascii="Arial" w:hAnsi="Arial"/>
         </w:rPr>
-      </w:r>
-    </w:p>
-    <w:p>
-      <w:pPr>
-        <w:pStyle w:val="Normal"/>
-        <w:spacing w:lineRule="auto" w:line="360"/>
-        <w:jc w:val="center"/>
-        <w:rPr/>
-      </w:pPr>
-      <w:r>
-        <w:rPr/>
       </w:r>
     </w:p>
     <w:p>
@@ -894,7 +859,7 @@
       <w:pPr>
         <w:pStyle w:val="BodyText"/>
         <w:spacing w:lineRule="auto" w:line="360"/>
-        <w:jc w:val="both"/>
+        <w:jc w:val="start"/>
         <w:rPr>
           <w:rFonts w:ascii="Arial" w:hAnsi="Arial" w:cs="Arial"/>
           <w:szCs w:val="24"/>
@@ -912,7 +877,7 @@
       <w:pPr>
         <w:pStyle w:val="BodyText"/>
         <w:spacing w:lineRule="auto" w:line="360"/>
-        <w:jc w:val="both"/>
+        <w:jc w:val="start"/>
         <w:rPr>
           <w:rFonts w:ascii="Arial" w:hAnsi="Arial" w:cs="Arial"/>
           <w:szCs w:val="24"/>
@@ -929,9 +894,8 @@
       <w:pPr>
         <w:pStyle w:val="BodyText"/>
         <w:spacing w:lineRule="auto" w:line="360" w:before="0" w:after="283"/>
-        <w:rPr>
-          <w:rFonts w:ascii="Arial" w:hAnsi="Arial" w:cs="Arial"/>
-        </w:rPr>
+        <w:jc w:val="start"/>
+        <w:rPr/>
       </w:pPr>
       <w:r>
         <w:rPr>
@@ -944,15 +908,26 @@
       <w:pPr>
         <w:pStyle w:val="BodyText"/>
         <w:spacing w:lineRule="auto" w:line="360" w:before="0" w:after="283"/>
-        <w:rPr>
-          <w:rFonts w:ascii="Arial" w:hAnsi="Arial" w:cs="Arial"/>
-        </w:rPr>
-      </w:pPr>
-      <w:r>
-        <w:rPr>
-          <w:rFonts w:cs="Arial" w:ascii="Arial" w:hAnsi="Arial"/>
-        </w:rPr>
-        <w:t>O jogo conta com gráficos 2D que misturam elementos de videogames clássicos com recursos visuais inspirados em jogos modernos.</w:t>
+        <w:jc w:val="start"/>
+        <w:rPr/>
+      </w:pPr>
+      <w:r>
+        <w:rPr>
+          <w:rFonts w:cs="Arial" w:ascii="Arial" w:hAnsi="Arial"/>
+        </w:rPr>
+        <w:t xml:space="preserve">O jogo conta com gráficos 2D </w:t>
+      </w:r>
+      <w:r>
+        <w:rPr>
+          <w:rFonts w:cs="Arial" w:ascii="Arial" w:hAnsi="Arial"/>
+        </w:rPr>
+        <w:t>pixelados</w:t>
+      </w:r>
+      <w:r>
+        <w:rPr>
+          <w:rFonts w:cs="Arial" w:ascii="Arial" w:hAnsi="Arial"/>
+        </w:rPr>
+        <w:t xml:space="preserve"> que misturam elementos de videogames clássicos com recursos visuais inspirados em jogos modernos.</w:t>
       </w:r>
     </w:p>
     <w:p>
@@ -1077,6 +1052,7 @@
     <w:p>
       <w:pPr>
         <w:pStyle w:val="ParagrafoComum"/>
+        <w:spacing w:lineRule="auto" w:line="360"/>
         <w:ind w:hanging="0" w:start="0"/>
         <w:rPr>
           <w:rFonts w:ascii="Arial" w:hAnsi="Arial" w:cs="Arial"/>
@@ -1086,31 +1062,7 @@
         <w:rPr>
           <w:rFonts w:cs="Arial" w:ascii="Arial" w:hAnsi="Arial"/>
         </w:rPr>
-        <w:t xml:space="preserve">Kill’em Clankers foi desenvolvido com o propósito de demonstrar os conhecimentos adquiridos no desenvolvimento com TypeScript e Phaser, além de aplicar conceitos de game design e criar um jogo atrativo dentro das limitações da temática </w:t>
-      </w:r>
-      <w:r>
-        <w:rPr>
-          <w:rFonts w:cs="Arial" w:ascii="Arial" w:hAnsi="Arial"/>
-        </w:rPr>
-        <w:t>de “tecnologia”,</w:t>
-      </w:r>
-      <w:r>
-        <w:rPr>
-          <w:rFonts w:cs="Arial" w:ascii="Arial" w:hAnsi="Arial"/>
-        </w:rPr>
-        <w:t xml:space="preserve"> proposta na disciplina de Tópicos Avançados do CJOPOO </w:t>
-      </w:r>
-      <w:r>
-        <w:rPr>
-          <w:rFonts w:cs="Arial" w:ascii="Arial" w:hAnsi="Arial"/>
-        </w:rPr>
-        <w:t>para este projeto</w:t>
-      </w:r>
-      <w:r>
-        <w:rPr>
-          <w:rFonts w:cs="Arial" w:ascii="Arial" w:hAnsi="Arial"/>
-        </w:rPr>
-        <w:t xml:space="preserve">. </w:t>
+        <w:t xml:space="preserve">Kill’em Clankers foi desenvolvido com o propósito de demonstrar os conhecimentos adquiridos no desenvolvimento com TypeScript e Phaser, além de aplicar conceitos de game design e criar um jogo atrativo dentro das limitações da temática de “tecnologia”, proposta na disciplina de Tópicos Avançados do CJOPOO para este projeto. </w:t>
       </w:r>
     </w:p>
     <w:p>
@@ -1167,6 +1119,7 @@
     <w:p>
       <w:pPr>
         <w:pStyle w:val="BodyText"/>
+        <w:spacing w:lineRule="auto" w:line="360" w:before="0" w:after="283"/>
         <w:rPr>
           <w:rFonts w:ascii="Arial" w:hAnsi="Arial" w:cs="Arial"/>
         </w:rPr>
@@ -1182,7 +1135,7 @@
     <w:p>
       <w:pPr>
         <w:pStyle w:val="BodyText"/>
-        <w:spacing w:before="0" w:after="283"/>
+        <w:spacing w:lineRule="auto" w:line="360" w:before="0" w:after="0"/>
         <w:rPr>
           <w:rFonts w:ascii="Arial" w:hAnsi="Arial" w:cs="Arial"/>
           <w:lang w:bidi="ne-NP"/>
@@ -1199,7 +1152,7 @@
     <w:p>
       <w:pPr>
         <w:pStyle w:val="BodyText"/>
-        <w:spacing w:before="0" w:after="283"/>
+        <w:spacing w:lineRule="auto" w:line="360" w:before="283" w:after="283"/>
         <w:rPr>
           <w:rFonts w:ascii="Arial" w:hAnsi="Arial" w:cs="Arial"/>
           <w:lang w:bidi="ne-NP"/>
@@ -1210,23 +1163,34 @@
           <w:rFonts w:cs="Arial" w:ascii="Arial" w:hAnsi="Arial"/>
           <w:lang w:bidi="ne-NP"/>
         </w:rPr>
+        <w:t>Os efeitos sonoros e trilha sonora do jogo foram desenvolvidos utilizando as DAWs LMMS e Waveform, com auxílio do plugin LABS.</w:t>
+      </w:r>
+    </w:p>
+    <w:p>
+      <w:pPr>
+        <w:pStyle w:val="BodyText"/>
+        <w:spacing w:lineRule="auto" w:line="360" w:before="0" w:after="283"/>
+        <w:rPr/>
+      </w:pPr>
+      <w:r>
+        <w:rPr>
+          <w:rFonts w:cs="Arial" w:ascii="Arial" w:hAnsi="Arial"/>
+          <w:lang w:bidi="ne-NP"/>
+        </w:rPr>
         <w:t>O código-fonte foi desenvolvido utilizando diversas técnicas de programação, principalmente orientação a objetos, separação adequada de responsabilidades entre funções e módulos, arquitetura data-driven em determinadas funcionalidades e tipagem estática para definição de contratos de objetos. A organização do código e dos assets segue uma estrutura de diretórios baseada em funcionalidades (feature-based). Os comentários presentes no código-fonte foram escritos majoritariamente seguindo o padrão TSDoc, visando maior organização e legibilidade.</w:t>
       </w:r>
     </w:p>
     <w:p>
       <w:pPr>
         <w:pStyle w:val="BodyText"/>
-        <w:spacing w:before="0" w:after="283"/>
-        <w:rPr>
-          <w:rFonts w:ascii="Arial" w:hAnsi="Arial" w:cs="Arial"/>
+        <w:spacing w:lineRule="auto" w:line="360" w:before="283" w:after="0"/>
+        <w:rPr/>
+      </w:pPr>
+      <w:r>
+        <w:rPr>
+          <w:rFonts w:cs="Arial" w:ascii="Arial" w:hAnsi="Arial"/>
           <w:lang w:bidi="ne-NP"/>
         </w:rPr>
-      </w:pPr>
-      <w:r>
-        <w:rPr>
-          <w:rFonts w:cs="Arial" w:ascii="Arial" w:hAnsi="Arial"/>
-          <w:lang w:bidi="ne-NP"/>
-        </w:rPr>
         <w:t>O versionamento do projeto foi realizado por meio do sistema Git, enquanto o GitHub foi utilizado como repositório remoto para armazenamento, sincronização e gerenciamento do código-fonte.</w:t>
       </w:r>
     </w:p>
@@ -1240,8 +1204,6 @@
       <w:r>
         <w:rPr>
           <w:rFonts w:cs="Arial" w:ascii="Arial" w:hAnsi="Arial"/>
-          <w:b w:val="false"/>
-          <w:bCs w:val="false"/>
         </w:rPr>
       </w:r>
     </w:p>
@@ -1259,22 +1221,6 @@
           <w:bCs w:val="false"/>
         </w:rPr>
         <w:t xml:space="preserve"> </w:t>
-      </w:r>
-    </w:p>
-    <w:p>
-      <w:pPr>
-        <w:pStyle w:val="Normal"/>
-        <w:spacing w:lineRule="auto" w:line="360"/>
-        <w:rPr>
-          <w:rFonts w:ascii="Arial" w:hAnsi="Arial" w:cs="Arial"/>
-          <w:b/>
-        </w:rPr>
-      </w:pPr>
-      <w:r>
-        <w:rPr>
-          <w:rFonts w:cs="Arial" w:ascii="Arial" w:hAnsi="Arial"/>
-          <w:b/>
-        </w:rPr>
       </w:r>
     </w:p>
     <w:p>
@@ -1342,12 +1288,9 @@
       <w:pPr>
         <w:pStyle w:val="ParagrafoComum"/>
         <w:spacing w:lineRule="auto" w:line="360"/>
+        <w:ind w:hanging="0" w:start="0"/>
         <w:jc w:val="both"/>
-        <w:rPr>
-          <w:rFonts w:ascii="Arial" w:hAnsi="Arial" w:cs="Arial"/>
-          <w:b w:val="false"/>
-          <w:bCs w:val="false"/>
-        </w:rPr>
+        <w:rPr/>
       </w:pPr>
       <w:r>
         <w:rPr>
@@ -1365,26 +1308,6 @@
         <w:rPr>
           <w:rFonts w:ascii="Arial" w:hAnsi="Arial" w:cs="Arial"/>
           <w:b/>
-          <w:i/>
-          <w:sz w:val="22"/>
-        </w:rPr>
-      </w:pPr>
-      <w:r>
-        <w:rPr>
-          <w:rFonts w:cs="Arial" w:ascii="Arial" w:hAnsi="Arial"/>
-          <w:b/>
-          <w:i/>
-          <w:sz w:val="22"/>
-        </w:rPr>
-      </w:r>
-    </w:p>
-    <w:p>
-      <w:pPr>
-        <w:pStyle w:val="Normal"/>
-        <w:spacing w:lineRule="auto" w:line="259" w:before="0" w:after="160"/>
-        <w:rPr>
-          <w:rFonts w:ascii="Arial" w:hAnsi="Arial" w:cs="Arial"/>
-          <w:b/>
           <w:bCs/>
           <w:i w:val="false"/>
           <w:iCs w:val="false"/>
@@ -1402,9 +1325,47 @@
           <w:sz w:val="24"/>
           <w:szCs w:val="24"/>
         </w:rPr>
-        <w:t xml:space="preserve">2. </w:t>
+      </w:r>
+    </w:p>
+    <w:p>
+      <w:pPr>
+        <w:pStyle w:val="Normal"/>
+        <w:spacing w:lineRule="auto" w:line="259" w:before="0" w:after="160"/>
+        <w:rPr>
+          <w:rFonts w:ascii="Arial" w:hAnsi="Arial" w:cs="Arial"/>
+          <w:b/>
+          <w:bCs/>
+          <w:i w:val="false"/>
+          <w:iCs w:val="false"/>
+          <w:sz w:val="24"/>
+          <w:szCs w:val="24"/>
+        </w:rPr>
+      </w:pPr>
+      <w:r>
+        <w:rPr>
+          <w:rFonts w:cs="Arial" w:ascii="Arial" w:hAnsi="Arial"/>
+          <w:b/>
+          <w:bCs/>
+          <w:i w:val="false"/>
+          <w:iCs w:val="false"/>
+          <w:sz w:val="24"/>
+          <w:szCs w:val="24"/>
+        </w:rPr>
+        <w:t>2</w:t>
+      </w:r>
+      <w:r>
+        <w:rPr>
+          <w:rFonts w:cs="Arial" w:ascii="Arial" w:hAnsi="Arial"/>
+          <w:b/>
+          <w:bCs/>
+          <w:i w:val="false"/>
+          <w:iCs w:val="false"/>
+          <w:sz w:val="24"/>
+          <w:szCs w:val="24"/>
+        </w:rPr>
+        <w:t>.</w:t>
         <w:tab/>
-        <w:t>METODOLOGIA</w:t>
+        <w:t>SOBRE O JOGO</w:t>
       </w:r>
     </w:p>
     <w:p>
@@ -1436,17 +1397,44 @@
     <w:p>
       <w:pPr>
         <w:pStyle w:val="Normal"/>
-        <w:spacing w:lineRule="auto" w:line="360" w:before="0" w:after="160"/>
+        <w:spacing w:lineRule="auto" w:line="360" w:before="283" w:after="283"/>
         <w:jc w:val="both"/>
         <w:rPr>
           <w:rFonts w:ascii="Arial" w:hAnsi="Arial" w:cs="Arial"/>
+          <w:b w:val="false"/>
+          <w:bCs w:val="false"/>
+          <w:i w:val="false"/>
+          <w:iCs w:val="false"/>
+          <w:sz w:val="24"/>
+          <w:szCs w:val="24"/>
+        </w:rPr>
+      </w:pPr>
+      <w:r>
+        <w:rPr>
+          <w:rFonts w:cs="Arial" w:ascii="Arial" w:hAnsi="Arial"/>
+          <w:b w:val="false"/>
+          <w:bCs w:val="false"/>
+          <w:i w:val="false"/>
+          <w:iCs w:val="false"/>
+          <w:sz w:val="24"/>
+          <w:szCs w:val="24"/>
+        </w:rPr>
+        <w:t xml:space="preserve">Kill'em Clankers é um jogo de tiro 2D com visão lateral, cujos principais elementos são um personagem jogável, diferentes tipos de inimigos e um arsenal composto por diversas armas. </w:t>
+      </w:r>
+    </w:p>
+    <w:p>
+      <w:pPr>
+        <w:pStyle w:val="Normal"/>
+        <w:spacing w:lineRule="auto" w:line="259" w:before="0" w:after="160"/>
+        <w:jc w:val="both"/>
+        <w:rPr>
+          <w:rFonts w:ascii="Arial" w:hAnsi="Arial" w:cs="Arial"/>
           <w:b/>
           <w:bCs/>
           <w:i w:val="false"/>
           <w:iCs w:val="false"/>
           <w:sz w:val="24"/>
           <w:szCs w:val="24"/>
-          <w:u w:val="double"/>
         </w:rPr>
       </w:pPr>
       <w:r>
@@ -1459,19 +1447,429 @@
           <w:sz w:val="24"/>
           <w:szCs w:val="24"/>
         </w:rPr>
+        <w:t>2</w:t>
+      </w:r>
+      <w:r>
+        <w:rPr>
+          <w:rFonts w:cs="Arial" w:ascii="Arial" w:hAnsi="Arial"/>
+          <w:b/>
+          <w:bCs/>
+          <w:i w:val="false"/>
+          <w:iCs w:val="false"/>
+          <w:sz w:val="24"/>
+          <w:szCs w:val="24"/>
+        </w:rPr>
+        <w:t>.1</w:t>
         <w:tab/>
-      </w:r>
-      <w:r>
-        <w:rPr>
-          <w:rFonts w:cs="Arial" w:ascii="Arial" w:hAnsi="Arial"/>
-          <w:b w:val="false"/>
-          <w:bCs w:val="false"/>
-          <w:i w:val="false"/>
-          <w:iCs w:val="false"/>
-          <w:sz w:val="24"/>
-          <w:szCs w:val="24"/>
-        </w:rPr>
-        <w:t>O Simple Keeper é um gerenciador de senhas que tem o propósito de ser simples de usar, leve e completamente offline, auxiliando o usuário a não esquecer as credenciais de suas contas nas mais diversas plataformas. As ferramentas utilizadas para o desenvolvimento do Simple Keeper foram apenas o Qt Creator, para desenvolvimento do código e interfaces, e o Sora AI, para desenvolvimento do logo da aplicação. O Simple Keeper funciona da seguinte forma:</w:t>
+        <w:t>História do jogo</w:t>
+      </w:r>
+    </w:p>
+    <w:p>
+      <w:pPr>
+        <w:pStyle w:val="Normal"/>
+        <w:spacing w:lineRule="auto" w:line="360" w:before="283" w:after="283"/>
+        <w:jc w:val="both"/>
+        <w:rPr>
+          <w:rFonts w:ascii="Arial" w:hAnsi="Arial" w:cs="Arial"/>
+          <w:b w:val="false"/>
+          <w:bCs w:val="false"/>
+          <w:i w:val="false"/>
+          <w:iCs w:val="false"/>
+          <w:sz w:val="24"/>
+          <w:szCs w:val="24"/>
+        </w:rPr>
+      </w:pPr>
+      <w:r>
+        <w:rPr>
+          <w:rFonts w:cs="Arial" w:ascii="Arial" w:hAnsi="Arial"/>
+          <w:b w:val="false"/>
+          <w:bCs w:val="false"/>
+          <w:i w:val="false"/>
+          <w:iCs w:val="false"/>
+          <w:sz w:val="24"/>
+          <w:szCs w:val="24"/>
+        </w:rPr>
+        <w:t xml:space="preserve">A história do jogo acompanha um agente do governo humano em um mundo distópico no qual humanos e robôs dividem a Terra e mantêm uma relação marcada por conflitos e desavenças. A narrativa se passa no espaço aéreo de uma cidade conturbada, onde o jogador assume o controle desse agente durante a perseguição de robôs vândalos e criminosos. Conforme o jogador avança e alcança esses robôs, eles passam a reagir e revidar os ataques, tornando a perseguição cada vez mais perigosa. </w:t>
+      </w:r>
+    </w:p>
+    <w:p>
+      <w:pPr>
+        <w:pStyle w:val="Normal"/>
+        <w:spacing w:lineRule="auto" w:line="259" w:before="0" w:after="160"/>
+        <w:jc w:val="both"/>
+        <w:rPr>
+          <w:rFonts w:ascii="Arial" w:hAnsi="Arial" w:cs="Arial"/>
+          <w:b/>
+          <w:bCs/>
+          <w:i w:val="false"/>
+          <w:iCs w:val="false"/>
+          <w:sz w:val="24"/>
+          <w:szCs w:val="24"/>
+        </w:rPr>
+      </w:pPr>
+      <w:r>
+        <w:rPr>
+          <w:rFonts w:cs="Arial" w:ascii="Arial" w:hAnsi="Arial"/>
+          <w:b/>
+          <w:bCs/>
+          <w:i w:val="false"/>
+          <w:iCs w:val="false"/>
+          <w:sz w:val="24"/>
+          <w:szCs w:val="24"/>
+        </w:rPr>
+        <w:t>2</w:t>
+      </w:r>
+      <w:r>
+        <w:rPr>
+          <w:rFonts w:cs="Arial" w:ascii="Arial" w:hAnsi="Arial"/>
+          <w:b/>
+          <w:bCs/>
+          <w:i w:val="false"/>
+          <w:iCs w:val="false"/>
+          <w:sz w:val="24"/>
+          <w:szCs w:val="24"/>
+        </w:rPr>
+        <w:t>.</w:t>
+      </w:r>
+      <w:r>
+        <w:rPr>
+          <w:rFonts w:cs="Arial" w:ascii="Arial" w:hAnsi="Arial"/>
+          <w:b/>
+          <w:bCs/>
+          <w:i w:val="false"/>
+          <w:iCs w:val="false"/>
+          <w:sz w:val="24"/>
+          <w:szCs w:val="24"/>
+        </w:rPr>
+        <w:t>2</w:t>
+      </w:r>
+      <w:r>
+        <w:rPr>
+          <w:rFonts w:cs="Arial" w:ascii="Arial" w:hAnsi="Arial"/>
+          <w:b/>
+          <w:bCs/>
+          <w:i w:val="false"/>
+          <w:iCs w:val="false"/>
+          <w:sz w:val="24"/>
+          <w:szCs w:val="24"/>
+        </w:rPr>
+        <w:tab/>
+        <w:t>O jogador</w:t>
+      </w:r>
+    </w:p>
+    <w:p>
+      <w:pPr>
+        <w:pStyle w:val="BodyText"/>
+        <w:spacing w:lineRule="auto" w:line="360" w:before="283" w:after="283"/>
+        <w:jc w:val="both"/>
+        <w:rPr>
+          <w:rFonts w:ascii="Arial" w:hAnsi="Arial" w:cs="Arial"/>
+          <w:b w:val="false"/>
+          <w:bCs w:val="false"/>
+          <w:i w:val="false"/>
+          <w:iCs w:val="false"/>
+          <w:sz w:val="24"/>
+          <w:szCs w:val="24"/>
+        </w:rPr>
+      </w:pPr>
+      <w:r>
+        <w:rPr>
+          <w:rFonts w:cs="Arial" w:ascii="Arial" w:hAnsi="Arial"/>
+          <w:b w:val="false"/>
+          <w:bCs w:val="false"/>
+          <w:i w:val="false"/>
+          <w:iCs w:val="false"/>
+          <w:sz w:val="24"/>
+          <w:szCs w:val="24"/>
+        </w:rPr>
+        <w:t>O personagem controlado pelo jogador utiliza uma armadura e se locomove sobre uma plataforma voadora motorizada que percorre os céus do cenário. Por se tratar de uma entidade aérea, o personagem possui movimentação livre para cima, para baixo e para os lados.</w:t>
+      </w:r>
+    </w:p>
+    <w:p>
+      <w:pPr>
+        <w:pStyle w:val="BodyText"/>
+        <w:spacing w:lineRule="auto" w:line="360" w:before="283" w:after="283"/>
+        <w:jc w:val="both"/>
+        <w:rPr>
+          <w:rFonts w:ascii="Arial" w:hAnsi="Arial" w:cs="Arial"/>
+        </w:rPr>
+      </w:pPr>
+      <w:r>
+        <w:rPr>
+          <w:rFonts w:cs="Arial" w:ascii="Arial" w:hAnsi="Arial"/>
+        </w:rPr>
+        <w:t>O personagem possui uma quantidade limitada de vida, que é reduzida sempre que recebe ataques inimigos. Além disso, dispõe de um arsenal composto por diferentes armas, cada uma desenvolvida para desempenhar melhor determinadas funções durante a partida. Dessa forma, o jogador é incentivado a alternar entre os equipamentos de acordo com a situação enfrentada.</w:t>
+      </w:r>
+    </w:p>
+    <w:p>
+      <w:pPr>
+        <w:pStyle w:val="Normal"/>
+        <w:spacing w:lineRule="auto" w:line="259" w:before="0" w:after="160"/>
+        <w:jc w:val="both"/>
+        <w:rPr>
+          <w:rFonts w:ascii="Arial" w:hAnsi="Arial" w:cs="Arial"/>
+          <w:b w:val="false"/>
+          <w:bCs w:val="false"/>
+          <w:i w:val="false"/>
+          <w:iCs w:val="false"/>
+          <w:sz w:val="24"/>
+          <w:szCs w:val="24"/>
+        </w:rPr>
+      </w:pPr>
+      <w:r>
+        <w:rPr>
+          <w:rFonts w:cs="Arial" w:ascii="Arial" w:hAnsi="Arial"/>
+          <w:b w:val="false"/>
+          <w:bCs w:val="false"/>
+          <w:i w:val="false"/>
+          <w:iCs w:val="false"/>
+          <w:sz w:val="24"/>
+          <w:szCs w:val="24"/>
+        </w:rPr>
+      </w:r>
+    </w:p>
+    <w:p>
+      <w:pPr>
+        <w:pStyle w:val="Normal"/>
+        <w:spacing w:lineRule="auto" w:line="259" w:before="0" w:after="160"/>
+        <w:jc w:val="both"/>
+        <w:rPr>
+          <w:rFonts w:ascii="Arial" w:hAnsi="Arial" w:cs="Arial"/>
+          <w:b w:val="false"/>
+          <w:bCs w:val="false"/>
+          <w:i w:val="false"/>
+          <w:iCs w:val="false"/>
+          <w:sz w:val="24"/>
+          <w:szCs w:val="24"/>
+        </w:rPr>
+      </w:pPr>
+      <w:r>
+        <w:rPr>
+          <w:rFonts w:cs="Arial" w:ascii="Arial" w:hAnsi="Arial"/>
+          <w:b w:val="false"/>
+          <w:bCs w:val="false"/>
+          <w:i w:val="false"/>
+          <w:iCs w:val="false"/>
+          <w:sz w:val="24"/>
+          <w:szCs w:val="24"/>
+        </w:rPr>
+        <w:t xml:space="preserve">O personagem possui </w:t>
+      </w:r>
+      <w:r>
+        <w:rPr>
+          <w:rFonts w:cs="Arial" w:ascii="Arial" w:hAnsi="Arial"/>
+          <w:b w:val="false"/>
+          <w:bCs w:val="false"/>
+          <w:i w:val="false"/>
+          <w:iCs w:val="false"/>
+          <w:sz w:val="24"/>
+          <w:szCs w:val="24"/>
+        </w:rPr>
+        <w:t>4</w:t>
+      </w:r>
+      <w:r>
+        <w:rPr>
+          <w:rFonts w:cs="Arial" w:ascii="Arial" w:hAnsi="Arial"/>
+          <w:b w:val="false"/>
+          <w:bCs w:val="false"/>
+          <w:i w:val="false"/>
+          <w:iCs w:val="false"/>
+          <w:sz w:val="24"/>
+          <w:szCs w:val="24"/>
+        </w:rPr>
+        <w:t xml:space="preserve"> armas diferentes:</w:t>
+      </w:r>
+    </w:p>
+    <w:p>
+      <w:pPr>
+        <w:pStyle w:val="Normal"/>
+        <w:numPr>
+          <w:ilvl w:val="0"/>
+          <w:numId w:val="0"/>
+        </w:numPr>
+        <w:spacing w:lineRule="auto" w:line="259" w:before="0" w:after="160"/>
+        <w:ind w:hanging="0" w:start="720"/>
+        <w:jc w:val="both"/>
+        <w:rPr>
+          <w:rFonts w:ascii="Arial" w:hAnsi="Arial" w:cs="Arial"/>
+          <w:b w:val="false"/>
+          <w:bCs w:val="false"/>
+          <w:i w:val="false"/>
+          <w:iCs w:val="false"/>
+          <w:sz w:val="24"/>
+          <w:szCs w:val="24"/>
+        </w:rPr>
+      </w:pPr>
+      <w:r>
+        <w:rPr>
+          <w:rFonts w:cs="Arial" w:ascii="Arial" w:hAnsi="Arial"/>
+          <w:b w:val="false"/>
+          <w:bCs w:val="false"/>
+          <w:i w:val="false"/>
+          <w:iCs w:val="false"/>
+          <w:sz w:val="24"/>
+          <w:szCs w:val="24"/>
+        </w:rPr>
+      </w:r>
+    </w:p>
+    <w:p>
+      <w:pPr>
+        <w:pStyle w:val="Normal"/>
+        <w:numPr>
+          <w:ilvl w:val="0"/>
+          <w:numId w:val="0"/>
+        </w:numPr>
+        <w:spacing w:lineRule="auto" w:line="259" w:before="0" w:after="160"/>
+        <w:ind w:hanging="0" w:start="720"/>
+        <w:jc w:val="both"/>
+        <w:rPr>
+          <w:rFonts w:ascii="Arial" w:hAnsi="Arial" w:cs="Arial"/>
+          <w:b w:val="false"/>
+          <w:bCs w:val="false"/>
+          <w:i w:val="false"/>
+          <w:iCs w:val="false"/>
+          <w:sz w:val="24"/>
+          <w:szCs w:val="24"/>
+        </w:rPr>
+      </w:pPr>
+      <w:r>
+        <w:rPr>
+          <w:rFonts w:cs="Arial" w:ascii="Arial" w:hAnsi="Arial"/>
+          <w:b w:val="false"/>
+          <w:bCs w:val="false"/>
+          <w:i w:val="false"/>
+          <w:iCs w:val="false"/>
+          <w:sz w:val="24"/>
+          <w:szCs w:val="24"/>
+        </w:rPr>
+      </w:r>
+    </w:p>
+    <w:p>
+      <w:pPr>
+        <w:pStyle w:val="Normal"/>
+        <w:numPr>
+          <w:ilvl w:val="0"/>
+          <w:numId w:val="0"/>
+        </w:numPr>
+        <w:spacing w:lineRule="auto" w:line="259" w:before="0" w:after="160"/>
+        <w:ind w:hanging="0" w:start="720"/>
+        <w:jc w:val="both"/>
+        <w:rPr>
+          <w:rFonts w:ascii="Arial" w:hAnsi="Arial" w:cs="Arial"/>
+          <w:b w:val="false"/>
+          <w:bCs w:val="false"/>
+          <w:i w:val="false"/>
+          <w:iCs w:val="false"/>
+          <w:sz w:val="24"/>
+          <w:szCs w:val="24"/>
+        </w:rPr>
+      </w:pPr>
+      <w:r>
+        <w:rPr>
+          <w:rFonts w:cs="Arial" w:ascii="Arial" w:hAnsi="Arial"/>
+          <w:b w:val="false"/>
+          <w:bCs w:val="false"/>
+          <w:i w:val="false"/>
+          <w:iCs w:val="false"/>
+          <w:sz w:val="24"/>
+          <w:szCs w:val="24"/>
+        </w:rPr>
+      </w:r>
+    </w:p>
+    <w:p>
+      <w:pPr>
+        <w:pStyle w:val="Normal"/>
+        <w:numPr>
+          <w:ilvl w:val="0"/>
+          <w:numId w:val="0"/>
+        </w:numPr>
+        <w:spacing w:lineRule="auto" w:line="259" w:before="0" w:after="160"/>
+        <w:ind w:hanging="0" w:start="720"/>
+        <w:jc w:val="both"/>
+        <w:rPr>
+          <w:rFonts w:ascii="Arial" w:hAnsi="Arial" w:cs="Arial"/>
+          <w:b w:val="false"/>
+          <w:bCs w:val="false"/>
+          <w:i w:val="false"/>
+          <w:iCs w:val="false"/>
+          <w:sz w:val="24"/>
+          <w:szCs w:val="24"/>
+        </w:rPr>
+      </w:pPr>
+      <w:r>
+        <w:rPr>
+          <w:rFonts w:cs="Arial" w:ascii="Arial" w:hAnsi="Arial"/>
+          <w:b w:val="false"/>
+          <w:bCs w:val="false"/>
+          <w:i w:val="false"/>
+          <w:iCs w:val="false"/>
+          <w:sz w:val="24"/>
+          <w:szCs w:val="24"/>
+        </w:rPr>
+      </w:r>
+    </w:p>
+    <w:p>
+      <w:pPr>
+        <w:pStyle w:val="Normal"/>
+        <w:numPr>
+          <w:ilvl w:val="0"/>
+          <w:numId w:val="0"/>
+        </w:numPr>
+        <w:spacing w:lineRule="auto" w:line="259" w:before="0" w:after="160"/>
+        <w:ind w:hanging="0" w:start="720"/>
+        <w:jc w:val="both"/>
+        <w:rPr>
+          <w:rFonts w:ascii="Arial" w:hAnsi="Arial" w:cs="Arial"/>
+          <w:b w:val="false"/>
+          <w:bCs w:val="false"/>
+          <w:i w:val="false"/>
+          <w:iCs w:val="false"/>
+          <w:sz w:val="24"/>
+          <w:szCs w:val="24"/>
+        </w:rPr>
+      </w:pPr>
+      <w:r>
+        <w:rPr>
+          <w:rFonts w:cs="Arial" w:ascii="Arial" w:hAnsi="Arial"/>
+          <w:b w:val="false"/>
+          <w:bCs w:val="false"/>
+          <w:i w:val="false"/>
+          <w:iCs w:val="false"/>
+          <w:sz w:val="24"/>
+          <w:szCs w:val="24"/>
+        </w:rPr>
+      </w:r>
+    </w:p>
+    <w:p>
+      <w:pPr>
+        <w:pStyle w:val="Normal"/>
+        <w:numPr>
+          <w:ilvl w:val="0"/>
+          <w:numId w:val="0"/>
+        </w:numPr>
+        <w:spacing w:lineRule="auto" w:line="259" w:before="0" w:after="160"/>
+        <w:ind w:hanging="0" w:start="720"/>
+        <w:jc w:val="both"/>
+        <w:rPr>
+          <w:rFonts w:ascii="Arial" w:hAnsi="Arial" w:cs="Arial"/>
+          <w:b w:val="false"/>
+          <w:bCs w:val="false"/>
+          <w:i w:val="false"/>
+          <w:iCs w:val="false"/>
+          <w:sz w:val="24"/>
+          <w:szCs w:val="24"/>
+        </w:rPr>
+      </w:pPr>
+      <w:r>
+        <w:rPr>
+          <w:rFonts w:cs="Arial" w:ascii="Arial" w:hAnsi="Arial"/>
+          <w:b w:val="false"/>
+          <w:bCs w:val="false"/>
+          <w:i w:val="false"/>
+          <w:iCs w:val="false"/>
+          <w:sz w:val="24"/>
+          <w:szCs w:val="24"/>
+        </w:rPr>
       </w:r>
     </w:p>
     <w:p>
@@ -1481,7 +1879,7 @@
           <w:ilvl w:val="0"/>
           <w:numId w:val="3"/>
         </w:numPr>
-        <w:spacing w:lineRule="auto" w:line="360" w:before="0" w:after="160"/>
+        <w:spacing w:lineRule="auto" w:line="360" w:before="283" w:after="283"/>
         <w:jc w:val="both"/>
         <w:rPr>
           <w:rFonts w:ascii="Arial" w:hAnsi="Arial" w:cs="Arial"/>
@@ -1496,204 +1894,33 @@
       <w:r>
         <w:rPr>
           <w:rFonts w:cs="Arial" w:ascii="Arial" w:hAnsi="Arial"/>
-          <w:b w:val="false"/>
-          <w:bCs w:val="false"/>
-          <w:i w:val="false"/>
-          <w:iCs w:val="false"/>
-          <w:sz w:val="24"/>
-          <w:szCs w:val="24"/>
-        </w:rPr>
-        <w:t>Ao abrir o aplicativo, o usuário se depara com um menu simples, com um título, a logo do Simple Keeper e um botão para adicionar novos cadastros.</w:t>
-      </w:r>
-    </w:p>
-    <w:p>
-      <w:pPr>
-        <w:pStyle w:val="Normal"/>
-        <w:numPr>
-          <w:ilvl w:val="0"/>
-          <w:numId w:val="3"/>
-        </w:numPr>
-        <w:spacing w:lineRule="auto" w:line="360" w:before="0" w:after="160"/>
+          <w:b/>
+          <w:bCs/>
+          <w:i w:val="false"/>
+          <w:iCs w:val="false"/>
+          <w:sz w:val="24"/>
+          <w:szCs w:val="24"/>
+        </w:rPr>
+        <w:t>Pistolas duplas:</w:t>
+      </w:r>
+      <w:r>
+        <w:rPr>
+          <w:rFonts w:cs="Arial" w:ascii="Arial" w:hAnsi="Arial"/>
+          <w:b w:val="false"/>
+          <w:bCs w:val="false"/>
+          <w:i w:val="false"/>
+          <w:iCs w:val="false"/>
+          <w:sz w:val="24"/>
+          <w:szCs w:val="24"/>
+        </w:rPr>
+        <w:t xml:space="preserve"> caracterizam-se por duas pistolas douradas empunhadas simultaneamente pelo personagem. Seus disparos são rápidos, lançam dois projéteis por vez e possuem velocidade moderada. Foram projetadas para causar dano consistente contra alvos isolados.</w:t>
+      </w:r>
+    </w:p>
+    <w:p>
+      <w:pPr>
+        <w:pStyle w:val="Normal"/>
+        <w:spacing w:lineRule="auto" w:line="259" w:before="0" w:after="160"/>
         <w:jc w:val="both"/>
-        <w:rPr>
-          <w:rFonts w:ascii="Arial" w:hAnsi="Arial" w:cs="Arial"/>
-          <w:b w:val="false"/>
-          <w:bCs w:val="false"/>
-          <w:i w:val="false"/>
-          <w:iCs w:val="false"/>
-          <w:sz w:val="24"/>
-          <w:szCs w:val="24"/>
-        </w:rPr>
-      </w:pPr>
-      <w:r>
-        <w:rPr>
-          <w:rFonts w:cs="Arial" w:ascii="Arial" w:hAnsi="Arial"/>
-          <w:b w:val="false"/>
-          <w:bCs w:val="false"/>
-          <w:i w:val="false"/>
-          <w:iCs w:val="false"/>
-          <w:sz w:val="24"/>
-          <w:szCs w:val="24"/>
-        </w:rPr>
-        <w:t>Ao clicar no botão, cards são adicionados a uma sessão central do menu.</w:t>
-      </w:r>
-    </w:p>
-    <w:p>
-      <w:pPr>
-        <w:pStyle w:val="Normal"/>
-        <w:numPr>
-          <w:ilvl w:val="0"/>
-          <w:numId w:val="3"/>
-        </w:numPr>
-        <w:spacing w:lineRule="auto" w:line="360" w:before="0" w:after="160"/>
-        <w:jc w:val="both"/>
-        <w:rPr>
-          <w:rFonts w:ascii="Arial" w:hAnsi="Arial" w:cs="Arial"/>
-          <w:b w:val="false"/>
-          <w:bCs w:val="false"/>
-          <w:i w:val="false"/>
-          <w:iCs w:val="false"/>
-          <w:sz w:val="24"/>
-          <w:szCs w:val="24"/>
-        </w:rPr>
-      </w:pPr>
-      <w:r>
-        <w:rPr>
-          <w:rFonts w:cs="Arial" w:ascii="Arial" w:hAnsi="Arial"/>
-          <w:b w:val="false"/>
-          <w:bCs w:val="false"/>
-          <w:i w:val="false"/>
-          <w:iCs w:val="false"/>
-          <w:sz w:val="24"/>
-          <w:szCs w:val="24"/>
-        </w:rPr>
-        <w:t>Ao clicar em cada card, uma janela é aberta, em que o usuário consegue alterar diversos inputs com dados do determinado cadastro. Estes dados são salvos localmente e podem sempre ser acessados e modificados pelo usuário.</w:t>
-      </w:r>
-    </w:p>
-    <w:p>
-      <w:pPr>
-        <w:pStyle w:val="Normal"/>
-        <w:spacing w:lineRule="auto" w:line="259" w:before="0" w:after="160"/>
-        <w:rPr>
-          <w:rFonts w:ascii="Arial" w:hAnsi="Arial" w:cs="Arial"/>
-          <w:b w:val="false"/>
-          <w:bCs w:val="false"/>
-          <w:i w:val="false"/>
-          <w:iCs w:val="false"/>
-          <w:sz w:val="24"/>
-          <w:szCs w:val="24"/>
-        </w:rPr>
-      </w:pPr>
-      <w:r>
-        <w:rPr>
-          <w:rFonts w:cs="Arial" w:ascii="Arial" w:hAnsi="Arial"/>
-          <w:b w:val="false"/>
-          <w:bCs w:val="false"/>
-          <w:i w:val="false"/>
-          <w:iCs w:val="false"/>
-          <w:sz w:val="24"/>
-          <w:szCs w:val="24"/>
-        </w:rPr>
-        <w:tab/>
-      </w:r>
-    </w:p>
-    <w:p>
-      <w:pPr>
-        <w:pStyle w:val="Normal"/>
-        <w:spacing w:lineRule="auto" w:line="259" w:before="0" w:after="160"/>
-        <w:rPr>
-          <w:rFonts w:ascii="Arial" w:hAnsi="Arial" w:cs="Arial"/>
-          <w:b w:val="false"/>
-          <w:bCs w:val="false"/>
-          <w:i w:val="false"/>
-          <w:iCs w:val="false"/>
-          <w:sz w:val="24"/>
-          <w:szCs w:val="24"/>
-        </w:rPr>
-      </w:pPr>
-      <w:r>
-        <w:rPr>
-          <w:rFonts w:cs="Arial" w:ascii="Arial" w:hAnsi="Arial"/>
-          <w:b w:val="false"/>
-          <w:bCs w:val="false"/>
-          <w:i w:val="false"/>
-          <w:iCs w:val="false"/>
-          <w:sz w:val="24"/>
-          <w:szCs w:val="24"/>
-        </w:rPr>
-        <w:t>3.</w:t>
-        <w:tab/>
-      </w:r>
-      <w:r>
-        <w:rPr>
-          <w:rFonts w:cs="Arial" w:ascii="Arial" w:hAnsi="Arial"/>
-          <w:b/>
-          <w:bCs/>
-          <w:i w:val="false"/>
-          <w:iCs w:val="false"/>
-          <w:sz w:val="24"/>
-          <w:szCs w:val="24"/>
-        </w:rPr>
-        <w:t>RESULTADOS OBTIDOS</w:t>
-      </w:r>
-    </w:p>
-    <w:p>
-      <w:pPr>
-        <w:pStyle w:val="Normal"/>
-        <w:spacing w:lineRule="auto" w:line="259" w:before="0" w:after="160"/>
-        <w:rPr>
-          <w:rFonts w:ascii="Arial" w:hAnsi="Arial" w:cs="Arial"/>
-          <w:b/>
-          <w:bCs/>
-          <w:i w:val="false"/>
-          <w:iCs w:val="false"/>
-          <w:sz w:val="24"/>
-          <w:szCs w:val="24"/>
-        </w:rPr>
-      </w:pPr>
-      <w:r>
-        <w:rPr>
-          <w:rFonts w:cs="Arial" w:ascii="Arial" w:hAnsi="Arial"/>
-          <w:b/>
-          <w:bCs/>
-          <w:i w:val="false"/>
-          <w:iCs w:val="false"/>
-          <w:sz w:val="24"/>
-          <w:szCs w:val="24"/>
-        </w:rPr>
-      </w:r>
-    </w:p>
-    <w:p>
-      <w:pPr>
-        <w:pStyle w:val="Normal"/>
-        <w:spacing w:lineRule="auto" w:line="259" w:before="0" w:after="160"/>
-        <w:rPr>
-          <w:rFonts w:ascii="Arial" w:hAnsi="Arial" w:cs="Arial"/>
-          <w:b w:val="false"/>
-          <w:bCs w:val="false"/>
-          <w:i w:val="false"/>
-          <w:iCs w:val="false"/>
-          <w:sz w:val="24"/>
-          <w:szCs w:val="24"/>
-        </w:rPr>
-      </w:pPr>
-      <w:r>
-        <w:rPr>
-          <w:rFonts w:cs="Arial" w:ascii="Arial" w:hAnsi="Arial"/>
-          <w:b w:val="false"/>
-          <w:bCs w:val="false"/>
-          <w:i w:val="false"/>
-          <w:iCs w:val="false"/>
-          <w:sz w:val="24"/>
-          <w:szCs w:val="24"/>
-        </w:rPr>
-        <w:t>Menu:</w:t>
-      </w:r>
-    </w:p>
-    <w:p>
-      <w:pPr>
-        <w:pStyle w:val="Normal"/>
-        <w:spacing w:lineRule="auto" w:line="259" w:before="0" w:after="160"/>
         <w:rPr>
           <w:rFonts w:ascii="Arial" w:hAnsi="Arial" w:cs="Arial"/>
           <w:b w:val="false"/>
@@ -1723,10 +1950,10 @@
             <wp:positionV relativeFrom="paragraph">
               <wp:posOffset>635</wp:posOffset>
             </wp:positionV>
-            <wp:extent cx="5760085" cy="3245485"/>
+            <wp:extent cx="3869055" cy="1311910"/>
             <wp:effectExtent l="0" t="0" r="0" b="0"/>
             <wp:wrapSquare wrapText="largest"/>
-            <wp:docPr id="1" name="Figura1"/>
+            <wp:docPr id="1" name="Figura4"/>
             <wp:cNvGraphicFramePr>
               <a:graphicFrameLocks xmlns:a="http://schemas.openxmlformats.org/drawingml/2006/main" noChangeAspect="1"/>
             </wp:cNvGraphicFramePr>
@@ -1734,7 +1961,7 @@
               <a:graphicData uri="http://schemas.openxmlformats.org/drawingml/2006/picture">
                 <pic:pic xmlns:pic="http://schemas.openxmlformats.org/drawingml/2006/picture">
                   <pic:nvPicPr>
-                    <pic:cNvPr id="1" name="Figura1"/>
+                    <pic:cNvPr id="1" name="Figura4"/>
                     <pic:cNvPicPr>
                       <a:picLocks noChangeAspect="1" noChangeArrowheads="1"/>
                     </pic:cNvPicPr>
@@ -1748,7 +1975,7 @@
                   <pic:spPr bwMode="auto">
                     <a:xfrm>
                       <a:off x="0" y="0"/>
-                      <a:ext cx="5760085" cy="3245485"/>
+                      <a:ext cx="3869055" cy="1311910"/>
                     </a:xfrm>
                     <a:prstGeom prst="rect">
                       <a:avLst/>
@@ -1766,53 +1993,225 @@
       <w:pPr>
         <w:pStyle w:val="Normal"/>
         <w:spacing w:lineRule="auto" w:line="259" w:before="0" w:after="160"/>
-        <w:rPr>
-          <w:rFonts w:ascii="Arial" w:hAnsi="Arial" w:cs="Arial"/>
-          <w:b/>
-          <w:i/>
-          <w:sz w:val="22"/>
-        </w:rPr>
-      </w:pPr>
-      <w:r>
-        <w:rPr>
-          <w:rFonts w:cs="Arial" w:ascii="Arial" w:hAnsi="Arial"/>
-          <w:b/>
-          <w:i/>
-          <w:sz w:val="22"/>
-        </w:rPr>
-      </w:r>
-    </w:p>
-    <w:p>
-      <w:pPr>
-        <w:pStyle w:val="Normal"/>
-        <w:spacing w:lineRule="auto" w:line="259" w:before="0" w:after="160"/>
-        <w:rPr>
-          <w:rFonts w:ascii="Arial" w:hAnsi="Arial" w:cs="Arial"/>
-          <w:b w:val="false"/>
-          <w:bCs w:val="false"/>
-          <w:i w:val="false"/>
-          <w:iCs w:val="false"/>
-          <w:sz w:val="24"/>
-          <w:szCs w:val="24"/>
-        </w:rPr>
-      </w:pPr>
-      <w:r>
-        <w:rPr>
-          <w:rFonts w:cs="Arial" w:ascii="Arial" w:hAnsi="Arial"/>
-          <w:b w:val="false"/>
-          <w:bCs w:val="false"/>
-          <w:i w:val="false"/>
-          <w:iCs w:val="false"/>
-          <w:sz w:val="24"/>
-          <w:szCs w:val="24"/>
-        </w:rPr>
-        <w:t>Menu com alguns cards adicionados:</w:t>
-      </w:r>
-    </w:p>
-    <w:p>
-      <w:pPr>
-        <w:pStyle w:val="Normal"/>
-        <w:spacing w:lineRule="auto" w:line="259" w:before="0" w:after="160"/>
+        <w:jc w:val="both"/>
+        <w:rPr>
+          <w:rFonts w:ascii="Arial" w:hAnsi="Arial" w:cs="Arial"/>
+          <w:b w:val="false"/>
+          <w:bCs w:val="false"/>
+          <w:i w:val="false"/>
+          <w:iCs w:val="false"/>
+          <w:sz w:val="24"/>
+          <w:szCs w:val="24"/>
+        </w:rPr>
+      </w:pPr>
+      <w:r>
+        <w:rPr>
+          <w:rFonts w:cs="Arial" w:ascii="Arial" w:hAnsi="Arial"/>
+          <w:b w:val="false"/>
+          <w:bCs w:val="false"/>
+          <w:i w:val="false"/>
+          <w:iCs w:val="false"/>
+          <w:sz w:val="24"/>
+          <w:szCs w:val="24"/>
+        </w:rPr>
+      </w:r>
+    </w:p>
+    <w:p>
+      <w:pPr>
+        <w:pStyle w:val="Normal"/>
+        <w:spacing w:lineRule="auto" w:line="259" w:before="0" w:after="160"/>
+        <w:jc w:val="both"/>
+        <w:rPr>
+          <w:rFonts w:ascii="Arial" w:hAnsi="Arial" w:cs="Arial"/>
+          <w:b w:val="false"/>
+          <w:bCs w:val="false"/>
+          <w:i w:val="false"/>
+          <w:iCs w:val="false"/>
+          <w:sz w:val="24"/>
+          <w:szCs w:val="24"/>
+        </w:rPr>
+      </w:pPr>
+      <w:r>
+        <w:rPr>
+          <w:rFonts w:cs="Arial" w:ascii="Arial" w:hAnsi="Arial"/>
+          <w:b w:val="false"/>
+          <w:bCs w:val="false"/>
+          <w:i w:val="false"/>
+          <w:iCs w:val="false"/>
+          <w:sz w:val="24"/>
+          <w:szCs w:val="24"/>
+        </w:rPr>
+      </w:r>
+    </w:p>
+    <w:p>
+      <w:pPr>
+        <w:pStyle w:val="Normal"/>
+        <w:spacing w:lineRule="auto" w:line="259" w:before="0" w:after="160"/>
+        <w:jc w:val="both"/>
+        <w:rPr>
+          <w:rFonts w:ascii="Arial" w:hAnsi="Arial" w:cs="Arial"/>
+          <w:b w:val="false"/>
+          <w:bCs w:val="false"/>
+          <w:i w:val="false"/>
+          <w:iCs w:val="false"/>
+          <w:sz w:val="24"/>
+          <w:szCs w:val="24"/>
+        </w:rPr>
+      </w:pPr>
+      <w:r>
+        <w:rPr>
+          <w:rFonts w:cs="Arial" w:ascii="Arial" w:hAnsi="Arial"/>
+          <w:b w:val="false"/>
+          <w:bCs w:val="false"/>
+          <w:i w:val="false"/>
+          <w:iCs w:val="false"/>
+          <w:sz w:val="24"/>
+          <w:szCs w:val="24"/>
+        </w:rPr>
+      </w:r>
+    </w:p>
+    <w:p>
+      <w:pPr>
+        <w:pStyle w:val="Normal"/>
+        <w:spacing w:lineRule="auto" w:line="259" w:before="0" w:after="160"/>
+        <w:jc w:val="both"/>
+        <w:rPr>
+          <w:rFonts w:ascii="Arial" w:hAnsi="Arial" w:cs="Arial"/>
+          <w:b w:val="false"/>
+          <w:bCs w:val="false"/>
+          <w:i w:val="false"/>
+          <w:iCs w:val="false"/>
+          <w:sz w:val="24"/>
+          <w:szCs w:val="24"/>
+        </w:rPr>
+      </w:pPr>
+      <w:r>
+        <w:rPr>
+          <w:rFonts w:cs="Arial" w:ascii="Arial" w:hAnsi="Arial"/>
+          <w:b w:val="false"/>
+          <w:bCs w:val="false"/>
+          <w:i w:val="false"/>
+          <w:iCs w:val="false"/>
+          <w:sz w:val="24"/>
+          <w:szCs w:val="24"/>
+        </w:rPr>
+      </w:r>
+    </w:p>
+    <w:p>
+      <w:pPr>
+        <w:pStyle w:val="Normal"/>
+        <w:spacing w:lineRule="auto" w:line="259" w:before="0" w:after="160"/>
+        <w:jc w:val="center"/>
+        <w:rPr>
+          <w:rFonts w:ascii="Arial" w:hAnsi="Arial" w:cs="Arial"/>
+          <w:b w:val="false"/>
+          <w:bCs w:val="false"/>
+          <w:i w:val="false"/>
+          <w:iCs w:val="false"/>
+          <w:sz w:val="24"/>
+          <w:szCs w:val="24"/>
+        </w:rPr>
+      </w:pPr>
+      <w:r>
+        <w:rPr>
+          <w:rFonts w:cs="Arial" w:ascii="Arial" w:hAnsi="Arial"/>
+          <w:b w:val="false"/>
+          <w:bCs w:val="false"/>
+          <w:i w:val="false"/>
+          <w:iCs w:val="false"/>
+          <w:sz w:val="24"/>
+          <w:szCs w:val="24"/>
+        </w:rPr>
+        <w:t>Pistolas duplas</w:t>
+      </w:r>
+    </w:p>
+    <w:p>
+      <w:pPr>
+        <w:pStyle w:val="Normal"/>
+        <w:numPr>
+          <w:ilvl w:val="0"/>
+          <w:numId w:val="0"/>
+        </w:numPr>
+        <w:spacing w:lineRule="auto" w:line="259" w:before="0" w:after="160"/>
+        <w:ind w:hanging="0" w:start="720"/>
+        <w:jc w:val="both"/>
+        <w:rPr>
+          <w:rFonts w:ascii="Arial" w:hAnsi="Arial" w:cs="Arial"/>
+          <w:b w:val="false"/>
+          <w:bCs w:val="false"/>
+          <w:i w:val="false"/>
+          <w:iCs w:val="false"/>
+          <w:sz w:val="24"/>
+          <w:szCs w:val="24"/>
+        </w:rPr>
+      </w:pPr>
+      <w:r>
+        <w:rPr>
+          <w:rFonts w:cs="Arial" w:ascii="Arial" w:hAnsi="Arial"/>
+          <w:b w:val="false"/>
+          <w:bCs w:val="false"/>
+          <w:i w:val="false"/>
+          <w:iCs w:val="false"/>
+          <w:sz w:val="24"/>
+          <w:szCs w:val="24"/>
+        </w:rPr>
+      </w:r>
+    </w:p>
+    <w:p>
+      <w:pPr>
+        <w:pStyle w:val="Normal"/>
+        <w:numPr>
+          <w:ilvl w:val="0"/>
+          <w:numId w:val="3"/>
+        </w:numPr>
+        <w:spacing w:lineRule="auto" w:line="360" w:before="283" w:after="283"/>
+        <w:jc w:val="both"/>
+        <w:rPr>
+          <w:rFonts w:ascii="Arial" w:hAnsi="Arial" w:cs="Arial"/>
+          <w:b w:val="false"/>
+          <w:bCs w:val="false"/>
+          <w:i w:val="false"/>
+          <w:iCs w:val="false"/>
+          <w:sz w:val="24"/>
+          <w:szCs w:val="24"/>
+        </w:rPr>
+      </w:pPr>
+      <w:r>
+        <w:rPr>
+          <w:rFonts w:cs="Arial" w:ascii="Arial" w:hAnsi="Arial"/>
+          <w:b/>
+          <w:bCs/>
+          <w:i w:val="false"/>
+          <w:iCs w:val="false"/>
+          <w:sz w:val="24"/>
+          <w:szCs w:val="24"/>
+        </w:rPr>
+        <w:softHyphen/>
+        <w:t>Canhão:</w:t>
+      </w:r>
+      <w:r>
+        <w:rPr>
+          <w:rFonts w:cs="Arial" w:ascii="Arial" w:hAnsi="Arial"/>
+          <w:b w:val="false"/>
+          <w:bCs w:val="false"/>
+          <w:i w:val="false"/>
+          <w:iCs w:val="false"/>
+          <w:sz w:val="24"/>
+          <w:szCs w:val="24"/>
+        </w:rPr>
+        <w:t xml:space="preserve"> caracteriza-se por um grande canhão azul operado com as duas mãos. Seus disparos possuem baixa cadência e projéteis relativamente lentos. Entretanto, ao atingir um alvo, os projéteis explodem e causam dano em área aos inimigos próximos. Foi projetado para combater inimigos agrupados.</w:t>
+      </w:r>
+    </w:p>
+    <w:p>
+      <w:pPr>
+        <w:pStyle w:val="Normal"/>
+        <w:numPr>
+          <w:ilvl w:val="0"/>
+          <w:numId w:val="0"/>
+        </w:numPr>
+        <w:spacing w:lineRule="auto" w:line="259" w:before="0" w:after="160"/>
+        <w:ind w:hanging="0" w:start="1080"/>
+        <w:jc w:val="both"/>
         <w:rPr>
           <w:rFonts w:ascii="Arial" w:hAnsi="Arial" w:cs="Arial"/>
           <w:b w:val="false"/>
@@ -1842,10 +2241,10 @@
             <wp:positionV relativeFrom="paragraph">
               <wp:posOffset>635</wp:posOffset>
             </wp:positionV>
-            <wp:extent cx="5760085" cy="3245485"/>
+            <wp:extent cx="3766820" cy="1711325"/>
             <wp:effectExtent l="0" t="0" r="0" b="0"/>
             <wp:wrapSquare wrapText="largest"/>
-            <wp:docPr id="2" name="Figura2"/>
+            <wp:docPr id="2" name="Figura5"/>
             <wp:cNvGraphicFramePr>
               <a:graphicFrameLocks xmlns:a="http://schemas.openxmlformats.org/drawingml/2006/main" noChangeAspect="1"/>
             </wp:cNvGraphicFramePr>
@@ -1853,7 +2252,7 @@
               <a:graphicData uri="http://schemas.openxmlformats.org/drawingml/2006/picture">
                 <pic:pic xmlns:pic="http://schemas.openxmlformats.org/drawingml/2006/picture">
                   <pic:nvPicPr>
-                    <pic:cNvPr id="2" name="Figura2"/>
+                    <pic:cNvPr id="2" name="Figura5"/>
                     <pic:cNvPicPr>
                       <a:picLocks noChangeAspect="1" noChangeArrowheads="1"/>
                     </pic:cNvPicPr>
@@ -1867,7 +2266,7 @@
                   <pic:spPr bwMode="auto">
                     <a:xfrm>
                       <a:off x="0" y="0"/>
-                      <a:ext cx="5760085" cy="3245485"/>
+                      <a:ext cx="3766820" cy="1711325"/>
                     </a:xfrm>
                     <a:prstGeom prst="rect">
                       <a:avLst/>
@@ -1887,71 +2286,562 @@
         <w:spacing w:lineRule="auto" w:line="259" w:before="0" w:after="160"/>
         <w:rPr>
           <w:rFonts w:ascii="Arial" w:hAnsi="Arial" w:cs="Arial"/>
-          <w:b/>
-          <w:i/>
-          <w:sz w:val="22"/>
-        </w:rPr>
-      </w:pPr>
-      <w:r>
-        <w:rPr>
-          <w:rFonts w:cs="Arial" w:ascii="Arial" w:hAnsi="Arial"/>
-          <w:b/>
-          <w:i/>
-          <w:sz w:val="22"/>
-        </w:rPr>
-      </w:r>
-    </w:p>
-    <w:p>
-      <w:pPr>
-        <w:pStyle w:val="Normal"/>
-        <w:spacing w:lineRule="auto" w:line="259" w:before="0" w:after="160"/>
-        <w:rPr>
-          <w:rFonts w:ascii="Arial" w:hAnsi="Arial" w:cs="Arial"/>
-          <w:b w:val="false"/>
-          <w:bCs w:val="false"/>
-          <w:i w:val="false"/>
-          <w:iCs w:val="false"/>
-          <w:sz w:val="24"/>
-          <w:szCs w:val="24"/>
-        </w:rPr>
-      </w:pPr>
-      <w:r>
-        <w:rPr>
-          <w:rFonts w:cs="Arial" w:ascii="Arial" w:hAnsi="Arial"/>
-          <w:b w:val="false"/>
-          <w:bCs w:val="false"/>
-          <w:i w:val="false"/>
-          <w:iCs w:val="false"/>
-          <w:sz w:val="24"/>
-          <w:szCs w:val="24"/>
-        </w:rPr>
-        <w:t>Exemplos de cards de edição e visualização do cadastro aberto:</w:t>
-      </w:r>
-    </w:p>
-    <w:p>
-      <w:pPr>
-        <w:pStyle w:val="Normal"/>
-        <w:spacing w:lineRule="auto" w:line="259" w:before="0" w:after="160"/>
-        <w:rPr>
-          <w:rFonts w:ascii="Arial" w:hAnsi="Arial" w:cs="Arial"/>
-          <w:b w:val="false"/>
-          <w:bCs w:val="false"/>
-          <w:i w:val="false"/>
-          <w:iCs w:val="false"/>
-          <w:sz w:val="24"/>
-          <w:szCs w:val="24"/>
-        </w:rPr>
-      </w:pPr>
-      <w:r>
-        <w:rPr>
-          <w:rFonts w:cs="Arial" w:ascii="Arial" w:hAnsi="Arial"/>
-          <w:b w:val="false"/>
-          <w:bCs w:val="false"/>
-          <w:i w:val="false"/>
-          <w:iCs w:val="false"/>
-          <w:sz w:val="24"/>
-          <w:szCs w:val="24"/>
-        </w:rPr>
+          <w:b w:val="false"/>
+          <w:bCs w:val="false"/>
+          <w:i w:val="false"/>
+          <w:iCs w:val="false"/>
+          <w:sz w:val="24"/>
+          <w:szCs w:val="24"/>
+        </w:rPr>
+      </w:pPr>
+      <w:r>
+        <w:rPr>
+          <w:rFonts w:cs="Arial" w:ascii="Arial" w:hAnsi="Arial"/>
+          <w:b w:val="false"/>
+          <w:bCs w:val="false"/>
+          <w:i w:val="false"/>
+          <w:iCs w:val="false"/>
+          <w:sz w:val="24"/>
+          <w:szCs w:val="24"/>
+        </w:rPr>
+      </w:r>
+    </w:p>
+    <w:p>
+      <w:pPr>
+        <w:pStyle w:val="Normal"/>
+        <w:spacing w:lineRule="auto" w:line="259" w:before="0" w:after="160"/>
+        <w:rPr>
+          <w:rFonts w:ascii="Arial" w:hAnsi="Arial" w:cs="Arial"/>
+          <w:b w:val="false"/>
+          <w:bCs w:val="false"/>
+          <w:i w:val="false"/>
+          <w:iCs w:val="false"/>
+          <w:sz w:val="24"/>
+          <w:szCs w:val="24"/>
+        </w:rPr>
+      </w:pPr>
+      <w:r>
+        <w:rPr>
+          <w:rFonts w:cs="Arial" w:ascii="Arial" w:hAnsi="Arial"/>
+          <w:b w:val="false"/>
+          <w:bCs w:val="false"/>
+          <w:i w:val="false"/>
+          <w:iCs w:val="false"/>
+          <w:sz w:val="24"/>
+          <w:szCs w:val="24"/>
+        </w:rPr>
+      </w:r>
+    </w:p>
+    <w:p>
+      <w:pPr>
+        <w:pStyle w:val="Normal"/>
+        <w:spacing w:lineRule="auto" w:line="259" w:before="0" w:after="160"/>
+        <w:rPr>
+          <w:rFonts w:ascii="Arial" w:hAnsi="Arial" w:cs="Arial"/>
+          <w:b w:val="false"/>
+          <w:bCs w:val="false"/>
+          <w:i w:val="false"/>
+          <w:iCs w:val="false"/>
+          <w:sz w:val="24"/>
+          <w:szCs w:val="24"/>
+        </w:rPr>
+      </w:pPr>
+      <w:r>
+        <w:rPr>
+          <w:rFonts w:cs="Arial" w:ascii="Arial" w:hAnsi="Arial"/>
+          <w:b w:val="false"/>
+          <w:bCs w:val="false"/>
+          <w:i w:val="false"/>
+          <w:iCs w:val="false"/>
+          <w:sz w:val="24"/>
+          <w:szCs w:val="24"/>
+        </w:rPr>
+      </w:r>
+    </w:p>
+    <w:p>
+      <w:pPr>
+        <w:pStyle w:val="Normal"/>
+        <w:spacing w:lineRule="auto" w:line="259" w:before="0" w:after="160"/>
+        <w:rPr>
+          <w:rFonts w:ascii="Arial" w:hAnsi="Arial" w:cs="Arial"/>
+          <w:b w:val="false"/>
+          <w:bCs w:val="false"/>
+          <w:i w:val="false"/>
+          <w:iCs w:val="false"/>
+          <w:sz w:val="24"/>
+          <w:szCs w:val="24"/>
+        </w:rPr>
+      </w:pPr>
+      <w:r>
+        <w:rPr>
+          <w:rFonts w:cs="Arial" w:ascii="Arial" w:hAnsi="Arial"/>
+          <w:b w:val="false"/>
+          <w:bCs w:val="false"/>
+          <w:i w:val="false"/>
+          <w:iCs w:val="false"/>
+          <w:sz w:val="24"/>
+          <w:szCs w:val="24"/>
+        </w:rPr>
+      </w:r>
+    </w:p>
+    <w:p>
+      <w:pPr>
+        <w:pStyle w:val="Normal"/>
+        <w:spacing w:lineRule="auto" w:line="259" w:before="0" w:after="160"/>
+        <w:rPr>
+          <w:rFonts w:ascii="Arial" w:hAnsi="Arial" w:cs="Arial"/>
+          <w:b w:val="false"/>
+          <w:bCs w:val="false"/>
+          <w:i w:val="false"/>
+          <w:iCs w:val="false"/>
+          <w:sz w:val="24"/>
+          <w:szCs w:val="24"/>
+        </w:rPr>
+      </w:pPr>
+      <w:r>
+        <w:rPr>
+          <w:rFonts w:cs="Arial" w:ascii="Arial" w:hAnsi="Arial"/>
+          <w:b w:val="false"/>
+          <w:bCs w:val="false"/>
+          <w:i w:val="false"/>
+          <w:iCs w:val="false"/>
+          <w:sz w:val="24"/>
+          <w:szCs w:val="24"/>
+        </w:rPr>
+      </w:r>
+    </w:p>
+    <w:p>
+      <w:pPr>
+        <w:pStyle w:val="Normal"/>
+        <w:spacing w:lineRule="auto" w:line="259" w:before="0" w:after="160"/>
+        <w:jc w:val="center"/>
+        <w:rPr>
+          <w:rFonts w:ascii="Arial" w:hAnsi="Arial" w:cs="Arial"/>
+          <w:b w:val="false"/>
+          <w:bCs w:val="false"/>
+          <w:i w:val="false"/>
+          <w:iCs w:val="false"/>
+          <w:sz w:val="24"/>
+          <w:szCs w:val="24"/>
+        </w:rPr>
+      </w:pPr>
+      <w:r>
+        <w:rPr>
+          <w:rFonts w:cs="Arial" w:ascii="Arial" w:hAnsi="Arial"/>
+          <w:b w:val="false"/>
+          <w:bCs w:val="false"/>
+          <w:i w:val="false"/>
+          <w:iCs w:val="false"/>
+          <w:sz w:val="24"/>
+          <w:szCs w:val="24"/>
+        </w:rPr>
+        <w:t>Canhão</w:t>
+      </w:r>
+    </w:p>
+    <w:p>
+      <w:pPr>
+        <w:pStyle w:val="Normal"/>
+        <w:spacing w:lineRule="auto" w:line="259" w:before="0" w:after="160"/>
+        <w:rPr>
+          <w:rFonts w:ascii="Arial" w:hAnsi="Arial" w:cs="Arial"/>
+          <w:b w:val="false"/>
+          <w:bCs w:val="false"/>
+          <w:i w:val="false"/>
+          <w:iCs w:val="false"/>
+          <w:sz w:val="24"/>
+          <w:szCs w:val="24"/>
+        </w:rPr>
+      </w:pPr>
+      <w:r>
+        <w:rPr>
+          <w:rFonts w:cs="Arial" w:ascii="Arial" w:hAnsi="Arial"/>
+          <w:b w:val="false"/>
+          <w:bCs w:val="false"/>
+          <w:i w:val="false"/>
+          <w:iCs w:val="false"/>
+          <w:sz w:val="24"/>
+          <w:szCs w:val="24"/>
+        </w:rPr>
+      </w:r>
+    </w:p>
+    <w:p>
+      <w:pPr>
+        <w:pStyle w:val="Normal"/>
+        <w:numPr>
+          <w:ilvl w:val="0"/>
+          <w:numId w:val="0"/>
+        </w:numPr>
+        <w:spacing w:lineRule="auto" w:line="259" w:before="0" w:after="160"/>
+        <w:ind w:hanging="0" w:start="720"/>
+        <w:rPr>
+          <w:rFonts w:ascii="Arial" w:hAnsi="Arial" w:cs="Arial"/>
+          <w:b w:val="false"/>
+          <w:bCs w:val="false"/>
+          <w:i w:val="false"/>
+          <w:iCs w:val="false"/>
+          <w:sz w:val="24"/>
+          <w:szCs w:val="24"/>
+        </w:rPr>
+      </w:pPr>
+      <w:r>
+        <w:rPr>
+          <w:rFonts w:cs="Arial" w:ascii="Arial" w:hAnsi="Arial"/>
+          <w:b w:val="false"/>
+          <w:bCs w:val="false"/>
+          <w:i w:val="false"/>
+          <w:iCs w:val="false"/>
+          <w:sz w:val="24"/>
+          <w:szCs w:val="24"/>
+        </w:rPr>
+      </w:r>
+    </w:p>
+    <w:p>
+      <w:pPr>
+        <w:pStyle w:val="Normal"/>
+        <w:numPr>
+          <w:ilvl w:val="0"/>
+          <w:numId w:val="0"/>
+        </w:numPr>
+        <w:spacing w:lineRule="auto" w:line="259" w:before="0" w:after="160"/>
+        <w:ind w:hanging="0" w:start="720"/>
+        <w:rPr>
+          <w:rFonts w:ascii="Arial" w:hAnsi="Arial" w:cs="Arial"/>
+          <w:b w:val="false"/>
+          <w:bCs w:val="false"/>
+          <w:i w:val="false"/>
+          <w:iCs w:val="false"/>
+          <w:sz w:val="24"/>
+          <w:szCs w:val="24"/>
+        </w:rPr>
+      </w:pPr>
+      <w:r>
+        <w:rPr>
+          <w:rFonts w:cs="Arial" w:ascii="Arial" w:hAnsi="Arial"/>
+          <w:b w:val="false"/>
+          <w:bCs w:val="false"/>
+          <w:i w:val="false"/>
+          <w:iCs w:val="false"/>
+          <w:sz w:val="24"/>
+          <w:szCs w:val="24"/>
+        </w:rPr>
+      </w:r>
+    </w:p>
+    <w:p>
+      <w:pPr>
+        <w:pStyle w:val="Normal"/>
+        <w:numPr>
+          <w:ilvl w:val="0"/>
+          <w:numId w:val="0"/>
+        </w:numPr>
+        <w:spacing w:lineRule="auto" w:line="259" w:before="0" w:after="160"/>
+        <w:ind w:hanging="0" w:start="720"/>
+        <w:rPr>
+          <w:rFonts w:ascii="Arial" w:hAnsi="Arial" w:cs="Arial"/>
+          <w:b w:val="false"/>
+          <w:bCs w:val="false"/>
+          <w:i w:val="false"/>
+          <w:iCs w:val="false"/>
+          <w:sz w:val="24"/>
+          <w:szCs w:val="24"/>
+        </w:rPr>
+      </w:pPr>
+      <w:r>
+        <w:rPr>
+          <w:rFonts w:cs="Arial" w:ascii="Arial" w:hAnsi="Arial"/>
+          <w:b w:val="false"/>
+          <w:bCs w:val="false"/>
+          <w:i w:val="false"/>
+          <w:iCs w:val="false"/>
+          <w:sz w:val="24"/>
+          <w:szCs w:val="24"/>
+        </w:rPr>
+      </w:r>
+    </w:p>
+    <w:p>
+      <w:pPr>
+        <w:pStyle w:val="Normal"/>
+        <w:numPr>
+          <w:ilvl w:val="0"/>
+          <w:numId w:val="0"/>
+        </w:numPr>
+        <w:spacing w:lineRule="auto" w:line="259" w:before="0" w:after="160"/>
+        <w:ind w:hanging="0" w:start="720"/>
+        <w:rPr>
+          <w:rFonts w:ascii="Arial" w:hAnsi="Arial" w:cs="Arial"/>
+          <w:b w:val="false"/>
+          <w:bCs w:val="false"/>
+          <w:i w:val="false"/>
+          <w:iCs w:val="false"/>
+          <w:sz w:val="24"/>
+          <w:szCs w:val="24"/>
+        </w:rPr>
+      </w:pPr>
+      <w:r>
+        <w:rPr>
+          <w:rFonts w:cs="Arial" w:ascii="Arial" w:hAnsi="Arial"/>
+          <w:b w:val="false"/>
+          <w:bCs w:val="false"/>
+          <w:i w:val="false"/>
+          <w:iCs w:val="false"/>
+          <w:sz w:val="24"/>
+          <w:szCs w:val="24"/>
+        </w:rPr>
+      </w:r>
+    </w:p>
+    <w:p>
+      <w:pPr>
+        <w:pStyle w:val="Normal"/>
+        <w:numPr>
+          <w:ilvl w:val="0"/>
+          <w:numId w:val="0"/>
+        </w:numPr>
+        <w:spacing w:lineRule="auto" w:line="259" w:before="0" w:after="160"/>
+        <w:ind w:hanging="0" w:start="720"/>
+        <w:rPr>
+          <w:rFonts w:ascii="Arial" w:hAnsi="Arial" w:cs="Arial"/>
+          <w:b w:val="false"/>
+          <w:bCs w:val="false"/>
+          <w:i w:val="false"/>
+          <w:iCs w:val="false"/>
+          <w:sz w:val="24"/>
+          <w:szCs w:val="24"/>
+        </w:rPr>
+      </w:pPr>
+      <w:r>
+        <w:rPr>
+          <w:rFonts w:cs="Arial" w:ascii="Arial" w:hAnsi="Arial"/>
+          <w:b w:val="false"/>
+          <w:bCs w:val="false"/>
+          <w:i w:val="false"/>
+          <w:iCs w:val="false"/>
+          <w:sz w:val="24"/>
+          <w:szCs w:val="24"/>
+        </w:rPr>
+      </w:r>
+    </w:p>
+    <w:p>
+      <w:pPr>
+        <w:pStyle w:val="Normal"/>
+        <w:numPr>
+          <w:ilvl w:val="0"/>
+          <w:numId w:val="0"/>
+        </w:numPr>
+        <w:spacing w:lineRule="auto" w:line="259" w:before="0" w:after="160"/>
+        <w:ind w:hanging="0" w:start="720"/>
+        <w:rPr>
+          <w:rFonts w:ascii="Arial" w:hAnsi="Arial" w:cs="Arial"/>
+          <w:b w:val="false"/>
+          <w:bCs w:val="false"/>
+          <w:i w:val="false"/>
+          <w:iCs w:val="false"/>
+          <w:sz w:val="24"/>
+          <w:szCs w:val="24"/>
+        </w:rPr>
+      </w:pPr>
+      <w:r>
+        <w:rPr>
+          <w:rFonts w:cs="Arial" w:ascii="Arial" w:hAnsi="Arial"/>
+          <w:b w:val="false"/>
+          <w:bCs w:val="false"/>
+          <w:i w:val="false"/>
+          <w:iCs w:val="false"/>
+          <w:sz w:val="24"/>
+          <w:szCs w:val="24"/>
+        </w:rPr>
+      </w:r>
+    </w:p>
+    <w:p>
+      <w:pPr>
+        <w:pStyle w:val="Normal"/>
+        <w:numPr>
+          <w:ilvl w:val="0"/>
+          <w:numId w:val="0"/>
+        </w:numPr>
+        <w:spacing w:lineRule="auto" w:line="259" w:before="0" w:after="160"/>
+        <w:ind w:hanging="0" w:start="720"/>
+        <w:rPr>
+          <w:rFonts w:ascii="Arial" w:hAnsi="Arial" w:cs="Arial"/>
+          <w:b w:val="false"/>
+          <w:bCs w:val="false"/>
+          <w:i w:val="false"/>
+          <w:iCs w:val="false"/>
+          <w:sz w:val="24"/>
+          <w:szCs w:val="24"/>
+        </w:rPr>
+      </w:pPr>
+      <w:r>
+        <w:rPr>
+          <w:rFonts w:cs="Arial" w:ascii="Arial" w:hAnsi="Arial"/>
+          <w:b w:val="false"/>
+          <w:bCs w:val="false"/>
+          <w:i w:val="false"/>
+          <w:iCs w:val="false"/>
+          <w:sz w:val="24"/>
+          <w:szCs w:val="24"/>
+        </w:rPr>
+      </w:r>
+    </w:p>
+    <w:p>
+      <w:pPr>
+        <w:pStyle w:val="Normal"/>
+        <w:numPr>
+          <w:ilvl w:val="0"/>
+          <w:numId w:val="0"/>
+        </w:numPr>
+        <w:spacing w:lineRule="auto" w:line="259" w:before="0" w:after="160"/>
+        <w:ind w:hanging="0" w:start="720"/>
+        <w:rPr>
+          <w:rFonts w:ascii="Arial" w:hAnsi="Arial" w:cs="Arial"/>
+          <w:b w:val="false"/>
+          <w:bCs w:val="false"/>
+          <w:i w:val="false"/>
+          <w:iCs w:val="false"/>
+          <w:sz w:val="24"/>
+          <w:szCs w:val="24"/>
+        </w:rPr>
+      </w:pPr>
+      <w:r>
+        <w:rPr>
+          <w:rFonts w:cs="Arial" w:ascii="Arial" w:hAnsi="Arial"/>
+          <w:b w:val="false"/>
+          <w:bCs w:val="false"/>
+          <w:i w:val="false"/>
+          <w:iCs w:val="false"/>
+          <w:sz w:val="24"/>
+          <w:szCs w:val="24"/>
+        </w:rPr>
+      </w:r>
+    </w:p>
+    <w:p>
+      <w:pPr>
+        <w:pStyle w:val="Normal"/>
+        <w:numPr>
+          <w:ilvl w:val="0"/>
+          <w:numId w:val="0"/>
+        </w:numPr>
+        <w:spacing w:lineRule="auto" w:line="259" w:before="0" w:after="160"/>
+        <w:ind w:hanging="0" w:start="720"/>
+        <w:rPr>
+          <w:rFonts w:ascii="Arial" w:hAnsi="Arial" w:cs="Arial"/>
+          <w:b w:val="false"/>
+          <w:bCs w:val="false"/>
+          <w:i w:val="false"/>
+          <w:iCs w:val="false"/>
+          <w:sz w:val="24"/>
+          <w:szCs w:val="24"/>
+        </w:rPr>
+      </w:pPr>
+      <w:r>
+        <w:rPr>
+          <w:rFonts w:cs="Arial" w:ascii="Arial" w:hAnsi="Arial"/>
+          <w:b w:val="false"/>
+          <w:bCs w:val="false"/>
+          <w:i w:val="false"/>
+          <w:iCs w:val="false"/>
+          <w:sz w:val="24"/>
+          <w:szCs w:val="24"/>
+        </w:rPr>
+      </w:r>
+    </w:p>
+    <w:p>
+      <w:pPr>
+        <w:pStyle w:val="Normal"/>
+        <w:numPr>
+          <w:ilvl w:val="0"/>
+          <w:numId w:val="3"/>
+        </w:numPr>
+        <w:spacing w:lineRule="auto" w:line="360" w:before="283" w:after="283"/>
+        <w:rPr>
+          <w:rFonts w:ascii="Arial" w:hAnsi="Arial" w:cs="Arial"/>
+          <w:b w:val="false"/>
+          <w:bCs w:val="false"/>
+          <w:i w:val="false"/>
+          <w:iCs w:val="false"/>
+          <w:sz w:val="24"/>
+          <w:szCs w:val="24"/>
+        </w:rPr>
+      </w:pPr>
+      <w:r>
+        <w:rPr>
+          <w:rFonts w:cs="Arial" w:ascii="Arial" w:hAnsi="Arial"/>
+          <w:b/>
+          <w:bCs/>
+          <w:i w:val="false"/>
+          <w:iCs w:val="false"/>
+          <w:sz w:val="24"/>
+          <w:szCs w:val="24"/>
+        </w:rPr>
+        <w:t>Balestra</w:t>
+      </w:r>
+      <w:r>
+        <w:rPr>
+          <w:rFonts w:cs="Arial" w:ascii="Arial" w:hAnsi="Arial"/>
+          <w:b/>
+          <w:bCs/>
+          <w:i w:val="false"/>
+          <w:iCs w:val="false"/>
+          <w:sz w:val="24"/>
+          <w:szCs w:val="24"/>
+        </w:rPr>
+        <w:t>:</w:t>
+      </w:r>
+      <w:r>
+        <w:rPr>
+          <w:rFonts w:cs="Arial" w:ascii="Arial" w:hAnsi="Arial"/>
+          <w:b w:val="false"/>
+          <w:bCs w:val="false"/>
+          <w:i w:val="false"/>
+          <w:iCs w:val="false"/>
+          <w:sz w:val="24"/>
+          <w:szCs w:val="24"/>
+        </w:rPr>
+        <w:t xml:space="preserve"> caracteriza-se por uma balestra verde empunhada pelo personagem. Seus disparos possuem baixa frequência, porém os projéteis viajam em alta velocidade e atravessam múltiplos inimigos. Foi projetada para atingir alvos </w:t>
+      </w:r>
+      <w:r>
+        <w:rPr>
+          <w:rFonts w:cs="Arial" w:ascii="Arial" w:hAnsi="Arial"/>
+          <w:b w:val="false"/>
+          <w:bCs w:val="false"/>
+          <w:i w:val="false"/>
+          <w:iCs w:val="false"/>
+          <w:sz w:val="24"/>
+          <w:szCs w:val="24"/>
+        </w:rPr>
+        <w:t>enfileirados</w:t>
+      </w:r>
+      <w:r>
+        <w:rPr>
+          <w:rFonts w:cs="Arial" w:ascii="Arial" w:hAnsi="Arial"/>
+          <w:b w:val="false"/>
+          <w:bCs w:val="false"/>
+          <w:i w:val="false"/>
+          <w:iCs w:val="false"/>
+          <w:sz w:val="24"/>
+          <w:szCs w:val="24"/>
+        </w:rPr>
+        <w:t>.</w:t>
+      </w:r>
+    </w:p>
+    <w:p>
+      <w:pPr>
+        <w:pStyle w:val="Normal"/>
+        <w:numPr>
+          <w:ilvl w:val="0"/>
+          <w:numId w:val="0"/>
+        </w:numPr>
+        <w:spacing w:lineRule="auto" w:line="259" w:before="0" w:after="160"/>
+        <w:ind w:hanging="0" w:start="720"/>
+        <w:rPr>
+          <w:rFonts w:ascii="Arial" w:hAnsi="Arial" w:cs="Arial"/>
+          <w:b w:val="false"/>
+          <w:bCs w:val="false"/>
+          <w:i w:val="false"/>
+          <w:iCs w:val="false"/>
+          <w:sz w:val="24"/>
+          <w:szCs w:val="24"/>
+        </w:rPr>
+      </w:pPr>
+      <w:r>
         <w:drawing>
           <wp:anchor distT="0" distB="0" distL="0" distR="0" simplePos="0" relativeHeight="4" behindDoc="0" locked="0" layoutInCell="0" allowOverlap="1">
             <wp:simplePos x="0" y="0"/>
@@ -1961,10 +2851,10 @@
             <wp:positionV relativeFrom="paragraph">
               <wp:posOffset>635</wp:posOffset>
             </wp:positionV>
-            <wp:extent cx="5760085" cy="3245485"/>
+            <wp:extent cx="3728720" cy="1814830"/>
             <wp:effectExtent l="0" t="0" r="0" b="0"/>
             <wp:wrapSquare wrapText="largest"/>
-            <wp:docPr id="3" name="Figura3"/>
+            <wp:docPr id="3" name="Figura6"/>
             <wp:cNvGraphicFramePr>
               <a:graphicFrameLocks xmlns:a="http://schemas.openxmlformats.org/drawingml/2006/main" noChangeAspect="1"/>
             </wp:cNvGraphicFramePr>
@@ -1972,7 +2862,7 @@
               <a:graphicData uri="http://schemas.openxmlformats.org/drawingml/2006/picture">
                 <pic:pic xmlns:pic="http://schemas.openxmlformats.org/drawingml/2006/picture">
                   <pic:nvPicPr>
-                    <pic:cNvPr id="3" name="Figura3"/>
+                    <pic:cNvPr id="3" name="Figura6"/>
                     <pic:cNvPicPr>
                       <a:picLocks noChangeAspect="1" noChangeArrowheads="1"/>
                     </pic:cNvPicPr>
@@ -1986,7 +2876,7 @@
                   <pic:spPr bwMode="auto">
                     <a:xfrm>
                       <a:off x="0" y="0"/>
-                      <a:ext cx="5760085" cy="3245485"/>
+                      <a:ext cx="3728720" cy="1814830"/>
                     </a:xfrm>
                     <a:prstGeom prst="rect">
                       <a:avLst/>
@@ -1999,6 +2889,276 @@
           </wp:anchor>
         </w:drawing>
       </w:r>
+      <w:r>
+        <w:rPr>
+          <w:rFonts w:cs="Arial" w:ascii="Arial" w:hAnsi="Arial"/>
+          <w:b w:val="false"/>
+          <w:bCs w:val="false"/>
+          <w:i w:val="false"/>
+          <w:iCs w:val="false"/>
+          <w:sz w:val="24"/>
+          <w:szCs w:val="24"/>
+        </w:rPr>
+        <w:t xml:space="preserve"> </w:t>
+      </w:r>
+    </w:p>
+    <w:p>
+      <w:pPr>
+        <w:pStyle w:val="Normal"/>
+        <w:spacing w:lineRule="auto" w:line="259" w:before="0" w:after="160"/>
+        <w:rPr>
+          <w:rFonts w:ascii="Arial" w:hAnsi="Arial" w:cs="Arial"/>
+          <w:b w:val="false"/>
+          <w:bCs w:val="false"/>
+          <w:i w:val="false"/>
+          <w:iCs w:val="false"/>
+          <w:sz w:val="24"/>
+          <w:szCs w:val="24"/>
+        </w:rPr>
+      </w:pPr>
+      <w:r>
+        <w:rPr>
+          <w:rFonts w:cs="Arial" w:ascii="Arial" w:hAnsi="Arial"/>
+          <w:b w:val="false"/>
+          <w:bCs w:val="false"/>
+          <w:i w:val="false"/>
+          <w:iCs w:val="false"/>
+          <w:sz w:val="24"/>
+          <w:szCs w:val="24"/>
+        </w:rPr>
+      </w:r>
+    </w:p>
+    <w:p>
+      <w:pPr>
+        <w:pStyle w:val="Normal"/>
+        <w:spacing w:lineRule="auto" w:line="259" w:before="0" w:after="160"/>
+        <w:rPr>
+          <w:rFonts w:ascii="Arial" w:hAnsi="Arial" w:cs="Arial"/>
+          <w:b w:val="false"/>
+          <w:bCs w:val="false"/>
+          <w:i w:val="false"/>
+          <w:iCs w:val="false"/>
+          <w:sz w:val="24"/>
+          <w:szCs w:val="24"/>
+        </w:rPr>
+      </w:pPr>
+      <w:r>
+        <w:rPr>
+          <w:rFonts w:cs="Arial" w:ascii="Arial" w:hAnsi="Arial"/>
+          <w:b w:val="false"/>
+          <w:bCs w:val="false"/>
+          <w:i w:val="false"/>
+          <w:iCs w:val="false"/>
+          <w:sz w:val="24"/>
+          <w:szCs w:val="24"/>
+        </w:rPr>
+      </w:r>
+    </w:p>
+    <w:p>
+      <w:pPr>
+        <w:pStyle w:val="Normal"/>
+        <w:spacing w:lineRule="auto" w:line="259" w:before="0" w:after="160"/>
+        <w:rPr>
+          <w:rFonts w:ascii="Arial" w:hAnsi="Arial" w:cs="Arial"/>
+          <w:b w:val="false"/>
+          <w:bCs w:val="false"/>
+          <w:i w:val="false"/>
+          <w:iCs w:val="false"/>
+          <w:sz w:val="24"/>
+          <w:szCs w:val="24"/>
+        </w:rPr>
+      </w:pPr>
+      <w:r>
+        <w:rPr>
+          <w:rFonts w:cs="Arial" w:ascii="Arial" w:hAnsi="Arial"/>
+          <w:b w:val="false"/>
+          <w:bCs w:val="false"/>
+          <w:i w:val="false"/>
+          <w:iCs w:val="false"/>
+          <w:sz w:val="24"/>
+          <w:szCs w:val="24"/>
+        </w:rPr>
+      </w:r>
+    </w:p>
+    <w:p>
+      <w:pPr>
+        <w:pStyle w:val="Normal"/>
+        <w:spacing w:lineRule="auto" w:line="259" w:before="0" w:after="160"/>
+        <w:rPr>
+          <w:rFonts w:ascii="Arial" w:hAnsi="Arial" w:cs="Arial"/>
+          <w:b w:val="false"/>
+          <w:bCs w:val="false"/>
+          <w:i w:val="false"/>
+          <w:iCs w:val="false"/>
+          <w:sz w:val="24"/>
+          <w:szCs w:val="24"/>
+        </w:rPr>
+      </w:pPr>
+      <w:r>
+        <w:rPr>
+          <w:rFonts w:cs="Arial" w:ascii="Arial" w:hAnsi="Arial"/>
+          <w:b w:val="false"/>
+          <w:bCs w:val="false"/>
+          <w:i w:val="false"/>
+          <w:iCs w:val="false"/>
+          <w:sz w:val="24"/>
+          <w:szCs w:val="24"/>
+        </w:rPr>
+      </w:r>
+    </w:p>
+    <w:p>
+      <w:pPr>
+        <w:pStyle w:val="Normal"/>
+        <w:spacing w:lineRule="auto" w:line="259" w:before="0" w:after="160"/>
+        <w:rPr>
+          <w:rFonts w:ascii="Arial" w:hAnsi="Arial" w:cs="Arial"/>
+          <w:b w:val="false"/>
+          <w:bCs w:val="false"/>
+          <w:i w:val="false"/>
+          <w:iCs w:val="false"/>
+          <w:sz w:val="24"/>
+          <w:szCs w:val="24"/>
+        </w:rPr>
+      </w:pPr>
+      <w:r>
+        <w:rPr>
+          <w:rFonts w:cs="Arial" w:ascii="Arial" w:hAnsi="Arial"/>
+          <w:b w:val="false"/>
+          <w:bCs w:val="false"/>
+          <w:i w:val="false"/>
+          <w:iCs w:val="false"/>
+          <w:sz w:val="24"/>
+          <w:szCs w:val="24"/>
+        </w:rPr>
+      </w:r>
+    </w:p>
+    <w:p>
+      <w:pPr>
+        <w:pStyle w:val="Normal"/>
+        <w:spacing w:lineRule="auto" w:line="259" w:before="0" w:after="160"/>
+        <w:rPr>
+          <w:rFonts w:ascii="Arial" w:hAnsi="Arial" w:cs="Arial"/>
+          <w:b w:val="false"/>
+          <w:bCs w:val="false"/>
+          <w:i w:val="false"/>
+          <w:iCs w:val="false"/>
+          <w:sz w:val="24"/>
+          <w:szCs w:val="24"/>
+        </w:rPr>
+      </w:pPr>
+      <w:r>
+        <w:rPr>
+          <w:rFonts w:cs="Arial" w:ascii="Arial" w:hAnsi="Arial"/>
+          <w:b w:val="false"/>
+          <w:bCs w:val="false"/>
+          <w:i w:val="false"/>
+          <w:iCs w:val="false"/>
+          <w:sz w:val="24"/>
+          <w:szCs w:val="24"/>
+        </w:rPr>
+      </w:r>
+    </w:p>
+    <w:p>
+      <w:pPr>
+        <w:pStyle w:val="Normal"/>
+        <w:spacing w:lineRule="auto" w:line="259" w:before="0" w:after="160"/>
+        <w:jc w:val="center"/>
+        <w:rPr>
+          <w:rFonts w:ascii="Arial" w:hAnsi="Arial" w:cs="Arial"/>
+          <w:b w:val="false"/>
+          <w:bCs w:val="false"/>
+          <w:i w:val="false"/>
+          <w:iCs w:val="false"/>
+          <w:sz w:val="24"/>
+          <w:szCs w:val="24"/>
+        </w:rPr>
+      </w:pPr>
+      <w:r>
+        <w:rPr>
+          <w:rFonts w:cs="Arial" w:ascii="Arial" w:hAnsi="Arial"/>
+          <w:b w:val="false"/>
+          <w:bCs w:val="false"/>
+          <w:i w:val="false"/>
+          <w:iCs w:val="false"/>
+          <w:sz w:val="24"/>
+          <w:szCs w:val="24"/>
+        </w:rPr>
+        <w:t>Balestra</w:t>
+      </w:r>
+    </w:p>
+    <w:p>
+      <w:pPr>
+        <w:pStyle w:val="Normal"/>
+        <w:numPr>
+          <w:ilvl w:val="0"/>
+          <w:numId w:val="0"/>
+        </w:numPr>
+        <w:spacing w:lineRule="auto" w:line="259" w:before="0" w:after="160"/>
+        <w:ind w:hanging="0" w:start="720"/>
+        <w:rPr>
+          <w:rFonts w:ascii="Arial" w:hAnsi="Arial" w:cs="Arial"/>
+          <w:b w:val="false"/>
+          <w:bCs w:val="false"/>
+          <w:i w:val="false"/>
+          <w:iCs w:val="false"/>
+          <w:sz w:val="24"/>
+          <w:szCs w:val="24"/>
+        </w:rPr>
+      </w:pPr>
+      <w:r>
+        <w:rPr>
+          <w:rFonts w:cs="Arial" w:ascii="Arial" w:hAnsi="Arial"/>
+          <w:b w:val="false"/>
+          <w:bCs w:val="false"/>
+          <w:i w:val="false"/>
+          <w:iCs w:val="false"/>
+          <w:sz w:val="24"/>
+          <w:szCs w:val="24"/>
+        </w:rPr>
+      </w:r>
+    </w:p>
+    <w:p>
+      <w:pPr>
+        <w:pStyle w:val="Normal"/>
+        <w:numPr>
+          <w:ilvl w:val="0"/>
+          <w:numId w:val="3"/>
+        </w:numPr>
+        <w:spacing w:lineRule="auto" w:line="360" w:before="283" w:after="283"/>
+        <w:rPr>
+          <w:rFonts w:ascii="Arial" w:hAnsi="Arial" w:cs="Arial"/>
+          <w:b w:val="false"/>
+          <w:bCs w:val="false"/>
+          <w:i w:val="false"/>
+          <w:iCs w:val="false"/>
+          <w:sz w:val="24"/>
+          <w:szCs w:val="24"/>
+        </w:rPr>
+      </w:pPr>
+      <w:r>
+        <w:rPr>
+          <w:rFonts w:cs="Arial" w:ascii="Arial" w:hAnsi="Arial"/>
+          <w:b/>
+          <w:bCs/>
+          <w:i w:val="false"/>
+          <w:iCs w:val="false"/>
+          <w:sz w:val="24"/>
+          <w:szCs w:val="24"/>
+        </w:rPr>
+        <w:t>Katana:</w:t>
+      </w:r>
+      <w:r>
+        <w:rPr>
+          <w:rFonts w:cs="Arial" w:ascii="Arial" w:hAnsi="Arial"/>
+          <w:b w:val="false"/>
+          <w:bCs w:val="false"/>
+          <w:i w:val="false"/>
+          <w:iCs w:val="false"/>
+          <w:sz w:val="24"/>
+          <w:szCs w:val="24"/>
+        </w:rPr>
+        <w:t xml:space="preserve"> caracteriza-se por uma espada japonesa do tipo katana, de coloração vermelha. Seus ataques são rápidos e geram projéteis que atravessam múltiplos inimigos, porém possuem alcance reduzido. Foi projetada para eliminar rapidamente ameaças próximas ao jogador.</w:t>
+      </w:r>
     </w:p>
     <w:p>
       <w:pPr>
@@ -2054,15 +3214,15 @@
           <wp:anchor distT="0" distB="0" distL="0" distR="0" simplePos="0" relativeHeight="5" behindDoc="0" locked="0" layoutInCell="0" allowOverlap="1">
             <wp:simplePos x="0" y="0"/>
             <wp:positionH relativeFrom="column">
-              <wp:posOffset>25400</wp:posOffset>
+              <wp:align>center</wp:align>
             </wp:positionH>
             <wp:positionV relativeFrom="paragraph">
-              <wp:posOffset>110490</wp:posOffset>
+              <wp:posOffset>635</wp:posOffset>
             </wp:positionV>
-            <wp:extent cx="5760085" cy="3245485"/>
+            <wp:extent cx="3866515" cy="2231390"/>
             <wp:effectExtent l="0" t="0" r="0" b="0"/>
             <wp:wrapSquare wrapText="largest"/>
-            <wp:docPr id="4" name="Figura8"/>
+            <wp:docPr id="4" name="Figura7"/>
             <wp:cNvGraphicFramePr>
               <a:graphicFrameLocks xmlns:a="http://schemas.openxmlformats.org/drawingml/2006/main" noChangeAspect="1"/>
             </wp:cNvGraphicFramePr>
@@ -2070,7 +3230,7 @@
               <a:graphicData uri="http://schemas.openxmlformats.org/drawingml/2006/picture">
                 <pic:pic xmlns:pic="http://schemas.openxmlformats.org/drawingml/2006/picture">
                   <pic:nvPicPr>
-                    <pic:cNvPr id="4" name="Figura8"/>
+                    <pic:cNvPr id="4" name="Figura7"/>
                     <pic:cNvPicPr>
                       <a:picLocks noChangeAspect="1" noChangeArrowheads="1"/>
                     </pic:cNvPicPr>
@@ -2084,7 +3244,7 @@
                   <pic:spPr bwMode="auto">
                     <a:xfrm>
                       <a:off x="0" y="0"/>
-                      <a:ext cx="5760085" cy="3245485"/>
+                      <a:ext cx="3866515" cy="2231390"/>
                     </a:xfrm>
                     <a:prstGeom prst="rect">
                       <a:avLst/>
@@ -2098,6 +3258,2788 @@
         </w:drawing>
       </w:r>
       <w:r>
+        <w:rPr>
+          <w:rFonts w:cs="Arial" w:ascii="Arial" w:hAnsi="Arial"/>
+          <w:b w:val="false"/>
+          <w:bCs w:val="false"/>
+          <w:i w:val="false"/>
+          <w:iCs w:val="false"/>
+          <w:sz w:val="24"/>
+          <w:szCs w:val="24"/>
+        </w:rPr>
+        <w:tab/>
+      </w:r>
+    </w:p>
+    <w:p>
+      <w:pPr>
+        <w:pStyle w:val="Normal"/>
+        <w:spacing w:lineRule="auto" w:line="259" w:before="0" w:after="160"/>
+        <w:rPr>
+          <w:rFonts w:ascii="Arial" w:hAnsi="Arial" w:cs="Arial"/>
+          <w:b w:val="false"/>
+          <w:bCs w:val="false"/>
+          <w:i w:val="false"/>
+          <w:iCs w:val="false"/>
+          <w:sz w:val="24"/>
+          <w:szCs w:val="24"/>
+        </w:rPr>
+      </w:pPr>
+      <w:r>
+        <w:rPr>
+          <w:rFonts w:cs="Arial" w:ascii="Arial" w:hAnsi="Arial"/>
+          <w:b w:val="false"/>
+          <w:bCs w:val="false"/>
+          <w:i w:val="false"/>
+          <w:iCs w:val="false"/>
+          <w:sz w:val="24"/>
+          <w:szCs w:val="24"/>
+        </w:rPr>
+      </w:r>
+    </w:p>
+    <w:p>
+      <w:pPr>
+        <w:pStyle w:val="Normal"/>
+        <w:spacing w:lineRule="auto" w:line="259" w:before="0" w:after="160"/>
+        <w:rPr>
+          <w:rFonts w:ascii="Arial" w:hAnsi="Arial" w:cs="Arial"/>
+          <w:b w:val="false"/>
+          <w:bCs w:val="false"/>
+          <w:i w:val="false"/>
+          <w:iCs w:val="false"/>
+          <w:sz w:val="24"/>
+          <w:szCs w:val="24"/>
+        </w:rPr>
+      </w:pPr>
+      <w:r>
+        <w:rPr>
+          <w:rFonts w:cs="Arial" w:ascii="Arial" w:hAnsi="Arial"/>
+          <w:b w:val="false"/>
+          <w:bCs w:val="false"/>
+          <w:i w:val="false"/>
+          <w:iCs w:val="false"/>
+          <w:sz w:val="24"/>
+          <w:szCs w:val="24"/>
+        </w:rPr>
+      </w:r>
+    </w:p>
+    <w:p>
+      <w:pPr>
+        <w:pStyle w:val="Normal"/>
+        <w:spacing w:lineRule="auto" w:line="259" w:before="0" w:after="160"/>
+        <w:rPr>
+          <w:rFonts w:ascii="Arial" w:hAnsi="Arial" w:cs="Arial"/>
+          <w:b w:val="false"/>
+          <w:bCs w:val="false"/>
+          <w:i w:val="false"/>
+          <w:iCs w:val="false"/>
+          <w:sz w:val="24"/>
+          <w:szCs w:val="24"/>
+        </w:rPr>
+      </w:pPr>
+      <w:r>
+        <w:rPr>
+          <w:rFonts w:cs="Arial" w:ascii="Arial" w:hAnsi="Arial"/>
+          <w:b w:val="false"/>
+          <w:bCs w:val="false"/>
+          <w:i w:val="false"/>
+          <w:iCs w:val="false"/>
+          <w:sz w:val="24"/>
+          <w:szCs w:val="24"/>
+        </w:rPr>
+      </w:r>
+    </w:p>
+    <w:p>
+      <w:pPr>
+        <w:pStyle w:val="Normal"/>
+        <w:spacing w:lineRule="auto" w:line="259" w:before="0" w:after="160"/>
+        <w:rPr>
+          <w:rFonts w:ascii="Arial" w:hAnsi="Arial" w:cs="Arial"/>
+          <w:b w:val="false"/>
+          <w:bCs w:val="false"/>
+          <w:i w:val="false"/>
+          <w:iCs w:val="false"/>
+          <w:sz w:val="24"/>
+          <w:szCs w:val="24"/>
+        </w:rPr>
+      </w:pPr>
+      <w:r>
+        <w:rPr>
+          <w:rFonts w:cs="Arial" w:ascii="Arial" w:hAnsi="Arial"/>
+          <w:b w:val="false"/>
+          <w:bCs w:val="false"/>
+          <w:i w:val="false"/>
+          <w:iCs w:val="false"/>
+          <w:sz w:val="24"/>
+          <w:szCs w:val="24"/>
+        </w:rPr>
+      </w:r>
+    </w:p>
+    <w:p>
+      <w:pPr>
+        <w:pStyle w:val="Normal"/>
+        <w:spacing w:lineRule="auto" w:line="259" w:before="0" w:after="160"/>
+        <w:rPr>
+          <w:rFonts w:ascii="Arial" w:hAnsi="Arial" w:cs="Arial"/>
+          <w:b w:val="false"/>
+          <w:bCs w:val="false"/>
+          <w:i w:val="false"/>
+          <w:iCs w:val="false"/>
+          <w:sz w:val="24"/>
+          <w:szCs w:val="24"/>
+        </w:rPr>
+      </w:pPr>
+      <w:r>
+        <w:rPr>
+          <w:rFonts w:cs="Arial" w:ascii="Arial" w:hAnsi="Arial"/>
+          <w:b w:val="false"/>
+          <w:bCs w:val="false"/>
+          <w:i w:val="false"/>
+          <w:iCs w:val="false"/>
+          <w:sz w:val="24"/>
+          <w:szCs w:val="24"/>
+        </w:rPr>
+      </w:r>
+    </w:p>
+    <w:p>
+      <w:pPr>
+        <w:pStyle w:val="Normal"/>
+        <w:spacing w:lineRule="auto" w:line="259" w:before="0" w:after="160"/>
+        <w:rPr>
+          <w:rFonts w:ascii="Arial" w:hAnsi="Arial" w:cs="Arial"/>
+          <w:b w:val="false"/>
+          <w:bCs w:val="false"/>
+          <w:i w:val="false"/>
+          <w:iCs w:val="false"/>
+          <w:sz w:val="24"/>
+          <w:szCs w:val="24"/>
+        </w:rPr>
+      </w:pPr>
+      <w:r>
+        <w:rPr>
+          <w:rFonts w:cs="Arial" w:ascii="Arial" w:hAnsi="Arial"/>
+          <w:b w:val="false"/>
+          <w:bCs w:val="false"/>
+          <w:i w:val="false"/>
+          <w:iCs w:val="false"/>
+          <w:sz w:val="24"/>
+          <w:szCs w:val="24"/>
+        </w:rPr>
+      </w:r>
+    </w:p>
+    <w:p>
+      <w:pPr>
+        <w:pStyle w:val="Normal"/>
+        <w:spacing w:lineRule="auto" w:line="259" w:before="0" w:after="160"/>
+        <w:rPr>
+          <w:rFonts w:ascii="Arial" w:hAnsi="Arial" w:cs="Arial"/>
+          <w:b w:val="false"/>
+          <w:bCs w:val="false"/>
+          <w:i w:val="false"/>
+          <w:iCs w:val="false"/>
+          <w:sz w:val="24"/>
+          <w:szCs w:val="24"/>
+        </w:rPr>
+      </w:pPr>
+      <w:r>
+        <w:rPr>
+          <w:rFonts w:cs="Arial" w:ascii="Arial" w:hAnsi="Arial"/>
+          <w:b w:val="false"/>
+          <w:bCs w:val="false"/>
+          <w:i w:val="false"/>
+          <w:iCs w:val="false"/>
+          <w:sz w:val="24"/>
+          <w:szCs w:val="24"/>
+        </w:rPr>
+      </w:r>
+    </w:p>
+    <w:p>
+      <w:pPr>
+        <w:pStyle w:val="Normal"/>
+        <w:spacing w:lineRule="auto" w:line="259" w:before="0" w:after="160"/>
+        <w:jc w:val="center"/>
+        <w:rPr>
+          <w:rFonts w:ascii="Arial" w:hAnsi="Arial" w:cs="Arial"/>
+          <w:b w:val="false"/>
+          <w:bCs w:val="false"/>
+          <w:i w:val="false"/>
+          <w:iCs w:val="false"/>
+          <w:sz w:val="24"/>
+          <w:szCs w:val="24"/>
+        </w:rPr>
+      </w:pPr>
+      <w:r>
+        <w:rPr>
+          <w:rFonts w:cs="Arial" w:ascii="Arial" w:hAnsi="Arial"/>
+          <w:b w:val="false"/>
+          <w:bCs w:val="false"/>
+          <w:i w:val="false"/>
+          <w:iCs w:val="false"/>
+          <w:sz w:val="24"/>
+          <w:szCs w:val="24"/>
+        </w:rPr>
+        <w:t>Katana (Imagem rotacionada para caber melhor)</w:t>
+      </w:r>
+    </w:p>
+    <w:p>
+      <w:pPr>
+        <w:pStyle w:val="Normal"/>
+        <w:spacing w:lineRule="auto" w:line="259" w:before="0" w:after="160"/>
+        <w:rPr>
+          <w:rFonts w:ascii="Arial" w:hAnsi="Arial" w:cs="Arial"/>
+          <w:b w:val="false"/>
+          <w:bCs w:val="false"/>
+          <w:i w:val="false"/>
+          <w:iCs w:val="false"/>
+          <w:sz w:val="24"/>
+          <w:szCs w:val="24"/>
+        </w:rPr>
+      </w:pPr>
+      <w:r>
+        <w:rPr>
+          <w:rFonts w:cs="Arial" w:ascii="Arial" w:hAnsi="Arial"/>
+          <w:b w:val="false"/>
+          <w:bCs w:val="false"/>
+          <w:i w:val="false"/>
+          <w:iCs w:val="false"/>
+          <w:sz w:val="24"/>
+          <w:szCs w:val="24"/>
+        </w:rPr>
+      </w:r>
+    </w:p>
+    <w:p>
+      <w:pPr>
+        <w:pStyle w:val="Normal"/>
+        <w:spacing w:lineRule="auto" w:line="259" w:before="0" w:after="160"/>
+        <w:rPr>
+          <w:rFonts w:ascii="Arial" w:hAnsi="Arial" w:cs="Arial"/>
+          <w:b w:val="false"/>
+          <w:bCs w:val="false"/>
+          <w:i w:val="false"/>
+          <w:iCs w:val="false"/>
+          <w:sz w:val="24"/>
+          <w:szCs w:val="24"/>
+        </w:rPr>
+      </w:pPr>
+      <w:r>
+        <w:rPr>
+          <w:rFonts w:cs="Arial" w:ascii="Arial" w:hAnsi="Arial"/>
+          <w:b w:val="false"/>
+          <w:bCs w:val="false"/>
+          <w:i w:val="false"/>
+          <w:iCs w:val="false"/>
+          <w:sz w:val="24"/>
+          <w:szCs w:val="24"/>
+        </w:rPr>
+      </w:r>
+    </w:p>
+    <w:p>
+      <w:pPr>
+        <w:pStyle w:val="Normal"/>
+        <w:spacing w:lineRule="auto" w:line="360" w:before="283" w:after="283"/>
+        <w:rPr>
+          <w:rFonts w:ascii="Arial" w:hAnsi="Arial" w:cs="Arial"/>
+          <w:b w:val="false"/>
+          <w:bCs w:val="false"/>
+          <w:i w:val="false"/>
+          <w:iCs w:val="false"/>
+          <w:sz w:val="24"/>
+          <w:szCs w:val="24"/>
+        </w:rPr>
+      </w:pPr>
+      <w:r>
+        <w:rPr>
+          <w:rFonts w:cs="Arial" w:ascii="Arial" w:hAnsi="Arial"/>
+          <w:b w:val="false"/>
+          <w:bCs w:val="false"/>
+          <w:i w:val="false"/>
+          <w:iCs w:val="false"/>
+          <w:sz w:val="24"/>
+          <w:szCs w:val="24"/>
+        </w:rPr>
+        <w:t>Cada uma dessas armas possui um nível de energia que pode ser monitorado pelo jogador. A energia inicia em 100% e diminui gradualmente conforme a arma é utilizada. Quanto menor o nível de energia, menor é a eficiência do equipamento. Quando a arma permanece armazenada no arsenal e não está equipada, sua energia é recuperada progressivamente ao longo do tempo.</w:t>
+      </w:r>
+    </w:p>
+    <w:p>
+      <w:pPr>
+        <w:pStyle w:val="Normal"/>
+        <w:spacing w:lineRule="auto" w:line="360" w:before="283" w:after="283"/>
+        <w:rPr>
+          <w:rFonts w:ascii="Arial" w:hAnsi="Arial" w:cs="Arial"/>
+          <w:b/>
+          <w:bCs/>
+          <w:i w:val="false"/>
+          <w:iCs w:val="false"/>
+          <w:sz w:val="24"/>
+          <w:szCs w:val="24"/>
+        </w:rPr>
+      </w:pPr>
+      <w:r>
+        <w:rPr>
+          <w:rFonts w:cs="Arial" w:ascii="Arial" w:hAnsi="Arial"/>
+          <w:b/>
+          <w:bCs/>
+          <w:i w:val="false"/>
+          <w:iCs w:val="false"/>
+          <w:sz w:val="24"/>
+          <w:szCs w:val="24"/>
+        </w:rPr>
+        <w:t>2</w:t>
+      </w:r>
+      <w:r>
+        <w:rPr>
+          <w:rFonts w:cs="Arial" w:ascii="Arial" w:hAnsi="Arial"/>
+          <w:b/>
+          <w:bCs/>
+          <w:i w:val="false"/>
+          <w:iCs w:val="false"/>
+          <w:sz w:val="24"/>
+          <w:szCs w:val="24"/>
+        </w:rPr>
+        <w:t>.</w:t>
+      </w:r>
+      <w:r>
+        <w:rPr>
+          <w:rFonts w:cs="Arial" w:ascii="Arial" w:hAnsi="Arial"/>
+          <w:b/>
+          <w:bCs/>
+          <w:i w:val="false"/>
+          <w:iCs w:val="false"/>
+          <w:sz w:val="24"/>
+          <w:szCs w:val="24"/>
+        </w:rPr>
+        <w:t>3</w:t>
+        <w:tab/>
+      </w:r>
+      <w:r>
+        <w:rPr>
+          <w:rFonts w:cs="Arial" w:ascii="Arial" w:hAnsi="Arial"/>
+          <w:b/>
+          <w:bCs/>
+          <w:i w:val="false"/>
+          <w:iCs w:val="false"/>
+          <w:sz w:val="24"/>
+          <w:szCs w:val="24"/>
+        </w:rPr>
+        <w:t>Os inimigos</w:t>
+      </w:r>
+    </w:p>
+    <w:p>
+      <w:pPr>
+        <w:pStyle w:val="BodyText"/>
+        <w:spacing w:lineRule="auto" w:line="360" w:before="283" w:after="283"/>
+        <w:rPr>
+          <w:rFonts w:ascii="Arial" w:hAnsi="Arial" w:cs="Arial"/>
+          <w:b w:val="false"/>
+          <w:bCs w:val="false"/>
+          <w:i w:val="false"/>
+          <w:iCs w:val="false"/>
+          <w:sz w:val="24"/>
+          <w:szCs w:val="24"/>
+        </w:rPr>
+      </w:pPr>
+      <w:r>
+        <w:rPr>
+          <w:rFonts w:cs="Arial" w:ascii="Arial" w:hAnsi="Arial"/>
+          <w:b w:val="false"/>
+          <w:bCs w:val="false"/>
+          <w:i w:val="false"/>
+          <w:iCs w:val="false"/>
+          <w:sz w:val="24"/>
+          <w:szCs w:val="24"/>
+        </w:rPr>
+        <w:t>Neste jogo, todos os inimigos são robôs voadores que utilizam veículos aéreos ou outras formas de voo e possuem armamentos próprios para atacar o jogador.</w:t>
+      </w:r>
+    </w:p>
+    <w:p>
+      <w:pPr>
+        <w:pStyle w:val="BodyText"/>
+        <w:spacing w:lineRule="auto" w:line="360" w:before="283" w:after="283"/>
+        <w:jc w:val="start"/>
+        <w:rPr>
+          <w:rFonts w:ascii="Arial" w:hAnsi="Arial" w:cs="Arial"/>
+        </w:rPr>
+      </w:pPr>
+      <w:r>
+        <w:rPr>
+          <w:rFonts w:cs="Arial" w:ascii="Arial" w:hAnsi="Arial"/>
+        </w:rPr>
+        <w:t>Ao longo da partida, os inimigos surgem pelo lado direito da tela e se deslocam em direção ao jogador com o objetivo de atacá-lo. Quando um ataque inimigo atinge o personagem, este recebe dano proporcional ao poder do atacante.</w:t>
+      </w:r>
+    </w:p>
+    <w:p>
+      <w:pPr>
+        <w:pStyle w:val="BodyText"/>
+        <w:spacing w:lineRule="auto" w:line="360" w:before="283" w:after="283"/>
+        <w:jc w:val="start"/>
+        <w:rPr>
+          <w:rFonts w:ascii="Arial" w:hAnsi="Arial" w:cs="Arial"/>
+        </w:rPr>
+      </w:pPr>
+      <w:r>
+        <w:rPr>
+          <w:rFonts w:cs="Arial" w:ascii="Arial" w:hAnsi="Arial"/>
+        </w:rPr>
+        <w:t>Assim como o jogador, os inimigos possuem uma quantidade de vida. Essa vida é reduzida quando recebem ataques do jogador e, ao chegar a zero, o inimigo é destruído.</w:t>
+      </w:r>
+    </w:p>
+    <w:p>
+      <w:pPr>
+        <w:pStyle w:val="BodyText"/>
+        <w:spacing w:lineRule="auto" w:line="360" w:before="283" w:after="283"/>
+        <w:jc w:val="start"/>
+        <w:rPr>
+          <w:rFonts w:ascii="Arial" w:hAnsi="Arial" w:cs="Arial"/>
+        </w:rPr>
+      </w:pPr>
+      <w:r>
+        <w:rPr>
+          <w:rFonts w:cs="Arial" w:ascii="Arial" w:hAnsi="Arial"/>
+        </w:rPr>
+        <w:t>Atualmente, o jogo possui três tipos diferentes de inimigos, cada um com padrões próprios de movimentação e ataque. Além disso, cada inimigo possui três variantes, que diferem entre si em atributos como vida, dano e velocidade.</w:t>
+      </w:r>
+    </w:p>
+    <w:p>
+      <w:pPr>
+        <w:pStyle w:val="Normal"/>
+        <w:spacing w:lineRule="auto" w:line="360" w:before="283" w:after="283"/>
+        <w:rPr>
+          <w:rFonts w:ascii="Arial" w:hAnsi="Arial" w:cs="Arial"/>
+          <w:b w:val="false"/>
+          <w:bCs w:val="false"/>
+          <w:i w:val="false"/>
+          <w:iCs w:val="false"/>
+          <w:sz w:val="24"/>
+          <w:szCs w:val="24"/>
+        </w:rPr>
+      </w:pPr>
+      <w:r>
+        <w:rPr>
+          <w:rFonts w:cs="Arial" w:ascii="Arial" w:hAnsi="Arial"/>
+          <w:b w:val="false"/>
+          <w:bCs w:val="false"/>
+          <w:i w:val="false"/>
+          <w:iCs w:val="false"/>
+          <w:sz w:val="24"/>
+          <w:szCs w:val="24"/>
+        </w:rPr>
+        <w:t xml:space="preserve">Os inimigos </w:t>
+      </w:r>
+      <w:r>
+        <w:rPr>
+          <w:rFonts w:cs="Arial" w:ascii="Arial" w:hAnsi="Arial"/>
+          <w:b w:val="false"/>
+          <w:bCs w:val="false"/>
+          <w:i w:val="false"/>
+          <w:iCs w:val="false"/>
+          <w:sz w:val="24"/>
+          <w:szCs w:val="24"/>
+        </w:rPr>
+        <w:t>implementados</w:t>
+      </w:r>
+      <w:r>
+        <w:rPr>
+          <w:rFonts w:cs="Arial" w:ascii="Arial" w:hAnsi="Arial"/>
+          <w:b w:val="false"/>
+          <w:bCs w:val="false"/>
+          <w:i w:val="false"/>
+          <w:iCs w:val="false"/>
+          <w:sz w:val="24"/>
+          <w:szCs w:val="24"/>
+        </w:rPr>
+        <w:t xml:space="preserve"> até agora são:</w:t>
+      </w:r>
+    </w:p>
+    <w:p>
+      <w:pPr>
+        <w:pStyle w:val="Normal"/>
+        <w:numPr>
+          <w:ilvl w:val="0"/>
+          <w:numId w:val="4"/>
+        </w:numPr>
+        <w:spacing w:lineRule="auto" w:line="360" w:before="283" w:after="283"/>
+        <w:rPr>
+          <w:rFonts w:ascii="Arial" w:hAnsi="Arial" w:cs="Arial"/>
+          <w:b w:val="false"/>
+          <w:bCs w:val="false"/>
+          <w:i w:val="false"/>
+          <w:iCs w:val="false"/>
+          <w:sz w:val="24"/>
+          <w:szCs w:val="24"/>
+        </w:rPr>
+      </w:pPr>
+      <w:r>
+        <w:rPr>
+          <w:rFonts w:cs="Arial" w:ascii="Arial" w:hAnsi="Arial"/>
+          <w:b/>
+          <w:bCs/>
+          <w:i w:val="false"/>
+          <w:iCs w:val="false"/>
+          <w:sz w:val="24"/>
+          <w:szCs w:val="24"/>
+        </w:rPr>
+        <w:t>Motorc</w:t>
+      </w:r>
+      <w:r>
+        <w:rPr>
+          <w:rFonts w:cs="Arial" w:ascii="Arial" w:hAnsi="Arial"/>
+          <w:b/>
+          <w:bCs/>
+          <w:i w:val="false"/>
+          <w:iCs w:val="false"/>
+          <w:sz w:val="24"/>
+          <w:szCs w:val="24"/>
+        </w:rPr>
+        <w:t>y</w:t>
+      </w:r>
+      <w:r>
+        <w:rPr>
+          <w:rFonts w:cs="Arial" w:ascii="Arial" w:hAnsi="Arial"/>
+          <w:b/>
+          <w:bCs/>
+          <w:i w:val="false"/>
+          <w:iCs w:val="false"/>
+          <w:sz w:val="24"/>
+          <w:szCs w:val="24"/>
+        </w:rPr>
+        <w:t>cle Robot:</w:t>
+      </w:r>
+      <w:r>
+        <w:rPr>
+          <w:rFonts w:cs="Arial" w:ascii="Arial" w:hAnsi="Arial"/>
+          <w:b w:val="false"/>
+          <w:bCs w:val="false"/>
+          <w:i w:val="false"/>
+          <w:iCs w:val="false"/>
+          <w:sz w:val="24"/>
+          <w:szCs w:val="24"/>
+        </w:rPr>
+        <w:t xml:space="preserve"> consiste em dois robôs transportados por um veículo voador futurístico semelhante a uma motocicleta. Um dos robôs atua como piloto, enquanto o outro permanece voltado para trás do veículo portando uma arma. Seu comportamento consiste em manter distância do jogador enquanto o robô atirador mira periodicamente no alvo e realiza rajadas de dois disparos.</w:t>
+      </w:r>
+    </w:p>
+    <w:p>
+      <w:pPr>
+        <w:pStyle w:val="Normal"/>
+        <w:spacing w:lineRule="auto" w:line="259" w:before="0" w:after="160"/>
+        <w:rPr>
+          <w:rFonts w:ascii="Arial" w:hAnsi="Arial" w:cs="Arial"/>
+          <w:b w:val="false"/>
+          <w:bCs w:val="false"/>
+          <w:i w:val="false"/>
+          <w:iCs w:val="false"/>
+          <w:sz w:val="24"/>
+          <w:szCs w:val="24"/>
+        </w:rPr>
+      </w:pPr>
+      <w:r>
+        <w:rPr>
+          <w:rFonts w:cs="Arial" w:ascii="Arial" w:hAnsi="Arial"/>
+          <w:b w:val="false"/>
+          <w:bCs w:val="false"/>
+          <w:i w:val="false"/>
+          <w:iCs w:val="false"/>
+          <w:sz w:val="24"/>
+          <w:szCs w:val="24"/>
+        </w:rPr>
+        <w:drawing>
+          <wp:anchor distT="0" distB="0" distL="0" distR="0" simplePos="0" relativeHeight="6" behindDoc="0" locked="0" layoutInCell="0" allowOverlap="1">
+            <wp:simplePos x="0" y="0"/>
+            <wp:positionH relativeFrom="column">
+              <wp:align>center</wp:align>
+            </wp:positionH>
+            <wp:positionV relativeFrom="paragraph">
+              <wp:posOffset>635</wp:posOffset>
+            </wp:positionV>
+            <wp:extent cx="4157980" cy="2775585"/>
+            <wp:effectExtent l="0" t="0" r="0" b="0"/>
+            <wp:wrapSquare wrapText="largest"/>
+            <wp:docPr id="5" name="Figura9"/>
+            <wp:cNvGraphicFramePr>
+              <a:graphicFrameLocks xmlns:a="http://schemas.openxmlformats.org/drawingml/2006/main" noChangeAspect="1"/>
+            </wp:cNvGraphicFramePr>
+            <a:graphic xmlns:a="http://schemas.openxmlformats.org/drawingml/2006/main">
+              <a:graphicData uri="http://schemas.openxmlformats.org/drawingml/2006/picture">
+                <pic:pic xmlns:pic="http://schemas.openxmlformats.org/drawingml/2006/picture">
+                  <pic:nvPicPr>
+                    <pic:cNvPr id="5" name="Figura9"/>
+                    <pic:cNvPicPr>
+                      <a:picLocks noChangeAspect="1" noChangeArrowheads="1"/>
+                    </pic:cNvPicPr>
+                  </pic:nvPicPr>
+                  <pic:blipFill>
+                    <a:blip r:embed="rId6"/>
+                    <a:stretch>
+                      <a:fillRect/>
+                    </a:stretch>
+                  </pic:blipFill>
+                  <pic:spPr bwMode="auto">
+                    <a:xfrm>
+                      <a:off x="0" y="0"/>
+                      <a:ext cx="4157980" cy="2775585"/>
+                    </a:xfrm>
+                    <a:prstGeom prst="rect">
+                      <a:avLst/>
+                    </a:prstGeom>
+                    <a:noFill/>
+                  </pic:spPr>
+                </pic:pic>
+              </a:graphicData>
+            </a:graphic>
+          </wp:anchor>
+        </w:drawing>
+      </w:r>
+    </w:p>
+    <w:p>
+      <w:pPr>
+        <w:pStyle w:val="Normal"/>
+        <w:spacing w:lineRule="auto" w:line="259" w:before="0" w:after="160"/>
+        <w:rPr>
+          <w:rFonts w:ascii="Arial" w:hAnsi="Arial" w:cs="Arial"/>
+          <w:b w:val="false"/>
+          <w:bCs w:val="false"/>
+          <w:i w:val="false"/>
+          <w:iCs w:val="false"/>
+          <w:sz w:val="24"/>
+          <w:szCs w:val="24"/>
+        </w:rPr>
+      </w:pPr>
+      <w:r>
+        <w:rPr>
+          <w:rFonts w:cs="Arial" w:ascii="Arial" w:hAnsi="Arial"/>
+          <w:b w:val="false"/>
+          <w:bCs w:val="false"/>
+          <w:i w:val="false"/>
+          <w:iCs w:val="false"/>
+          <w:sz w:val="24"/>
+          <w:szCs w:val="24"/>
+        </w:rPr>
+      </w:r>
+    </w:p>
+    <w:p>
+      <w:pPr>
+        <w:pStyle w:val="Normal"/>
+        <w:spacing w:lineRule="auto" w:line="259" w:before="0" w:after="160"/>
+        <w:rPr>
+          <w:rFonts w:ascii="Arial" w:hAnsi="Arial" w:cs="Arial"/>
+          <w:b w:val="false"/>
+          <w:bCs w:val="false"/>
+          <w:i w:val="false"/>
+          <w:iCs w:val="false"/>
+          <w:sz w:val="24"/>
+          <w:szCs w:val="24"/>
+        </w:rPr>
+      </w:pPr>
+      <w:r>
+        <w:rPr>
+          <w:rFonts w:cs="Arial" w:ascii="Arial" w:hAnsi="Arial"/>
+          <w:b w:val="false"/>
+          <w:bCs w:val="false"/>
+          <w:i w:val="false"/>
+          <w:iCs w:val="false"/>
+          <w:sz w:val="24"/>
+          <w:szCs w:val="24"/>
+        </w:rPr>
+      </w:r>
+    </w:p>
+    <w:p>
+      <w:pPr>
+        <w:pStyle w:val="Normal"/>
+        <w:spacing w:lineRule="auto" w:line="259" w:before="0" w:after="160"/>
+        <w:rPr>
+          <w:rFonts w:ascii="Arial" w:hAnsi="Arial" w:cs="Arial"/>
+          <w:b w:val="false"/>
+          <w:bCs w:val="false"/>
+          <w:i w:val="false"/>
+          <w:iCs w:val="false"/>
+          <w:sz w:val="24"/>
+          <w:szCs w:val="24"/>
+        </w:rPr>
+      </w:pPr>
+      <w:r>
+        <w:rPr>
+          <w:rFonts w:cs="Arial" w:ascii="Arial" w:hAnsi="Arial"/>
+          <w:b w:val="false"/>
+          <w:bCs w:val="false"/>
+          <w:i w:val="false"/>
+          <w:iCs w:val="false"/>
+          <w:sz w:val="24"/>
+          <w:szCs w:val="24"/>
+        </w:rPr>
+      </w:r>
+    </w:p>
+    <w:p>
+      <w:pPr>
+        <w:pStyle w:val="Normal"/>
+        <w:spacing w:lineRule="auto" w:line="259" w:before="0" w:after="160"/>
+        <w:rPr>
+          <w:rFonts w:ascii="Arial" w:hAnsi="Arial" w:cs="Arial"/>
+          <w:b w:val="false"/>
+          <w:bCs w:val="false"/>
+          <w:i w:val="false"/>
+          <w:iCs w:val="false"/>
+          <w:sz w:val="24"/>
+          <w:szCs w:val="24"/>
+        </w:rPr>
+      </w:pPr>
+      <w:r>
+        <w:rPr>
+          <w:rFonts w:cs="Arial" w:ascii="Arial" w:hAnsi="Arial"/>
+          <w:b w:val="false"/>
+          <w:bCs w:val="false"/>
+          <w:i w:val="false"/>
+          <w:iCs w:val="false"/>
+          <w:sz w:val="24"/>
+          <w:szCs w:val="24"/>
+        </w:rPr>
+      </w:r>
+    </w:p>
+    <w:p>
+      <w:pPr>
+        <w:pStyle w:val="Normal"/>
+        <w:spacing w:lineRule="auto" w:line="259" w:before="0" w:after="160"/>
+        <w:rPr>
+          <w:rFonts w:ascii="Arial" w:hAnsi="Arial" w:cs="Arial"/>
+          <w:b w:val="false"/>
+          <w:bCs w:val="false"/>
+          <w:i w:val="false"/>
+          <w:iCs w:val="false"/>
+          <w:sz w:val="24"/>
+          <w:szCs w:val="24"/>
+        </w:rPr>
+      </w:pPr>
+      <w:r>
+        <w:rPr>
+          <w:rFonts w:cs="Arial" w:ascii="Arial" w:hAnsi="Arial"/>
+          <w:b w:val="false"/>
+          <w:bCs w:val="false"/>
+          <w:i w:val="false"/>
+          <w:iCs w:val="false"/>
+          <w:sz w:val="24"/>
+          <w:szCs w:val="24"/>
+        </w:rPr>
+      </w:r>
+    </w:p>
+    <w:p>
+      <w:pPr>
+        <w:pStyle w:val="Normal"/>
+        <w:spacing w:lineRule="auto" w:line="259" w:before="0" w:after="160"/>
+        <w:rPr>
+          <w:rFonts w:ascii="Arial" w:hAnsi="Arial" w:cs="Arial"/>
+          <w:b w:val="false"/>
+          <w:bCs w:val="false"/>
+          <w:i w:val="false"/>
+          <w:iCs w:val="false"/>
+          <w:sz w:val="24"/>
+          <w:szCs w:val="24"/>
+        </w:rPr>
+      </w:pPr>
+      <w:r>
+        <w:rPr>
+          <w:rFonts w:cs="Arial" w:ascii="Arial" w:hAnsi="Arial"/>
+          <w:b w:val="false"/>
+          <w:bCs w:val="false"/>
+          <w:i w:val="false"/>
+          <w:iCs w:val="false"/>
+          <w:sz w:val="24"/>
+          <w:szCs w:val="24"/>
+        </w:rPr>
+      </w:r>
+    </w:p>
+    <w:p>
+      <w:pPr>
+        <w:pStyle w:val="Normal"/>
+        <w:spacing w:lineRule="auto" w:line="259" w:before="0" w:after="160"/>
+        <w:jc w:val="center"/>
+        <w:rPr>
+          <w:rFonts w:ascii="Arial" w:hAnsi="Arial" w:cs="Arial"/>
+          <w:b w:val="false"/>
+          <w:bCs w:val="false"/>
+          <w:i w:val="false"/>
+          <w:iCs w:val="false"/>
+          <w:sz w:val="24"/>
+          <w:szCs w:val="24"/>
+        </w:rPr>
+      </w:pPr>
+      <w:r>
+        <w:rPr>
+          <w:rFonts w:cs="Arial" w:ascii="Arial" w:hAnsi="Arial"/>
+          <w:b w:val="false"/>
+          <w:bCs w:val="false"/>
+          <w:i w:val="false"/>
+          <w:iCs w:val="false"/>
+          <w:sz w:val="24"/>
+          <w:szCs w:val="24"/>
+        </w:rPr>
+      </w:r>
+    </w:p>
+    <w:p>
+      <w:pPr>
+        <w:pStyle w:val="Normal"/>
+        <w:spacing w:lineRule="auto" w:line="259" w:before="0" w:after="160"/>
+        <w:jc w:val="center"/>
+        <w:rPr>
+          <w:rFonts w:ascii="Arial" w:hAnsi="Arial" w:cs="Arial"/>
+          <w:b w:val="false"/>
+          <w:bCs w:val="false"/>
+          <w:i w:val="false"/>
+          <w:iCs w:val="false"/>
+          <w:sz w:val="24"/>
+          <w:szCs w:val="24"/>
+        </w:rPr>
+      </w:pPr>
+      <w:r>
+        <w:rPr>
+          <w:rFonts w:cs="Arial" w:ascii="Arial" w:hAnsi="Arial"/>
+          <w:b w:val="false"/>
+          <w:bCs w:val="false"/>
+          <w:i w:val="false"/>
+          <w:iCs w:val="false"/>
+          <w:sz w:val="24"/>
+          <w:szCs w:val="24"/>
+        </w:rPr>
+      </w:r>
+    </w:p>
+    <w:p>
+      <w:pPr>
+        <w:pStyle w:val="Normal"/>
+        <w:spacing w:lineRule="auto" w:line="259" w:before="0" w:after="160"/>
+        <w:jc w:val="center"/>
+        <w:rPr>
+          <w:rFonts w:ascii="Arial" w:hAnsi="Arial" w:cs="Arial"/>
+          <w:b w:val="false"/>
+          <w:bCs w:val="false"/>
+          <w:i w:val="false"/>
+          <w:iCs w:val="false"/>
+          <w:sz w:val="24"/>
+          <w:szCs w:val="24"/>
+        </w:rPr>
+      </w:pPr>
+      <w:r>
+        <w:rPr>
+          <w:rFonts w:cs="Arial" w:ascii="Arial" w:hAnsi="Arial"/>
+          <w:b w:val="false"/>
+          <w:bCs w:val="false"/>
+          <w:i w:val="false"/>
+          <w:iCs w:val="false"/>
+          <w:sz w:val="24"/>
+          <w:szCs w:val="24"/>
+        </w:rPr>
+      </w:r>
+    </w:p>
+    <w:p>
+      <w:pPr>
+        <w:pStyle w:val="Normal"/>
+        <w:spacing w:lineRule="auto" w:line="259" w:before="0" w:after="160"/>
+        <w:jc w:val="center"/>
+        <w:rPr>
+          <w:rFonts w:ascii="Arial" w:hAnsi="Arial" w:cs="Arial"/>
+          <w:b w:val="false"/>
+          <w:bCs w:val="false"/>
+          <w:i w:val="false"/>
+          <w:iCs w:val="false"/>
+          <w:sz w:val="24"/>
+          <w:szCs w:val="24"/>
+        </w:rPr>
+      </w:pPr>
+      <w:r>
+        <w:rPr>
+          <w:rFonts w:cs="Arial" w:ascii="Arial" w:hAnsi="Arial"/>
+          <w:b w:val="false"/>
+          <w:bCs w:val="false"/>
+          <w:i w:val="false"/>
+          <w:iCs w:val="false"/>
+          <w:sz w:val="24"/>
+          <w:szCs w:val="24"/>
+        </w:rPr>
+        <w:t>Motorcicle Robot</w:t>
+      </w:r>
+    </w:p>
+    <w:p>
+      <w:pPr>
+        <w:pStyle w:val="Normal"/>
+        <w:numPr>
+          <w:ilvl w:val="0"/>
+          <w:numId w:val="0"/>
+        </w:numPr>
+        <w:spacing w:lineRule="auto" w:line="259" w:before="0" w:after="160"/>
+        <w:ind w:hanging="0" w:start="720"/>
+        <w:jc w:val="start"/>
+        <w:rPr>
+          <w:rFonts w:ascii="Arial" w:hAnsi="Arial" w:cs="Arial"/>
+          <w:b w:val="false"/>
+          <w:bCs w:val="false"/>
+          <w:i w:val="false"/>
+          <w:iCs w:val="false"/>
+          <w:sz w:val="24"/>
+          <w:szCs w:val="24"/>
+        </w:rPr>
+      </w:pPr>
+      <w:r>
+        <w:rPr>
+          <w:rFonts w:cs="Arial" w:ascii="Arial" w:hAnsi="Arial"/>
+          <w:b w:val="false"/>
+          <w:bCs w:val="false"/>
+          <w:i w:val="false"/>
+          <w:iCs w:val="false"/>
+          <w:sz w:val="24"/>
+          <w:szCs w:val="24"/>
+        </w:rPr>
+      </w:r>
+    </w:p>
+    <w:p>
+      <w:pPr>
+        <w:pStyle w:val="Normal"/>
+        <w:numPr>
+          <w:ilvl w:val="0"/>
+          <w:numId w:val="5"/>
+        </w:numPr>
+        <w:spacing w:lineRule="auto" w:line="360" w:before="283" w:after="283"/>
+        <w:jc w:val="start"/>
+        <w:rPr>
+          <w:rFonts w:ascii="Arial" w:hAnsi="Arial" w:cs="Arial"/>
+          <w:b w:val="false"/>
+          <w:bCs w:val="false"/>
+          <w:i w:val="false"/>
+          <w:iCs w:val="false"/>
+          <w:sz w:val="24"/>
+          <w:szCs w:val="24"/>
+        </w:rPr>
+      </w:pPr>
+      <w:r>
+        <w:rPr>
+          <w:rFonts w:cs="Arial" w:ascii="Arial" w:hAnsi="Arial"/>
+          <w:b/>
+          <w:bCs/>
+          <w:i w:val="false"/>
+          <w:iCs w:val="false"/>
+          <w:sz w:val="24"/>
+          <w:szCs w:val="24"/>
+        </w:rPr>
+        <w:t xml:space="preserve">Jetpack </w:t>
+      </w:r>
+      <w:r>
+        <w:rPr>
+          <w:rFonts w:cs="Arial" w:ascii="Arial" w:hAnsi="Arial"/>
+          <w:b/>
+          <w:bCs/>
+          <w:i w:val="false"/>
+          <w:iCs w:val="false"/>
+          <w:sz w:val="24"/>
+          <w:szCs w:val="24"/>
+        </w:rPr>
+        <w:t>R</w:t>
+      </w:r>
+      <w:r>
+        <w:rPr>
+          <w:rFonts w:cs="Arial" w:ascii="Arial" w:hAnsi="Arial"/>
+          <w:b/>
+          <w:bCs/>
+          <w:i w:val="false"/>
+          <w:iCs w:val="false"/>
+          <w:sz w:val="24"/>
+          <w:szCs w:val="24"/>
+        </w:rPr>
+        <w:t>obot:</w:t>
+      </w:r>
+      <w:r>
+        <w:rPr>
+          <w:rFonts w:cs="Arial" w:ascii="Arial" w:hAnsi="Arial"/>
+          <w:b w:val="false"/>
+          <w:bCs w:val="false"/>
+          <w:i w:val="false"/>
+          <w:iCs w:val="false"/>
+          <w:sz w:val="24"/>
+          <w:szCs w:val="24"/>
+        </w:rPr>
+        <w:t xml:space="preserve"> consiste em um robô equipado com uma mochila propulsora. Seu comportamento é aproximar-se do jogador e lançar granadas explosivas em sua direção. Esses projéteis seguem uma trajetória parabólica antes de atingir o alvo.</w:t>
+      </w:r>
+    </w:p>
+    <w:p>
+      <w:pPr>
+        <w:pStyle w:val="Normal"/>
+        <w:numPr>
+          <w:ilvl w:val="0"/>
+          <w:numId w:val="0"/>
+        </w:numPr>
+        <w:spacing w:lineRule="auto" w:line="360" w:before="283" w:after="283"/>
+        <w:ind w:hanging="0" w:start="720"/>
+        <w:jc w:val="start"/>
+        <w:rPr>
+          <w:rFonts w:ascii="Arial" w:hAnsi="Arial" w:cs="Arial"/>
+          <w:b w:val="false"/>
+          <w:bCs w:val="false"/>
+          <w:i w:val="false"/>
+          <w:iCs w:val="false"/>
+          <w:sz w:val="24"/>
+          <w:szCs w:val="24"/>
+        </w:rPr>
+      </w:pPr>
+      <w:r>
+        <w:rPr>
+          <w:rFonts w:cs="Arial" w:ascii="Arial" w:hAnsi="Arial"/>
+          <w:b w:val="false"/>
+          <w:bCs w:val="false"/>
+          <w:i w:val="false"/>
+          <w:iCs w:val="false"/>
+          <w:sz w:val="24"/>
+          <w:szCs w:val="24"/>
+        </w:rPr>
+      </w:r>
+    </w:p>
+    <w:p>
+      <w:pPr>
+        <w:pStyle w:val="Normal"/>
+        <w:numPr>
+          <w:ilvl w:val="0"/>
+          <w:numId w:val="0"/>
+        </w:numPr>
+        <w:spacing w:lineRule="auto" w:line="259" w:before="0" w:after="160"/>
+        <w:ind w:hanging="0" w:start="720"/>
+        <w:jc w:val="start"/>
+        <w:rPr>
+          <w:rFonts w:ascii="Arial" w:hAnsi="Arial" w:cs="Arial"/>
+          <w:b w:val="false"/>
+          <w:bCs w:val="false"/>
+          <w:i w:val="false"/>
+          <w:iCs w:val="false"/>
+          <w:sz w:val="24"/>
+          <w:szCs w:val="24"/>
+        </w:rPr>
+      </w:pPr>
+      <w:r>
+        <w:rPr>
+          <w:rFonts w:cs="Arial" w:ascii="Arial" w:hAnsi="Arial"/>
+          <w:b w:val="false"/>
+          <w:bCs w:val="false"/>
+          <w:i w:val="false"/>
+          <w:iCs w:val="false"/>
+          <w:sz w:val="24"/>
+          <w:szCs w:val="24"/>
+        </w:rPr>
+        <w:drawing>
+          <wp:anchor distT="0" distB="0" distL="0" distR="0" simplePos="0" relativeHeight="7" behindDoc="0" locked="0" layoutInCell="0" allowOverlap="1">
+            <wp:simplePos x="0" y="0"/>
+            <wp:positionH relativeFrom="column">
+              <wp:align>center</wp:align>
+            </wp:positionH>
+            <wp:positionV relativeFrom="paragraph">
+              <wp:posOffset>635</wp:posOffset>
+            </wp:positionV>
+            <wp:extent cx="2418080" cy="2686685"/>
+            <wp:effectExtent l="0" t="0" r="0" b="0"/>
+            <wp:wrapSquare wrapText="largest"/>
+            <wp:docPr id="6" name="Figura10"/>
+            <wp:cNvGraphicFramePr>
+              <a:graphicFrameLocks xmlns:a="http://schemas.openxmlformats.org/drawingml/2006/main" noChangeAspect="1"/>
+            </wp:cNvGraphicFramePr>
+            <a:graphic xmlns:a="http://schemas.openxmlformats.org/drawingml/2006/main">
+              <a:graphicData uri="http://schemas.openxmlformats.org/drawingml/2006/picture">
+                <pic:pic xmlns:pic="http://schemas.openxmlformats.org/drawingml/2006/picture">
+                  <pic:nvPicPr>
+                    <pic:cNvPr id="6" name="Figura10"/>
+                    <pic:cNvPicPr>
+                      <a:picLocks noChangeAspect="1" noChangeArrowheads="1"/>
+                    </pic:cNvPicPr>
+                  </pic:nvPicPr>
+                  <pic:blipFill>
+                    <a:blip r:embed="rId7"/>
+                    <a:stretch>
+                      <a:fillRect/>
+                    </a:stretch>
+                  </pic:blipFill>
+                  <pic:spPr bwMode="auto">
+                    <a:xfrm>
+                      <a:off x="0" y="0"/>
+                      <a:ext cx="2418080" cy="2686685"/>
+                    </a:xfrm>
+                    <a:prstGeom prst="rect">
+                      <a:avLst/>
+                    </a:prstGeom>
+                    <a:noFill/>
+                  </pic:spPr>
+                </pic:pic>
+              </a:graphicData>
+            </a:graphic>
+          </wp:anchor>
+        </w:drawing>
+      </w:r>
+    </w:p>
+    <w:p>
+      <w:pPr>
+        <w:pStyle w:val="Normal"/>
+        <w:numPr>
+          <w:ilvl w:val="0"/>
+          <w:numId w:val="0"/>
+        </w:numPr>
+        <w:spacing w:lineRule="auto" w:line="259" w:before="0" w:after="160"/>
+        <w:ind w:hanging="0" w:start="720"/>
+        <w:jc w:val="start"/>
+        <w:rPr>
+          <w:rFonts w:ascii="Arial" w:hAnsi="Arial" w:cs="Arial"/>
+          <w:b w:val="false"/>
+          <w:bCs w:val="false"/>
+          <w:i w:val="false"/>
+          <w:iCs w:val="false"/>
+          <w:sz w:val="24"/>
+          <w:szCs w:val="24"/>
+        </w:rPr>
+      </w:pPr>
+      <w:r>
+        <w:rPr>
+          <w:rFonts w:cs="Arial" w:ascii="Arial" w:hAnsi="Arial"/>
+          <w:b w:val="false"/>
+          <w:bCs w:val="false"/>
+          <w:i w:val="false"/>
+          <w:iCs w:val="false"/>
+          <w:sz w:val="24"/>
+          <w:szCs w:val="24"/>
+        </w:rPr>
+      </w:r>
+    </w:p>
+    <w:p>
+      <w:pPr>
+        <w:pStyle w:val="Normal"/>
+        <w:numPr>
+          <w:ilvl w:val="0"/>
+          <w:numId w:val="0"/>
+        </w:numPr>
+        <w:spacing w:lineRule="auto" w:line="259" w:before="0" w:after="160"/>
+        <w:ind w:hanging="0" w:start="720"/>
+        <w:jc w:val="start"/>
+        <w:rPr>
+          <w:rFonts w:ascii="Arial" w:hAnsi="Arial" w:cs="Arial"/>
+          <w:b w:val="false"/>
+          <w:bCs w:val="false"/>
+          <w:i w:val="false"/>
+          <w:iCs w:val="false"/>
+          <w:sz w:val="24"/>
+          <w:szCs w:val="24"/>
+        </w:rPr>
+      </w:pPr>
+      <w:r>
+        <w:rPr>
+          <w:rFonts w:cs="Arial" w:ascii="Arial" w:hAnsi="Arial"/>
+          <w:b w:val="false"/>
+          <w:bCs w:val="false"/>
+          <w:i w:val="false"/>
+          <w:iCs w:val="false"/>
+          <w:sz w:val="24"/>
+          <w:szCs w:val="24"/>
+        </w:rPr>
+      </w:r>
+    </w:p>
+    <w:p>
+      <w:pPr>
+        <w:pStyle w:val="Normal"/>
+        <w:numPr>
+          <w:ilvl w:val="0"/>
+          <w:numId w:val="0"/>
+        </w:numPr>
+        <w:spacing w:lineRule="auto" w:line="259" w:before="0" w:after="160"/>
+        <w:ind w:hanging="0" w:start="720"/>
+        <w:jc w:val="start"/>
+        <w:rPr>
+          <w:rFonts w:ascii="Arial" w:hAnsi="Arial" w:cs="Arial"/>
+          <w:b w:val="false"/>
+          <w:bCs w:val="false"/>
+          <w:i w:val="false"/>
+          <w:iCs w:val="false"/>
+          <w:sz w:val="24"/>
+          <w:szCs w:val="24"/>
+        </w:rPr>
+      </w:pPr>
+      <w:r>
+        <w:rPr>
+          <w:rFonts w:cs="Arial" w:ascii="Arial" w:hAnsi="Arial"/>
+          <w:b w:val="false"/>
+          <w:bCs w:val="false"/>
+          <w:i w:val="false"/>
+          <w:iCs w:val="false"/>
+          <w:sz w:val="24"/>
+          <w:szCs w:val="24"/>
+        </w:rPr>
+      </w:r>
+    </w:p>
+    <w:p>
+      <w:pPr>
+        <w:pStyle w:val="Normal"/>
+        <w:numPr>
+          <w:ilvl w:val="0"/>
+          <w:numId w:val="0"/>
+        </w:numPr>
+        <w:spacing w:lineRule="auto" w:line="259" w:before="0" w:after="160"/>
+        <w:ind w:hanging="0" w:start="720"/>
+        <w:jc w:val="start"/>
+        <w:rPr>
+          <w:rFonts w:ascii="Arial" w:hAnsi="Arial" w:cs="Arial"/>
+          <w:b w:val="false"/>
+          <w:bCs w:val="false"/>
+          <w:i w:val="false"/>
+          <w:iCs w:val="false"/>
+          <w:sz w:val="24"/>
+          <w:szCs w:val="24"/>
+        </w:rPr>
+      </w:pPr>
+      <w:r>
+        <w:rPr>
+          <w:rFonts w:cs="Arial" w:ascii="Arial" w:hAnsi="Arial"/>
+          <w:b w:val="false"/>
+          <w:bCs w:val="false"/>
+          <w:i w:val="false"/>
+          <w:iCs w:val="false"/>
+          <w:sz w:val="24"/>
+          <w:szCs w:val="24"/>
+        </w:rPr>
+        <w:t xml:space="preserve"> </w:t>
+      </w:r>
+    </w:p>
+    <w:p>
+      <w:pPr>
+        <w:pStyle w:val="Normal"/>
+        <w:spacing w:lineRule="auto" w:line="259" w:before="0" w:after="160"/>
+        <w:jc w:val="start"/>
+        <w:rPr>
+          <w:rFonts w:ascii="Arial" w:hAnsi="Arial" w:cs="Arial"/>
+          <w:b w:val="false"/>
+          <w:bCs w:val="false"/>
+          <w:i w:val="false"/>
+          <w:iCs w:val="false"/>
+          <w:sz w:val="24"/>
+          <w:szCs w:val="24"/>
+        </w:rPr>
+      </w:pPr>
+      <w:r>
+        <w:rPr>
+          <w:rFonts w:cs="Arial" w:ascii="Arial" w:hAnsi="Arial"/>
+          <w:b w:val="false"/>
+          <w:bCs w:val="false"/>
+          <w:i w:val="false"/>
+          <w:iCs w:val="false"/>
+          <w:sz w:val="24"/>
+          <w:szCs w:val="24"/>
+        </w:rPr>
+      </w:r>
+    </w:p>
+    <w:p>
+      <w:pPr>
+        <w:pStyle w:val="Normal"/>
+        <w:spacing w:lineRule="auto" w:line="259" w:before="0" w:after="160"/>
+        <w:jc w:val="start"/>
+        <w:rPr>
+          <w:rFonts w:ascii="Arial" w:hAnsi="Arial" w:cs="Arial"/>
+          <w:b w:val="false"/>
+          <w:bCs w:val="false"/>
+          <w:i w:val="false"/>
+          <w:iCs w:val="false"/>
+          <w:sz w:val="24"/>
+          <w:szCs w:val="24"/>
+        </w:rPr>
+      </w:pPr>
+      <w:r>
+        <w:rPr>
+          <w:rFonts w:cs="Arial" w:ascii="Arial" w:hAnsi="Arial"/>
+          <w:b w:val="false"/>
+          <w:bCs w:val="false"/>
+          <w:i w:val="false"/>
+          <w:iCs w:val="false"/>
+          <w:sz w:val="24"/>
+          <w:szCs w:val="24"/>
+        </w:rPr>
+        <w:tab/>
+      </w:r>
+    </w:p>
+    <w:p>
+      <w:pPr>
+        <w:pStyle w:val="Normal"/>
+        <w:spacing w:lineRule="auto" w:line="259" w:before="0" w:after="160"/>
+        <w:jc w:val="start"/>
+        <w:rPr>
+          <w:rFonts w:ascii="Arial" w:hAnsi="Arial" w:cs="Arial"/>
+          <w:b w:val="false"/>
+          <w:bCs w:val="false"/>
+          <w:i w:val="false"/>
+          <w:iCs w:val="false"/>
+          <w:sz w:val="24"/>
+          <w:szCs w:val="24"/>
+        </w:rPr>
+      </w:pPr>
+      <w:r>
+        <w:rPr>
+          <w:rFonts w:cs="Arial" w:ascii="Arial" w:hAnsi="Arial"/>
+          <w:b w:val="false"/>
+          <w:bCs w:val="false"/>
+          <w:i w:val="false"/>
+          <w:iCs w:val="false"/>
+          <w:sz w:val="24"/>
+          <w:szCs w:val="24"/>
+        </w:rPr>
+      </w:r>
+    </w:p>
+    <w:p>
+      <w:pPr>
+        <w:pStyle w:val="Normal"/>
+        <w:spacing w:lineRule="auto" w:line="259" w:before="0" w:after="160"/>
+        <w:jc w:val="start"/>
+        <w:rPr>
+          <w:rFonts w:ascii="Arial" w:hAnsi="Arial" w:cs="Arial"/>
+          <w:b w:val="false"/>
+          <w:bCs w:val="false"/>
+          <w:i w:val="false"/>
+          <w:iCs w:val="false"/>
+          <w:sz w:val="24"/>
+          <w:szCs w:val="24"/>
+        </w:rPr>
+      </w:pPr>
+      <w:r>
+        <w:rPr>
+          <w:rFonts w:cs="Arial" w:ascii="Arial" w:hAnsi="Arial"/>
+          <w:b w:val="false"/>
+          <w:bCs w:val="false"/>
+          <w:i w:val="false"/>
+          <w:iCs w:val="false"/>
+          <w:sz w:val="24"/>
+          <w:szCs w:val="24"/>
+        </w:rPr>
+      </w:r>
+    </w:p>
+    <w:p>
+      <w:pPr>
+        <w:pStyle w:val="Normal"/>
+        <w:spacing w:lineRule="auto" w:line="259" w:before="0" w:after="160"/>
+        <w:jc w:val="start"/>
+        <w:rPr>
+          <w:rFonts w:ascii="Arial" w:hAnsi="Arial" w:cs="Arial"/>
+          <w:b w:val="false"/>
+          <w:bCs w:val="false"/>
+          <w:i w:val="false"/>
+          <w:iCs w:val="false"/>
+          <w:sz w:val="24"/>
+          <w:szCs w:val="24"/>
+        </w:rPr>
+      </w:pPr>
+      <w:r>
+        <w:rPr>
+          <w:rFonts w:cs="Arial" w:ascii="Arial" w:hAnsi="Arial"/>
+          <w:b w:val="false"/>
+          <w:bCs w:val="false"/>
+          <w:i w:val="false"/>
+          <w:iCs w:val="false"/>
+          <w:sz w:val="24"/>
+          <w:szCs w:val="24"/>
+        </w:rPr>
+      </w:r>
+    </w:p>
+    <w:p>
+      <w:pPr>
+        <w:pStyle w:val="Normal"/>
+        <w:spacing w:lineRule="auto" w:line="259" w:before="0" w:after="160"/>
+        <w:jc w:val="center"/>
+        <w:rPr>
+          <w:rFonts w:ascii="Arial" w:hAnsi="Arial" w:cs="Arial"/>
+          <w:b w:val="false"/>
+          <w:bCs w:val="false"/>
+          <w:i w:val="false"/>
+          <w:iCs w:val="false"/>
+          <w:sz w:val="24"/>
+          <w:szCs w:val="24"/>
+        </w:rPr>
+      </w:pPr>
+      <w:r>
+        <w:rPr>
+          <w:rFonts w:cs="Arial" w:ascii="Arial" w:hAnsi="Arial"/>
+          <w:b w:val="false"/>
+          <w:bCs w:val="false"/>
+          <w:i w:val="false"/>
+          <w:iCs w:val="false"/>
+          <w:sz w:val="24"/>
+          <w:szCs w:val="24"/>
+        </w:rPr>
+        <w:t>Jetpack robot</w:t>
+      </w:r>
+    </w:p>
+    <w:p>
+      <w:pPr>
+        <w:pStyle w:val="Normal"/>
+        <w:spacing w:lineRule="auto" w:line="259" w:before="0" w:after="160"/>
+        <w:jc w:val="center"/>
+        <w:rPr>
+          <w:rFonts w:ascii="Arial" w:hAnsi="Arial" w:cs="Arial"/>
+          <w:b w:val="false"/>
+          <w:bCs w:val="false"/>
+          <w:i w:val="false"/>
+          <w:iCs w:val="false"/>
+          <w:sz w:val="24"/>
+          <w:szCs w:val="24"/>
+        </w:rPr>
+      </w:pPr>
+      <w:r>
+        <w:rPr>
+          <w:rFonts w:cs="Arial" w:ascii="Arial" w:hAnsi="Arial"/>
+          <w:b w:val="false"/>
+          <w:bCs w:val="false"/>
+          <w:i w:val="false"/>
+          <w:iCs w:val="false"/>
+          <w:sz w:val="24"/>
+          <w:szCs w:val="24"/>
+        </w:rPr>
+      </w:r>
+    </w:p>
+    <w:p>
+      <w:pPr>
+        <w:pStyle w:val="Normal"/>
+        <w:numPr>
+          <w:ilvl w:val="0"/>
+          <w:numId w:val="6"/>
+        </w:numPr>
+        <w:spacing w:lineRule="auto" w:line="360" w:before="283" w:after="283"/>
+        <w:jc w:val="start"/>
+        <w:rPr>
+          <w:rFonts w:ascii="Arial" w:hAnsi="Arial" w:cs="Arial"/>
+          <w:b w:val="false"/>
+          <w:bCs w:val="false"/>
+          <w:i w:val="false"/>
+          <w:iCs w:val="false"/>
+          <w:sz w:val="24"/>
+          <w:szCs w:val="24"/>
+        </w:rPr>
+      </w:pPr>
+      <w:r>
+        <w:rPr>
+          <w:rFonts w:cs="Arial" w:ascii="Arial" w:hAnsi="Arial"/>
+          <w:b/>
+          <w:bCs/>
+          <w:i w:val="false"/>
+          <w:iCs w:val="false"/>
+          <w:sz w:val="24"/>
+          <w:szCs w:val="24"/>
+        </w:rPr>
+        <w:t xml:space="preserve">Van </w:t>
+      </w:r>
+      <w:r>
+        <w:rPr>
+          <w:rFonts w:cs="Arial" w:ascii="Arial" w:hAnsi="Arial"/>
+          <w:b/>
+          <w:bCs/>
+          <w:i w:val="false"/>
+          <w:iCs w:val="false"/>
+          <w:sz w:val="24"/>
+          <w:szCs w:val="24"/>
+        </w:rPr>
+        <w:t>R</w:t>
+      </w:r>
+      <w:r>
+        <w:rPr>
+          <w:rFonts w:cs="Arial" w:ascii="Arial" w:hAnsi="Arial"/>
+          <w:b/>
+          <w:bCs/>
+          <w:i w:val="false"/>
+          <w:iCs w:val="false"/>
+          <w:sz w:val="24"/>
+          <w:szCs w:val="24"/>
+        </w:rPr>
+        <w:t>obot:</w:t>
+      </w:r>
+      <w:r>
+        <w:rPr>
+          <w:rFonts w:cs="Arial" w:ascii="Arial" w:hAnsi="Arial"/>
+          <w:b w:val="false"/>
+          <w:bCs w:val="false"/>
+          <w:i w:val="false"/>
+          <w:iCs w:val="false"/>
+          <w:sz w:val="24"/>
+          <w:szCs w:val="24"/>
+        </w:rPr>
+        <w:t xml:space="preserve"> consiste em um veículo voador semelhante a uma van, cuja área de carga permanece aberta. Dentro dela encontra-se um robô equipado com uma minigun apontada para o exterior. Seu comportamento consiste em permanecer próximo à lateral da tela onde surgiu, sem realizar movimentação vertical significativa. Quando ataca, não mira diretamente no jogador, mas dispara uma sequência contínua de projéteis em linha reta.</w:t>
+      </w:r>
+    </w:p>
+    <w:p>
+      <w:pPr>
+        <w:pStyle w:val="Normal"/>
+        <w:numPr>
+          <w:ilvl w:val="0"/>
+          <w:numId w:val="0"/>
+        </w:numPr>
+        <w:spacing w:lineRule="auto" w:line="360" w:before="283" w:after="283"/>
+        <w:ind w:hanging="0" w:start="720"/>
+        <w:jc w:val="start"/>
+        <w:rPr>
+          <w:rFonts w:ascii="Arial" w:hAnsi="Arial" w:cs="Arial"/>
+          <w:b w:val="false"/>
+          <w:bCs w:val="false"/>
+          <w:i w:val="false"/>
+          <w:iCs w:val="false"/>
+          <w:sz w:val="24"/>
+          <w:szCs w:val="24"/>
+        </w:rPr>
+      </w:pPr>
+      <w:r>
+        <w:rPr>
+          <w:rFonts w:cs="Arial" w:ascii="Arial" w:hAnsi="Arial"/>
+          <w:b w:val="false"/>
+          <w:bCs w:val="false"/>
+          <w:i w:val="false"/>
+          <w:iCs w:val="false"/>
+          <w:sz w:val="24"/>
+          <w:szCs w:val="24"/>
+        </w:rPr>
+      </w:r>
+    </w:p>
+    <w:p>
+      <w:pPr>
+        <w:pStyle w:val="Normal"/>
+        <w:spacing w:lineRule="auto" w:line="259" w:before="0" w:after="160"/>
+        <w:jc w:val="start"/>
+        <w:rPr>
+          <w:rFonts w:ascii="Arial" w:hAnsi="Arial" w:cs="Arial"/>
+          <w:b w:val="false"/>
+          <w:bCs w:val="false"/>
+          <w:i w:val="false"/>
+          <w:iCs w:val="false"/>
+          <w:sz w:val="24"/>
+          <w:szCs w:val="24"/>
+        </w:rPr>
+      </w:pPr>
+      <w:r>
+        <w:rPr>
+          <w:rFonts w:cs="Arial" w:ascii="Arial" w:hAnsi="Arial"/>
+          <w:b w:val="false"/>
+          <w:bCs w:val="false"/>
+          <w:i w:val="false"/>
+          <w:iCs w:val="false"/>
+          <w:sz w:val="24"/>
+          <w:szCs w:val="24"/>
+        </w:rPr>
+        <w:drawing>
+          <wp:anchor distT="0" distB="0" distL="0" distR="0" simplePos="0" relativeHeight="8" behindDoc="0" locked="0" layoutInCell="0" allowOverlap="1">
+            <wp:simplePos x="0" y="0"/>
+            <wp:positionH relativeFrom="column">
+              <wp:align>center</wp:align>
+            </wp:positionH>
+            <wp:positionV relativeFrom="paragraph">
+              <wp:posOffset>635</wp:posOffset>
+            </wp:positionV>
+            <wp:extent cx="5760085" cy="2422525"/>
+            <wp:effectExtent l="0" t="0" r="0" b="0"/>
+            <wp:wrapSquare wrapText="largest"/>
+            <wp:docPr id="7" name="Figura11"/>
+            <wp:cNvGraphicFramePr>
+              <a:graphicFrameLocks xmlns:a="http://schemas.openxmlformats.org/drawingml/2006/main" noChangeAspect="1"/>
+            </wp:cNvGraphicFramePr>
+            <a:graphic xmlns:a="http://schemas.openxmlformats.org/drawingml/2006/main">
+              <a:graphicData uri="http://schemas.openxmlformats.org/drawingml/2006/picture">
+                <pic:pic xmlns:pic="http://schemas.openxmlformats.org/drawingml/2006/picture">
+                  <pic:nvPicPr>
+                    <pic:cNvPr id="7" name="Figura11"/>
+                    <pic:cNvPicPr>
+                      <a:picLocks noChangeAspect="1" noChangeArrowheads="1"/>
+                    </pic:cNvPicPr>
+                  </pic:nvPicPr>
+                  <pic:blipFill>
+                    <a:blip r:embed="rId8"/>
+                    <a:stretch>
+                      <a:fillRect/>
+                    </a:stretch>
+                  </pic:blipFill>
+                  <pic:spPr bwMode="auto">
+                    <a:xfrm>
+                      <a:off x="0" y="0"/>
+                      <a:ext cx="5760085" cy="2422525"/>
+                    </a:xfrm>
+                    <a:prstGeom prst="rect">
+                      <a:avLst/>
+                    </a:prstGeom>
+                    <a:noFill/>
+                  </pic:spPr>
+                </pic:pic>
+              </a:graphicData>
+            </a:graphic>
+          </wp:anchor>
+        </w:drawing>
+      </w:r>
+    </w:p>
+    <w:p>
+      <w:pPr>
+        <w:pStyle w:val="Normal"/>
+        <w:spacing w:lineRule="auto" w:line="259" w:before="0" w:after="160"/>
+        <w:jc w:val="center"/>
+        <w:rPr>
+          <w:rFonts w:ascii="Arial" w:hAnsi="Arial" w:cs="Arial"/>
+          <w:b w:val="false"/>
+          <w:bCs w:val="false"/>
+          <w:i w:val="false"/>
+          <w:iCs w:val="false"/>
+          <w:sz w:val="24"/>
+          <w:szCs w:val="24"/>
+        </w:rPr>
+      </w:pPr>
+      <w:r>
+        <w:rPr>
+          <w:rFonts w:cs="Arial" w:ascii="Arial" w:hAnsi="Arial"/>
+          <w:b w:val="false"/>
+          <w:bCs w:val="false"/>
+          <w:i w:val="false"/>
+          <w:iCs w:val="false"/>
+          <w:sz w:val="24"/>
+          <w:szCs w:val="24"/>
+        </w:rPr>
+        <w:t>Van Robot</w:t>
+      </w:r>
+    </w:p>
+    <w:p>
+      <w:pPr>
+        <w:pStyle w:val="Normal"/>
+        <w:spacing w:lineRule="auto" w:line="259" w:before="0" w:after="160"/>
+        <w:rPr>
+          <w:rFonts w:ascii="Arial" w:hAnsi="Arial" w:cs="Arial"/>
+          <w:b w:val="false"/>
+          <w:bCs w:val="false"/>
+          <w:i w:val="false"/>
+          <w:iCs w:val="false"/>
+          <w:sz w:val="24"/>
+          <w:szCs w:val="24"/>
+        </w:rPr>
+      </w:pPr>
+      <w:r>
+        <w:rPr>
+          <w:rFonts w:cs="Arial" w:ascii="Arial" w:hAnsi="Arial"/>
+          <w:b w:val="false"/>
+          <w:bCs w:val="false"/>
+          <w:i w:val="false"/>
+          <w:iCs w:val="false"/>
+          <w:sz w:val="24"/>
+          <w:szCs w:val="24"/>
+        </w:rPr>
+      </w:r>
+    </w:p>
+    <w:p>
+      <w:pPr>
+        <w:pStyle w:val="Normal"/>
+        <w:spacing w:lineRule="auto" w:line="259" w:before="0" w:after="160"/>
+        <w:rPr>
+          <w:rFonts w:ascii="Arial" w:hAnsi="Arial" w:cs="Arial"/>
+          <w:b w:val="false"/>
+          <w:bCs w:val="false"/>
+          <w:i w:val="false"/>
+          <w:iCs w:val="false"/>
+          <w:sz w:val="24"/>
+          <w:szCs w:val="24"/>
+        </w:rPr>
+      </w:pPr>
+      <w:r>
+        <w:rPr>
+          <w:rFonts w:cs="Arial" w:ascii="Arial" w:hAnsi="Arial"/>
+          <w:b w:val="false"/>
+          <w:bCs w:val="false"/>
+          <w:i w:val="false"/>
+          <w:iCs w:val="false"/>
+          <w:sz w:val="24"/>
+          <w:szCs w:val="24"/>
+        </w:rPr>
+      </w:r>
+    </w:p>
+    <w:p>
+      <w:pPr>
+        <w:pStyle w:val="Normal"/>
+        <w:spacing w:lineRule="auto" w:line="360" w:before="283" w:after="283"/>
+        <w:rPr>
+          <w:rFonts w:ascii="Arial" w:hAnsi="Arial" w:cs="Arial"/>
+          <w:b/>
+          <w:bCs/>
+          <w:i w:val="false"/>
+          <w:iCs w:val="false"/>
+          <w:sz w:val="24"/>
+          <w:szCs w:val="24"/>
+        </w:rPr>
+      </w:pPr>
+      <w:r>
+        <w:rPr>
+          <w:rFonts w:cs="Arial" w:ascii="Arial" w:hAnsi="Arial"/>
+          <w:b/>
+          <w:bCs/>
+          <w:i w:val="false"/>
+          <w:iCs w:val="false"/>
+          <w:sz w:val="24"/>
+          <w:szCs w:val="24"/>
+        </w:rPr>
+        <w:t>2</w:t>
+      </w:r>
+      <w:r>
+        <w:rPr>
+          <w:rFonts w:cs="Arial" w:ascii="Arial" w:hAnsi="Arial"/>
+          <w:b/>
+          <w:bCs/>
+          <w:i w:val="false"/>
+          <w:iCs w:val="false"/>
+          <w:sz w:val="24"/>
+          <w:szCs w:val="24"/>
+        </w:rPr>
+        <w:t>.</w:t>
+      </w:r>
+      <w:r>
+        <w:rPr>
+          <w:rFonts w:cs="Arial" w:ascii="Arial" w:hAnsi="Arial"/>
+          <w:b/>
+          <w:bCs/>
+          <w:i w:val="false"/>
+          <w:iCs w:val="false"/>
+          <w:sz w:val="24"/>
+          <w:szCs w:val="24"/>
+        </w:rPr>
+        <w:t>4</w:t>
+        <w:tab/>
+      </w:r>
+      <w:r>
+        <w:rPr>
+          <w:rFonts w:cs="Arial" w:ascii="Arial" w:hAnsi="Arial"/>
+          <w:b/>
+          <w:bCs/>
+          <w:i w:val="false"/>
+          <w:iCs w:val="false"/>
+          <w:sz w:val="24"/>
+          <w:szCs w:val="24"/>
+        </w:rPr>
+        <w:t>Detalhes de</w:t>
+      </w:r>
+      <w:r>
+        <w:rPr>
+          <w:rFonts w:cs="Arial" w:ascii="Arial" w:hAnsi="Arial"/>
+          <w:b/>
+          <w:bCs/>
+          <w:i w:val="false"/>
+          <w:iCs w:val="false"/>
+          <w:sz w:val="24"/>
+          <w:szCs w:val="24"/>
+        </w:rPr>
+        <w:t xml:space="preserve"> jogabilidade</w:t>
+      </w:r>
+    </w:p>
+    <w:p>
+      <w:pPr>
+        <w:pStyle w:val="BodyText"/>
+        <w:spacing w:lineRule="auto" w:line="360" w:before="283" w:after="283"/>
+        <w:rPr>
+          <w:rFonts w:ascii="Arial" w:hAnsi="Arial" w:cs="Arial"/>
+          <w:b w:val="false"/>
+          <w:bCs w:val="false"/>
+          <w:i w:val="false"/>
+          <w:iCs w:val="false"/>
+          <w:sz w:val="24"/>
+          <w:szCs w:val="24"/>
+        </w:rPr>
+      </w:pPr>
+      <w:r>
+        <w:rPr>
+          <w:rFonts w:cs="Arial" w:ascii="Arial" w:hAnsi="Arial"/>
+          <w:b w:val="false"/>
+          <w:bCs w:val="false"/>
+          <w:i w:val="false"/>
+          <w:iCs w:val="false"/>
+          <w:sz w:val="24"/>
+          <w:szCs w:val="24"/>
+        </w:rPr>
+        <w:t xml:space="preserve">O controle do personagem é realizado por meio do teclado e do mouse. O jogador utiliza as teclas </w:t>
+      </w:r>
+      <w:r>
+        <w:rPr>
+          <w:rStyle w:val="Strong"/>
+          <w:rFonts w:cs="Arial" w:ascii="Arial" w:hAnsi="Arial"/>
+          <w:i w:val="false"/>
+          <w:iCs w:val="false"/>
+          <w:sz w:val="24"/>
+          <w:szCs w:val="24"/>
+        </w:rPr>
+        <w:t>W</w:t>
+      </w:r>
+      <w:r>
+        <w:rPr>
+          <w:rFonts w:cs="Arial" w:ascii="Arial" w:hAnsi="Arial"/>
+          <w:b w:val="false"/>
+          <w:bCs w:val="false"/>
+          <w:i w:val="false"/>
+          <w:iCs w:val="false"/>
+          <w:sz w:val="24"/>
+          <w:szCs w:val="24"/>
+        </w:rPr>
+        <w:t xml:space="preserve">, </w:t>
+      </w:r>
+      <w:r>
+        <w:rPr>
+          <w:rStyle w:val="Strong"/>
+          <w:rFonts w:cs="Arial" w:ascii="Arial" w:hAnsi="Arial"/>
+          <w:i w:val="false"/>
+          <w:iCs w:val="false"/>
+          <w:sz w:val="24"/>
+          <w:szCs w:val="24"/>
+        </w:rPr>
+        <w:t>A</w:t>
+      </w:r>
+      <w:r>
+        <w:rPr>
+          <w:rFonts w:cs="Arial" w:ascii="Arial" w:hAnsi="Arial"/>
+          <w:b w:val="false"/>
+          <w:bCs w:val="false"/>
+          <w:i w:val="false"/>
+          <w:iCs w:val="false"/>
+          <w:sz w:val="24"/>
+          <w:szCs w:val="24"/>
+        </w:rPr>
+        <w:t xml:space="preserve">, </w:t>
+      </w:r>
+      <w:r>
+        <w:rPr>
+          <w:rStyle w:val="Strong"/>
+          <w:rFonts w:cs="Arial" w:ascii="Arial" w:hAnsi="Arial"/>
+          <w:i w:val="false"/>
+          <w:iCs w:val="false"/>
+          <w:sz w:val="24"/>
+          <w:szCs w:val="24"/>
+        </w:rPr>
+        <w:t>S</w:t>
+      </w:r>
+      <w:r>
+        <w:rPr>
+          <w:rFonts w:cs="Arial" w:ascii="Arial" w:hAnsi="Arial"/>
+          <w:b w:val="false"/>
+          <w:bCs w:val="false"/>
+          <w:i w:val="false"/>
+          <w:iCs w:val="false"/>
+          <w:sz w:val="24"/>
+          <w:szCs w:val="24"/>
+        </w:rPr>
+        <w:t xml:space="preserve"> e </w:t>
+      </w:r>
+      <w:r>
+        <w:rPr>
+          <w:rStyle w:val="Strong"/>
+          <w:rFonts w:cs="Arial" w:ascii="Arial" w:hAnsi="Arial"/>
+          <w:i w:val="false"/>
+          <w:iCs w:val="false"/>
+          <w:sz w:val="24"/>
+          <w:szCs w:val="24"/>
+        </w:rPr>
+        <w:t>D</w:t>
+      </w:r>
+      <w:r>
+        <w:rPr>
+          <w:rFonts w:cs="Arial" w:ascii="Arial" w:hAnsi="Arial"/>
+          <w:b w:val="false"/>
+          <w:bCs w:val="false"/>
+          <w:i w:val="false"/>
+          <w:iCs w:val="false"/>
+          <w:sz w:val="24"/>
+          <w:szCs w:val="24"/>
+        </w:rPr>
+        <w:t xml:space="preserve"> para movimentar o personagem livremente pelo cenário, enquanto a mira é controlada pelo cursor do mouse. Os disparos são realizados por meio do botão esquerdo do mouse e as teclas numéricas de </w:t>
+      </w:r>
+      <w:r>
+        <w:rPr>
+          <w:rStyle w:val="Strong"/>
+          <w:rFonts w:cs="Arial" w:ascii="Arial" w:hAnsi="Arial"/>
+          <w:i w:val="false"/>
+          <w:iCs w:val="false"/>
+          <w:sz w:val="24"/>
+          <w:szCs w:val="24"/>
+        </w:rPr>
+        <w:t>1 a 4</w:t>
+      </w:r>
+      <w:r>
+        <w:rPr>
+          <w:rFonts w:cs="Arial" w:ascii="Arial" w:hAnsi="Arial"/>
+          <w:b w:val="false"/>
+          <w:bCs w:val="false"/>
+          <w:i w:val="false"/>
+          <w:iCs w:val="false"/>
+          <w:sz w:val="24"/>
+          <w:szCs w:val="24"/>
+        </w:rPr>
+        <w:t xml:space="preserve"> permitem alternar entre as armas disponíveis.</w:t>
+      </w:r>
+    </w:p>
+    <w:p>
+      <w:pPr>
+        <w:pStyle w:val="BodyText"/>
+        <w:spacing w:lineRule="auto" w:line="360" w:before="283" w:after="283"/>
+        <w:rPr>
+          <w:rFonts w:ascii="Arial" w:hAnsi="Arial" w:cs="Arial"/>
+          <w:b w:val="false"/>
+          <w:bCs w:val="false"/>
+          <w:i w:val="false"/>
+          <w:iCs w:val="false"/>
+          <w:sz w:val="24"/>
+          <w:szCs w:val="24"/>
+        </w:rPr>
+      </w:pPr>
+      <w:r>
+        <w:rPr>
+          <w:rFonts w:cs="Arial" w:ascii="Arial" w:hAnsi="Arial"/>
+          <w:b w:val="false"/>
+          <w:bCs w:val="false"/>
+          <w:i w:val="false"/>
+          <w:iCs w:val="false"/>
+          <w:sz w:val="24"/>
+          <w:szCs w:val="24"/>
+        </w:rPr>
+        <w:t xml:space="preserve">Outra mecânica presente no sistema de combate é a interação entre projéteis. Além de causarem dano aos seus respectivos alvos, os disparos efetuados pelo jogador e pelos inimigos também podem colidir entre si. Quando ocorre uma colisão entre projéteis, ambos são destruídos, anulando seus efeitos e impedindo que atinjam seus alvos originais. </w:t>
+      </w:r>
+    </w:p>
+    <w:p>
+      <w:pPr>
+        <w:pStyle w:val="BodyText"/>
+        <w:spacing w:lineRule="auto" w:line="360" w:before="283" w:after="283"/>
+        <w:jc w:val="start"/>
+        <w:rPr>
+          <w:rFonts w:ascii="Arial" w:hAnsi="Arial" w:cs="Arial"/>
+        </w:rPr>
+      </w:pPr>
+      <w:r>
+        <w:rPr>
+          <w:rFonts w:cs="Arial" w:ascii="Arial" w:hAnsi="Arial"/>
+        </w:rPr>
+        <w:t>A câmera permanece fixa durante toda a partida, permitindo que o jogador visualize simultaneamente o personagem e os inimigos presentes na área de jogo.</w:t>
+      </w:r>
+    </w:p>
+    <w:p>
+      <w:pPr>
+        <w:pStyle w:val="BodyText"/>
+        <w:spacing w:lineRule="auto" w:line="360" w:before="283" w:after="283"/>
+        <w:jc w:val="start"/>
+        <w:rPr>
+          <w:rFonts w:ascii="Arial" w:hAnsi="Arial" w:cs="Arial"/>
+        </w:rPr>
+      </w:pPr>
+      <w:r>
+        <w:rPr>
+          <w:rFonts w:cs="Arial" w:ascii="Arial" w:hAnsi="Arial"/>
+        </w:rPr>
+        <w:t xml:space="preserve">Os inimigos são instanciados fora dos limites da tela, pelo lado direito do cenário, e avançam em direção à área visível do jogo. Após entrarem em cena, passam a executar seus respectivos comportamentos de movimentação e ataque definidos por sua inteligência artificial. Essa mecânica adiciona uma camada estratégica à jogabilidade, permitindo que o jogador utilize seus próprios ataques não apenas para eliminar inimigos, mas também para neutralizar projéteis adversários. </w:t>
+      </w:r>
+    </w:p>
+    <w:p>
+      <w:pPr>
+        <w:pStyle w:val="Normal"/>
+        <w:spacing w:lineRule="auto" w:line="360" w:before="283" w:after="283"/>
+        <w:rPr>
+          <w:rFonts w:ascii="Arial" w:hAnsi="Arial" w:cs="Arial"/>
+          <w:b w:val="false"/>
+          <w:bCs w:val="false"/>
+          <w:i w:val="false"/>
+          <w:iCs w:val="false"/>
+          <w:sz w:val="24"/>
+          <w:szCs w:val="24"/>
+        </w:rPr>
+      </w:pPr>
+      <w:r>
+        <w:rPr>
+          <w:rFonts w:cs="Arial" w:ascii="Arial" w:hAnsi="Arial"/>
+          <w:b w:val="false"/>
+          <w:bCs w:val="false"/>
+          <w:i w:val="false"/>
+          <w:iCs w:val="false"/>
+          <w:sz w:val="24"/>
+          <w:szCs w:val="24"/>
+        </w:rPr>
+      </w:r>
+    </w:p>
+    <w:p>
+      <w:pPr>
+        <w:pStyle w:val="Normal"/>
+        <w:spacing w:lineRule="auto" w:line="360" w:before="283" w:after="283"/>
+        <w:rPr>
+          <w:rFonts w:ascii="Arial" w:hAnsi="Arial" w:cs="Arial"/>
+          <w:b w:val="false"/>
+          <w:bCs w:val="false"/>
+          <w:i w:val="false"/>
+          <w:iCs w:val="false"/>
+          <w:sz w:val="24"/>
+          <w:szCs w:val="24"/>
+        </w:rPr>
+      </w:pPr>
+      <w:r>
+        <w:rPr>
+          <w:rFonts w:cs="Arial" w:ascii="Arial" w:hAnsi="Arial"/>
+          <w:b w:val="false"/>
+          <w:bCs w:val="false"/>
+          <w:i w:val="false"/>
+          <w:iCs w:val="false"/>
+          <w:sz w:val="24"/>
+          <w:szCs w:val="24"/>
+        </w:rPr>
+      </w:r>
+    </w:p>
+    <w:p>
+      <w:pPr>
+        <w:pStyle w:val="Normal"/>
+        <w:spacing w:lineRule="auto" w:line="360" w:before="283" w:after="283"/>
+        <w:rPr>
+          <w:rFonts w:ascii="Arial" w:hAnsi="Arial" w:cs="Arial"/>
+          <w:b/>
+          <w:bCs/>
+          <w:i w:val="false"/>
+          <w:iCs w:val="false"/>
+          <w:sz w:val="24"/>
+          <w:szCs w:val="24"/>
+        </w:rPr>
+      </w:pPr>
+      <w:r>
+        <w:rPr>
+          <w:rFonts w:cs="Arial" w:ascii="Arial" w:hAnsi="Arial"/>
+          <w:b/>
+          <w:bCs/>
+          <w:i w:val="false"/>
+          <w:iCs w:val="false"/>
+          <w:sz w:val="24"/>
+          <w:szCs w:val="24"/>
+        </w:rPr>
+        <w:t>3</w:t>
+      </w:r>
+      <w:r>
+        <w:rPr>
+          <w:rFonts w:cs="Arial" w:ascii="Arial" w:hAnsi="Arial"/>
+          <w:b/>
+          <w:bCs/>
+          <w:i w:val="false"/>
+          <w:iCs w:val="false"/>
+          <w:sz w:val="24"/>
+          <w:szCs w:val="24"/>
+        </w:rPr>
+        <w:t xml:space="preserve">. </w:t>
+        <w:tab/>
+        <w:t>METODOLOGIA</w:t>
+      </w:r>
+    </w:p>
+    <w:p>
+      <w:pPr>
+        <w:pStyle w:val="Normal"/>
+        <w:spacing w:lineRule="auto" w:line="360" w:before="283" w:after="283"/>
+        <w:rPr>
+          <w:rFonts w:ascii="Arial" w:hAnsi="Arial" w:cs="Arial"/>
+          <w:b/>
+          <w:bCs/>
+          <w:i w:val="false"/>
+          <w:iCs w:val="false"/>
+          <w:sz w:val="24"/>
+          <w:szCs w:val="24"/>
+        </w:rPr>
+      </w:pPr>
+      <w:r>
+        <w:rPr>
+          <w:rFonts w:cs="Arial" w:ascii="Arial" w:hAnsi="Arial"/>
+          <w:b/>
+          <w:bCs/>
+          <w:i w:val="false"/>
+          <w:iCs w:val="false"/>
+          <w:sz w:val="24"/>
+          <w:szCs w:val="24"/>
+        </w:rPr>
+      </w:r>
+    </w:p>
+    <w:p>
+      <w:pPr>
+        <w:pStyle w:val="Normal"/>
+        <w:spacing w:lineRule="auto" w:line="360" w:before="283" w:after="283"/>
+        <w:rPr>
+          <w:rFonts w:ascii="Arial" w:hAnsi="Arial" w:cs="Arial"/>
+          <w:b/>
+          <w:bCs/>
+          <w:i w:val="false"/>
+          <w:iCs w:val="false"/>
+          <w:sz w:val="24"/>
+          <w:szCs w:val="24"/>
+        </w:rPr>
+      </w:pPr>
+      <w:r>
+        <w:rPr>
+          <w:rFonts w:cs="Arial" w:ascii="Arial" w:hAnsi="Arial"/>
+          <w:b/>
+          <w:bCs/>
+          <w:i w:val="false"/>
+          <w:iCs w:val="false"/>
+          <w:sz w:val="24"/>
+          <w:szCs w:val="24"/>
+        </w:rPr>
+        <w:t>3.1</w:t>
+        <w:tab/>
+        <w:t>Design do jogo</w:t>
+      </w:r>
+    </w:p>
+    <w:p>
+      <w:pPr>
+        <w:pStyle w:val="Normal"/>
+        <w:spacing w:lineRule="auto" w:line="360" w:before="283" w:after="283"/>
+        <w:rPr>
+          <w:rFonts w:ascii="Arial" w:hAnsi="Arial" w:cs="Arial"/>
+          <w:b/>
+          <w:bCs/>
+          <w:i w:val="false"/>
+          <w:iCs w:val="false"/>
+          <w:sz w:val="24"/>
+          <w:szCs w:val="24"/>
+        </w:rPr>
+      </w:pPr>
+      <w:r>
+        <w:rPr>
+          <w:rFonts w:cs="Arial" w:ascii="Arial" w:hAnsi="Arial"/>
+          <w:b/>
+          <w:bCs/>
+          <w:i w:val="false"/>
+          <w:iCs w:val="false"/>
+          <w:sz w:val="24"/>
+          <w:szCs w:val="24"/>
+        </w:rPr>
+      </w:r>
+    </w:p>
+    <w:p>
+      <w:pPr>
+        <w:pStyle w:val="BodyText"/>
+        <w:spacing w:lineRule="auto" w:line="360" w:before="283" w:after="283"/>
+        <w:jc w:val="both"/>
+        <w:rPr>
+          <w:rFonts w:ascii="Arial" w:hAnsi="Arial" w:cs="Arial"/>
+          <w:b w:val="false"/>
+          <w:bCs w:val="false"/>
+          <w:i w:val="false"/>
+          <w:iCs w:val="false"/>
+          <w:sz w:val="24"/>
+          <w:szCs w:val="24"/>
+        </w:rPr>
+      </w:pPr>
+      <w:r>
+        <w:rPr>
+          <w:rFonts w:cs="Arial" w:ascii="Arial" w:hAnsi="Arial"/>
+          <w:b w:val="false"/>
+          <w:bCs w:val="false"/>
+          <w:i w:val="false"/>
+          <w:iCs w:val="false"/>
+          <w:sz w:val="24"/>
+          <w:szCs w:val="24"/>
+        </w:rPr>
+        <w:t>O design de Kill'em Clankers foi concebido inicialmente como um jogo de tiro arcade 2D com visão lateral, no qual o jogador persegue robôs hostis com o objetivo de eliminá-los. Ao longo do desenvolvimento, diversas ideias foram sendo incorporadas ao projeto, permitindo que o conceito inicial evoluísse e amadurecesse de forma gradual.</w:t>
+      </w:r>
+    </w:p>
+    <w:p>
+      <w:pPr>
+        <w:pStyle w:val="BodyText"/>
+        <w:spacing w:lineRule="auto" w:line="360" w:before="283" w:after="283"/>
+        <w:jc w:val="both"/>
+        <w:rPr>
+          <w:rFonts w:ascii="Arial" w:hAnsi="Arial" w:cs="Arial"/>
+        </w:rPr>
+      </w:pPr>
+      <w:r>
+        <w:rPr>
+          <w:rFonts w:cs="Arial" w:ascii="Arial" w:hAnsi="Arial"/>
+        </w:rPr>
+        <w:t>As principais inspirações para o design do jogo foram os títulos Metal Slug e Cuphead, ambos conhecidos por sua ação intensa e estilo arcade, além do personagem Aphelios, do jogo League of Legends. A mecânica de troca de armas presente nesse personagem serviu como inspiração para o sistema de arsenal desenvolvido para o jogador em Kill'em Clankers.</w:t>
+      </w:r>
+    </w:p>
+    <w:p>
+      <w:pPr>
+        <w:pStyle w:val="BodyText"/>
+        <w:spacing w:lineRule="auto" w:line="360" w:before="283" w:after="283"/>
+        <w:jc w:val="both"/>
+        <w:rPr>
+          <w:rFonts w:ascii="Arial" w:hAnsi="Arial" w:cs="Arial"/>
+        </w:rPr>
+      </w:pPr>
+      <w:r>
+        <w:rPr>
+          <w:rFonts w:cs="Arial" w:ascii="Arial" w:hAnsi="Arial"/>
+        </w:rPr>
+        <w:t>O design do jogo foi pensado para atender um público amplo, incluindo crianças e adolescentes que apreciam partidas rápidas e acessíveis, bem como jogadores mais experientes que tiveram contato com a era dos arcades e buscam reviver uma experiência semelhante em plataformas modernas.</w:t>
+      </w:r>
+    </w:p>
+    <w:p>
+      <w:pPr>
+        <w:pStyle w:val="Normal"/>
+        <w:spacing w:lineRule="auto" w:line="360" w:before="283" w:after="283"/>
+        <w:jc w:val="both"/>
+        <w:rPr>
+          <w:rFonts w:ascii="Arial" w:hAnsi="Arial" w:cs="Arial"/>
+          <w:b w:val="false"/>
+          <w:bCs w:val="false"/>
+          <w:i w:val="false"/>
+          <w:iCs w:val="false"/>
+          <w:sz w:val="24"/>
+          <w:szCs w:val="24"/>
+        </w:rPr>
+      </w:pPr>
+      <w:r>
+        <w:rPr>
+          <w:rFonts w:cs="Arial" w:ascii="Arial" w:hAnsi="Arial"/>
+          <w:b w:val="false"/>
+          <w:bCs w:val="false"/>
+          <w:i w:val="false"/>
+          <w:iCs w:val="false"/>
+          <w:sz w:val="24"/>
+          <w:szCs w:val="24"/>
+        </w:rPr>
+      </w:r>
+    </w:p>
+    <w:p>
+      <w:pPr>
+        <w:pStyle w:val="Normal"/>
+        <w:spacing w:lineRule="auto" w:line="360" w:before="283" w:after="283"/>
+        <w:jc w:val="both"/>
+        <w:rPr>
+          <w:rFonts w:ascii="Arial" w:hAnsi="Arial" w:cs="Arial"/>
+          <w:b/>
+          <w:bCs/>
+          <w:i w:val="false"/>
+          <w:iCs w:val="false"/>
+          <w:sz w:val="24"/>
+          <w:szCs w:val="24"/>
+        </w:rPr>
+      </w:pPr>
+      <w:r>
+        <w:rPr>
+          <w:rFonts w:cs="Arial" w:ascii="Arial" w:hAnsi="Arial"/>
+          <w:b/>
+          <w:bCs/>
+          <w:i w:val="false"/>
+          <w:iCs w:val="false"/>
+          <w:sz w:val="24"/>
+          <w:szCs w:val="24"/>
+        </w:rPr>
+        <w:t>3.2</w:t>
+        <w:tab/>
+        <w:t>Código e arquitetura</w:t>
+      </w:r>
+    </w:p>
+    <w:p>
+      <w:pPr>
+        <w:pStyle w:val="Normal"/>
+        <w:spacing w:lineRule="auto" w:line="360" w:before="283" w:after="283"/>
+        <w:jc w:val="both"/>
+        <w:rPr>
+          <w:rFonts w:ascii="Arial" w:hAnsi="Arial" w:cs="Arial"/>
+          <w:b/>
+          <w:bCs/>
+          <w:i w:val="false"/>
+          <w:iCs w:val="false"/>
+          <w:sz w:val="24"/>
+          <w:szCs w:val="24"/>
+        </w:rPr>
+      </w:pPr>
+      <w:r>
+        <w:rPr>
+          <w:rFonts w:cs="Arial" w:ascii="Arial" w:hAnsi="Arial"/>
+          <w:b/>
+          <w:bCs/>
+          <w:i w:val="false"/>
+          <w:iCs w:val="false"/>
+          <w:sz w:val="24"/>
+          <w:szCs w:val="24"/>
+        </w:rPr>
+      </w:r>
+    </w:p>
+    <w:p>
+      <w:pPr>
+        <w:pStyle w:val="BodyText"/>
+        <w:spacing w:lineRule="auto" w:line="360" w:before="283" w:after="283"/>
+        <w:jc w:val="both"/>
+        <w:rPr>
+          <w:rFonts w:ascii="Arial" w:hAnsi="Arial" w:cs="Arial"/>
+          <w:b w:val="false"/>
+          <w:bCs w:val="false"/>
+          <w:i w:val="false"/>
+          <w:iCs w:val="false"/>
+          <w:sz w:val="24"/>
+          <w:szCs w:val="24"/>
+        </w:rPr>
+      </w:pPr>
+      <w:r>
+        <w:rPr>
+          <w:rFonts w:cs="Arial" w:ascii="Arial" w:hAnsi="Arial"/>
+          <w:b w:val="false"/>
+          <w:bCs w:val="false"/>
+          <w:i w:val="false"/>
+          <w:iCs w:val="false"/>
+          <w:sz w:val="24"/>
+          <w:szCs w:val="24"/>
+        </w:rPr>
+        <w:t>T</w:t>
+      </w:r>
+      <w:r>
+        <w:rPr>
+          <w:rFonts w:cs="Arial" w:ascii="Arial" w:hAnsi="Arial"/>
+          <w:b w:val="false"/>
+          <w:bCs w:val="false"/>
+          <w:i w:val="false"/>
+          <w:iCs w:val="false"/>
+          <w:sz w:val="24"/>
+          <w:szCs w:val="24"/>
+        </w:rPr>
+        <w:t xml:space="preserve">odo o código do projeto foi desenvolvido utilizando a linguagem TypeScript em conjunto com o framework Phaser, tendo como ambiente principal de desenvolvimento o editor Visual Studio Code, </w:t>
+      </w:r>
+      <w:r>
+        <w:rPr>
+          <w:rFonts w:cs="Arial" w:ascii="Arial" w:hAnsi="Arial"/>
+          <w:b w:val="false"/>
+          <w:bCs w:val="false"/>
+          <w:i w:val="false"/>
+          <w:iCs w:val="false"/>
+          <w:sz w:val="24"/>
+          <w:szCs w:val="24"/>
+        </w:rPr>
+        <w:t>e com objetivo inicial de ser jogável pelo navegador.</w:t>
+      </w:r>
+    </w:p>
+    <w:p>
+      <w:pPr>
+        <w:pStyle w:val="BodyText"/>
+        <w:spacing w:lineRule="auto" w:line="360" w:before="283" w:after="283"/>
+        <w:jc w:val="both"/>
+        <w:rPr>
+          <w:rFonts w:ascii="Arial" w:hAnsi="Arial" w:cs="Arial"/>
+        </w:rPr>
+      </w:pPr>
+      <w:r>
+        <w:rPr>
+          <w:rFonts w:cs="Arial" w:ascii="Arial" w:hAnsi="Arial"/>
+        </w:rPr>
+        <w:t>O processo de desenvolvimento foi realizado de forma incremental, com os sistemas do jogo sendo implementados individualmente e refinados continuamente conforme novas funcionalidades e requisitos surgiam. Essa abordagem permitiu que diferentes mecânicas evoluíssem em paralelo ao longo do projeto.</w:t>
+      </w:r>
+    </w:p>
+    <w:p>
+      <w:pPr>
+        <w:pStyle w:val="BodyText"/>
+        <w:spacing w:lineRule="auto" w:line="360" w:before="283" w:after="283"/>
+        <w:jc w:val="both"/>
+        <w:rPr>
+          <w:rFonts w:ascii="Arial" w:hAnsi="Arial" w:cs="Arial"/>
+        </w:rPr>
+      </w:pPr>
+      <w:r>
+        <w:rPr>
+          <w:rFonts w:cs="Arial" w:ascii="Arial" w:hAnsi="Arial"/>
+        </w:rPr>
+        <w:t>Durante todo o desenvolvimento, houve uma preocupação constante com a organização, manutenção e escalabilidade do código. Para isso, foram adotadas práticas como orientação a objetos, separação de responsabilidades entre módulos e utilização de estruturas data-driven em diferentes sistemas do jogo. Essa abordagem permitiu que novos conteúdos, como armas, variações de inimigos e estágios do jogo, fossem adicionados principalmente por meio da configuração de dados, reduzindo a necessidade de modificações extensivas na lógica principal do projeto.</w:t>
+      </w:r>
+    </w:p>
+    <w:p>
+      <w:pPr>
+        <w:pStyle w:val="BodyText"/>
+        <w:spacing w:lineRule="auto" w:line="360" w:before="283" w:after="283"/>
+        <w:jc w:val="both"/>
+        <w:rPr>
+          <w:rFonts w:ascii="Arial" w:hAnsi="Arial" w:cs="Arial"/>
+        </w:rPr>
+      </w:pPr>
+      <w:r>
+        <w:rPr>
+          <w:rFonts w:cs="Arial" w:ascii="Arial" w:hAnsi="Arial"/>
+        </w:rPr>
+        <w:t>O versionamento do código-fonte foi realizado utilizando Git, enquanto o GitHub foi empregado como repositório remoto para armazenamento, sincronização e gerenciamento das diferentes versões do projeto.</w:t>
+      </w:r>
+    </w:p>
+    <w:p>
+      <w:pPr>
+        <w:pStyle w:val="BodyText"/>
+        <w:spacing w:lineRule="auto" w:line="360" w:before="283" w:after="283"/>
+        <w:jc w:val="both"/>
+        <w:rPr>
+          <w:rFonts w:ascii="Arial" w:hAnsi="Arial" w:cs="Arial"/>
+        </w:rPr>
+      </w:pPr>
+      <w:r>
+        <w:rPr>
+          <w:rFonts w:cs="Arial" w:ascii="Arial" w:hAnsi="Arial"/>
+        </w:rPr>
+        <w:t>Além disso, os comentários presentes no código foram escritos majoritariamente seguindo o padrão TSDoc, com o objetivo de melhorar a documentação, a organização e a legibilidade do software.</w:t>
+      </w:r>
+    </w:p>
+    <w:p>
+      <w:pPr>
+        <w:pStyle w:val="BodyText"/>
+        <w:spacing w:lineRule="auto" w:line="360" w:before="283" w:after="283"/>
+        <w:jc w:val="both"/>
+        <w:rPr>
+          <w:rFonts w:ascii="Arial" w:hAnsi="Arial" w:cs="Arial"/>
+        </w:rPr>
+      </w:pPr>
+      <w:r>
+        <w:rPr>
+          <w:rFonts w:cs="Arial" w:ascii="Arial" w:hAnsi="Arial"/>
+        </w:rPr>
+      </w:r>
+    </w:p>
+    <w:p>
+      <w:pPr>
+        <w:pStyle w:val="Normal"/>
+        <w:spacing w:lineRule="auto" w:line="360" w:before="283" w:after="283"/>
+        <w:jc w:val="both"/>
+        <w:rPr>
+          <w:rFonts w:ascii="Arial" w:hAnsi="Arial" w:cs="Arial"/>
+          <w:b/>
+          <w:bCs/>
+          <w:i w:val="false"/>
+          <w:iCs w:val="false"/>
+          <w:sz w:val="24"/>
+          <w:szCs w:val="24"/>
+        </w:rPr>
+      </w:pPr>
+      <w:r>
+        <w:rPr>
+          <w:rFonts w:cs="Arial" w:ascii="Arial" w:hAnsi="Arial"/>
+          <w:b/>
+          <w:bCs/>
+          <w:i w:val="false"/>
+          <w:iCs w:val="false"/>
+          <w:sz w:val="24"/>
+          <w:szCs w:val="24"/>
+        </w:rPr>
+        <w:t>3.3</w:t>
+        <w:tab/>
+        <w:t>Sprites e arte</w:t>
+      </w:r>
+    </w:p>
+    <w:p>
+      <w:pPr>
+        <w:pStyle w:val="Normal"/>
+        <w:spacing w:lineRule="auto" w:line="360" w:before="283" w:after="283"/>
+        <w:jc w:val="both"/>
+        <w:rPr>
+          <w:rFonts w:ascii="Arial" w:hAnsi="Arial" w:cs="Arial"/>
+          <w:b/>
+          <w:bCs/>
+          <w:i w:val="false"/>
+          <w:iCs w:val="false"/>
+          <w:sz w:val="24"/>
+          <w:szCs w:val="24"/>
+        </w:rPr>
+      </w:pPr>
+      <w:r>
+        <w:rPr>
+          <w:rFonts w:cs="Arial" w:ascii="Arial" w:hAnsi="Arial"/>
+          <w:b/>
+          <w:bCs/>
+          <w:i w:val="false"/>
+          <w:iCs w:val="false"/>
+          <w:sz w:val="24"/>
+          <w:szCs w:val="24"/>
+        </w:rPr>
+      </w:r>
+    </w:p>
+    <w:p>
+      <w:pPr>
+        <w:pStyle w:val="BodyText"/>
+        <w:spacing w:lineRule="auto" w:line="360" w:before="283" w:after="283"/>
+        <w:jc w:val="both"/>
+        <w:rPr>
+          <w:rFonts w:ascii="Arial" w:hAnsi="Arial" w:cs="Arial"/>
+          <w:b w:val="false"/>
+          <w:bCs w:val="false"/>
+          <w:i w:val="false"/>
+          <w:iCs w:val="false"/>
+          <w:sz w:val="24"/>
+          <w:szCs w:val="24"/>
+        </w:rPr>
+      </w:pPr>
+      <w:r>
+        <w:rPr>
+          <w:rFonts w:cs="Arial" w:ascii="Arial" w:hAnsi="Arial"/>
+          <w:b w:val="false"/>
+          <w:bCs w:val="false"/>
+          <w:i w:val="false"/>
+          <w:iCs w:val="false"/>
+          <w:sz w:val="24"/>
+          <w:szCs w:val="24"/>
+        </w:rPr>
+        <w:t>A produção dos elementos visuais de Kill'em Clankers seguiu um processo híbrido entre geração assistida por inteligência artificial e edição manual.</w:t>
+      </w:r>
+    </w:p>
+    <w:p>
+      <w:pPr>
+        <w:pStyle w:val="BodyText"/>
+        <w:spacing w:lineRule="auto" w:line="360" w:before="283" w:after="283"/>
+        <w:jc w:val="both"/>
+        <w:rPr>
+          <w:rFonts w:ascii="Arial" w:hAnsi="Arial" w:cs="Arial"/>
+        </w:rPr>
+      </w:pPr>
+      <w:r>
+        <w:rPr>
+          <w:rFonts w:cs="Arial" w:ascii="Arial" w:hAnsi="Arial"/>
+        </w:rPr>
+        <w:t>Inicialmente, a ferramenta ChatGPT foi utilizada para gerar imagens base do personage</w:t>
+      </w:r>
+      <w:r>
+        <w:rPr>
+          <w:rFonts w:cs="Arial" w:ascii="Arial" w:hAnsi="Arial"/>
+        </w:rPr>
+        <w:t>m principal</w:t>
+      </w:r>
+      <w:r>
+        <w:rPr>
+          <w:rFonts w:cs="Arial" w:ascii="Arial" w:hAnsi="Arial"/>
+        </w:rPr>
+        <w:t xml:space="preserve">, inimigos, armas, e demais elementos gráficos. Posteriormente, essas imagens passaram por um processo de edição utilizando Microsoft Paint e Piskel, no qual foram realizadas tarefas como remoção de fundos, redimensionamento, modularização de componentes visuais e </w:t>
+      </w:r>
+      <w:r>
+        <w:rPr>
+          <w:rFonts w:cs="Arial" w:ascii="Arial" w:hAnsi="Arial"/>
+        </w:rPr>
+        <w:t xml:space="preserve">outros </w:t>
+      </w:r>
+      <w:r>
+        <w:rPr>
+          <w:rFonts w:cs="Arial" w:ascii="Arial" w:hAnsi="Arial"/>
+        </w:rPr>
+        <w:t>ajustes necessários.</w:t>
+      </w:r>
+    </w:p>
+    <w:p>
+      <w:pPr>
+        <w:pStyle w:val="BodyText"/>
+        <w:spacing w:lineRule="auto" w:line="360" w:before="283" w:after="283"/>
+        <w:jc w:val="both"/>
+        <w:rPr>
+          <w:rFonts w:ascii="Arial" w:hAnsi="Arial" w:cs="Arial"/>
+        </w:rPr>
+      </w:pPr>
+      <w:r>
+        <w:rPr>
+          <w:rFonts w:cs="Arial" w:ascii="Arial" w:hAnsi="Arial"/>
+        </w:rPr>
+        <w:t>Essa abordagem permitiu acelerar a criação dos recursos gráficos ao mesmo tempo em que manteve liberdade para personalização e adaptação dos elementos gerados.</w:t>
+      </w:r>
+    </w:p>
+    <w:p>
+      <w:pPr>
+        <w:pStyle w:val="Normal"/>
+        <w:spacing w:lineRule="auto" w:line="360" w:before="283" w:after="283"/>
+        <w:jc w:val="both"/>
+        <w:rPr>
+          <w:rFonts w:ascii="Arial" w:hAnsi="Arial" w:cs="Arial"/>
+          <w:b w:val="false"/>
+          <w:bCs w:val="false"/>
+          <w:i w:val="false"/>
+          <w:iCs w:val="false"/>
+          <w:sz w:val="24"/>
+          <w:szCs w:val="24"/>
+        </w:rPr>
+      </w:pPr>
+      <w:r>
+        <w:rPr>
+          <w:rFonts w:cs="Arial" w:ascii="Arial" w:hAnsi="Arial"/>
+          <w:b w:val="false"/>
+          <w:bCs w:val="false"/>
+          <w:i w:val="false"/>
+          <w:iCs w:val="false"/>
+          <w:sz w:val="24"/>
+          <w:szCs w:val="24"/>
+        </w:rPr>
+      </w:r>
+    </w:p>
+    <w:p>
+      <w:pPr>
+        <w:pStyle w:val="Normal"/>
+        <w:spacing w:lineRule="auto" w:line="360" w:before="283" w:after="283"/>
+        <w:jc w:val="both"/>
+        <w:rPr>
+          <w:rFonts w:ascii="Arial" w:hAnsi="Arial" w:cs="Arial"/>
+          <w:b/>
+          <w:bCs/>
+          <w:i w:val="false"/>
+          <w:iCs w:val="false"/>
+          <w:sz w:val="24"/>
+          <w:szCs w:val="24"/>
+        </w:rPr>
+      </w:pPr>
+      <w:r>
+        <w:rPr>
+          <w:rFonts w:cs="Arial" w:ascii="Arial" w:hAnsi="Arial"/>
+          <w:b/>
+          <w:bCs/>
+          <w:i w:val="false"/>
+          <w:iCs w:val="false"/>
+          <w:sz w:val="24"/>
+          <w:szCs w:val="24"/>
+        </w:rPr>
+        <w:t>3.</w:t>
+      </w:r>
+      <w:r>
+        <w:rPr>
+          <w:rFonts w:cs="Arial" w:ascii="Arial" w:hAnsi="Arial"/>
+          <w:b/>
+          <w:bCs/>
+          <w:i w:val="false"/>
+          <w:iCs w:val="false"/>
+          <w:sz w:val="24"/>
+          <w:szCs w:val="24"/>
+        </w:rPr>
+        <w:t>4</w:t>
+      </w:r>
+      <w:r>
+        <w:rPr>
+          <w:rFonts w:cs="Arial" w:ascii="Arial" w:hAnsi="Arial"/>
+          <w:b/>
+          <w:bCs/>
+          <w:i w:val="false"/>
+          <w:iCs w:val="false"/>
+          <w:sz w:val="24"/>
+          <w:szCs w:val="24"/>
+        </w:rPr>
+        <w:tab/>
+        <w:t>Música e SFX</w:t>
+      </w:r>
+    </w:p>
+    <w:p>
+      <w:pPr>
+        <w:pStyle w:val="Normal"/>
+        <w:spacing w:lineRule="auto" w:line="360" w:before="283" w:after="283"/>
+        <w:jc w:val="both"/>
+        <w:rPr>
+          <w:rFonts w:ascii="Arial" w:hAnsi="Arial" w:cs="Arial"/>
+          <w:b/>
+          <w:bCs/>
+          <w:i w:val="false"/>
+          <w:iCs w:val="false"/>
+          <w:sz w:val="24"/>
+          <w:szCs w:val="24"/>
+        </w:rPr>
+      </w:pPr>
+      <w:r>
+        <w:rPr>
+          <w:rFonts w:cs="Arial" w:ascii="Arial" w:hAnsi="Arial"/>
+          <w:b/>
+          <w:bCs/>
+          <w:i w:val="false"/>
+          <w:iCs w:val="false"/>
+          <w:sz w:val="24"/>
+          <w:szCs w:val="24"/>
+        </w:rPr>
+      </w:r>
+    </w:p>
+    <w:p>
+      <w:pPr>
+        <w:pStyle w:val="BodyText"/>
+        <w:spacing w:lineRule="auto" w:line="360" w:before="283" w:after="283"/>
+        <w:jc w:val="both"/>
+        <w:rPr>
+          <w:rFonts w:ascii="Arial" w:hAnsi="Arial" w:cs="Arial"/>
+          <w:b w:val="false"/>
+          <w:bCs w:val="false"/>
+          <w:i w:val="false"/>
+          <w:iCs w:val="false"/>
+          <w:sz w:val="24"/>
+          <w:szCs w:val="24"/>
+        </w:rPr>
+      </w:pPr>
+      <w:r>
+        <w:rPr>
+          <w:rFonts w:cs="Arial" w:ascii="Arial" w:hAnsi="Arial"/>
+          <w:b w:val="false"/>
+          <w:bCs w:val="false"/>
+          <w:i w:val="false"/>
+          <w:iCs w:val="false"/>
+          <w:sz w:val="24"/>
+          <w:szCs w:val="24"/>
+        </w:rPr>
+        <w:t>A trilha sonora e os efeitos sonoros do projeto foram produzidos utilizando as estações de trabalho de áudio digital (DAWs) LMMS e Waveform.</w:t>
+      </w:r>
+    </w:p>
+    <w:p>
+      <w:pPr>
+        <w:pStyle w:val="BodyText"/>
+        <w:spacing w:lineRule="auto" w:line="360" w:before="283" w:after="283"/>
+        <w:jc w:val="both"/>
+        <w:rPr>
+          <w:rFonts w:ascii="Arial" w:hAnsi="Arial" w:cs="Arial"/>
+        </w:rPr>
+      </w:pPr>
+      <w:r>
+        <w:rPr>
+          <w:rFonts w:cs="Arial" w:ascii="Arial" w:hAnsi="Arial"/>
+        </w:rPr>
+        <w:t>O LMMS foi utilizado na composição e produção da trilha sonora devido à sua praticidade para mixagem e manipulação de instrumentos virtuais. Já o Waveform foi empregado na criação dos efeitos sonoros, principalmente em função de seus recursos de síntese sonora.</w:t>
+      </w:r>
+    </w:p>
+    <w:p>
+      <w:pPr>
+        <w:pStyle w:val="BodyText"/>
+        <w:spacing w:lineRule="auto" w:line="360" w:before="283" w:after="283"/>
+        <w:jc w:val="both"/>
+        <w:rPr>
+          <w:rFonts w:ascii="Arial" w:hAnsi="Arial" w:cs="Arial"/>
+        </w:rPr>
+      </w:pPr>
+      <w:r>
+        <w:rPr>
+          <w:rFonts w:cs="Arial" w:ascii="Arial" w:hAnsi="Arial"/>
+        </w:rPr>
+        <w:t>Os efeitos sonoros foram produzidos por meio da utilização de notas e sequências sonoras geradas por sintetizadores, posteriormente processadas com diferentes combinações de efeitos de distorção e modulação para produzir os sons utilizados no jogo.</w:t>
+      </w:r>
+    </w:p>
+    <w:p>
+      <w:pPr>
+        <w:pStyle w:val="Normal"/>
+        <w:spacing w:lineRule="auto" w:line="360" w:before="283" w:after="283"/>
+        <w:jc w:val="both"/>
+        <w:rPr>
+          <w:rFonts w:ascii="Arial" w:hAnsi="Arial" w:cs="Arial"/>
+          <w:b w:val="false"/>
+          <w:bCs w:val="false"/>
+          <w:i w:val="false"/>
+          <w:iCs w:val="false"/>
+          <w:sz w:val="24"/>
+          <w:szCs w:val="24"/>
+        </w:rPr>
+      </w:pPr>
+      <w:r>
+        <w:rPr>
+          <w:rFonts w:cs="Arial" w:ascii="Arial" w:hAnsi="Arial"/>
+          <w:b w:val="false"/>
+          <w:bCs w:val="false"/>
+          <w:i w:val="false"/>
+          <w:iCs w:val="false"/>
+          <w:sz w:val="24"/>
+          <w:szCs w:val="24"/>
+        </w:rPr>
+      </w:r>
+    </w:p>
+    <w:p>
+      <w:pPr>
+        <w:pStyle w:val="Normal"/>
+        <w:spacing w:lineRule="auto" w:line="360" w:before="283" w:after="283"/>
+        <w:rPr/>
+      </w:pPr>
+      <w:r>
+        <w:rPr>
+          <w:rFonts w:cs="Arial" w:ascii="Arial" w:hAnsi="Arial"/>
+          <w:b/>
+          <w:bCs/>
+          <w:i w:val="false"/>
+          <w:iCs w:val="false"/>
+          <w:sz w:val="24"/>
+          <w:szCs w:val="24"/>
+        </w:rPr>
+        <w:t>4.</w:t>
+      </w:r>
+      <w:r>
+        <w:rPr>
+          <w:rFonts w:cs="Arial" w:ascii="Arial" w:hAnsi="Arial"/>
+          <w:b w:val="false"/>
+          <w:bCs w:val="false"/>
+          <w:i w:val="false"/>
+          <w:iCs w:val="false"/>
+          <w:sz w:val="24"/>
+          <w:szCs w:val="24"/>
+        </w:rPr>
+        <w:tab/>
+      </w:r>
+      <w:r>
+        <w:rPr>
+          <w:rFonts w:cs="Arial" w:ascii="Arial" w:hAnsi="Arial"/>
+          <w:b/>
+          <w:bCs/>
+          <w:i w:val="false"/>
+          <w:iCs w:val="false"/>
+          <w:sz w:val="24"/>
+          <w:szCs w:val="24"/>
+        </w:rPr>
+        <w:t>RESULTADOS OBTIDOS</w:t>
+      </w:r>
+      <w:r>
         <w:br w:type="page"/>
       </w:r>
     </w:p>
@@ -2105,52 +6047,7 @@
       <w:pPr>
         <w:pStyle w:val="NormalWeb"/>
         <w:shd w:val="clear" w:color="auto" w:fill="FFFFFF"/>
-        <w:spacing w:lineRule="auto" w:line="360" w:beforeAutospacing="0" w:before="0" w:afterAutospacing="0" w:after="0"/>
-        <w:ind w:hanging="0" w:start="0"/>
-        <w:jc w:val="both"/>
-        <w:rPr>
-          <w:rFonts w:ascii="Arial" w:hAnsi="Arial" w:cs="Arial"/>
-        </w:rPr>
-      </w:pPr>
-      <w:r>
-        <w:rPr>
-          <w:rFonts w:cs="Arial" w:ascii="Arial" w:hAnsi="Arial"/>
-          <w:b w:val="false"/>
-          <w:bCs w:val="false"/>
-        </w:rPr>
-        <w:t>4.</w:t>
-      </w:r>
-      <w:r>
-        <w:rPr>
-          <w:rFonts w:cs="Arial" w:ascii="Arial" w:hAnsi="Arial"/>
-          <w:b/>
-        </w:rPr>
-        <w:tab/>
-        <w:t>CONCLUSÃO</w:t>
-      </w:r>
-    </w:p>
-    <w:p>
-      <w:pPr>
-        <w:pStyle w:val="NormalWeb"/>
-        <w:shd w:val="clear" w:color="auto" w:fill="FFFFFF"/>
-        <w:spacing w:lineRule="auto" w:line="360" w:beforeAutospacing="0" w:before="0" w:afterAutospacing="0" w:after="0"/>
-        <w:ind w:hanging="0" w:start="0"/>
-        <w:jc w:val="both"/>
-        <w:rPr>
-          <w:rFonts w:ascii="Arial" w:hAnsi="Arial" w:cs="Arial"/>
-        </w:rPr>
-      </w:pPr>
-      <w:r>
-        <w:rPr>
-          <w:rFonts w:cs="Arial" w:ascii="Arial" w:hAnsi="Arial"/>
-        </w:rPr>
-      </w:r>
-    </w:p>
-    <w:p>
-      <w:pPr>
-        <w:pStyle w:val="NormalWeb"/>
-        <w:shd w:val="clear" w:color="auto" w:fill="FFFFFF"/>
-        <w:spacing w:lineRule="auto" w:line="360" w:beforeAutospacing="0" w:before="0" w:afterAutospacing="0" w:after="0"/>
+        <w:spacing w:lineRule="auto" w:line="360" w:beforeAutospacing="0" w:before="283" w:afterAutospacing="0" w:after="283"/>
         <w:ind w:hanging="0" w:start="0"/>
         <w:jc w:val="both"/>
         <w:rPr/>
@@ -2158,31 +6055,34 @@
       <w:r>
         <w:rPr>
           <w:rFonts w:cs="Arial" w:ascii="Arial" w:hAnsi="Arial"/>
-          <w:b w:val="false"/>
-          <w:bCs w:val="false"/>
+          <w:b/>
+          <w:bCs/>
+        </w:rPr>
+        <w:t>5.</w:t>
+      </w:r>
+      <w:r>
+        <w:rPr>
+          <w:rFonts w:cs="Arial" w:ascii="Arial" w:hAnsi="Arial"/>
+          <w:b/>
         </w:rPr>
         <w:tab/>
-        <w:t>Os resultados obtidos pelo Simple Keeper me satisfazem a respeito dele ser um método simples de guardar cadastros de diversas plataformas. Identifico três pontos principais de melhoria atualmente: adicionar camada de proteção extra para acesso por meio de requisitar a senha do login do usuário atual do computador pra acessar os cards de cadastros, adicionar criptografia no salvamento das senhas, e adicionar um cadastro de usuário no aplicativo e um banco de dados na nuvem para usuários poderem armazenar seus dados remotamente e poder acessá-los de diversos dispositivos.</w:t>
+        <w:t>CONCLUSÃO</w:t>
       </w:r>
     </w:p>
     <w:p>
       <w:pPr>
         <w:pStyle w:val="NormalWeb"/>
         <w:shd w:val="clear" w:color="auto" w:fill="FFFFFF"/>
-        <w:spacing w:lineRule="auto" w:line="360" w:beforeAutospacing="0" w:before="0" w:afterAutospacing="0" w:after="0"/>
+        <w:spacing w:lineRule="auto" w:line="360" w:beforeAutospacing="0" w:before="283" w:afterAutospacing="0" w:after="283"/>
         <w:ind w:hanging="0" w:start="0"/>
         <w:jc w:val="both"/>
         <w:rPr>
           <w:rFonts w:ascii="Arial" w:hAnsi="Arial" w:cs="Arial"/>
-          <w:b w:val="false"/>
-          <w:bCs w:val="false"/>
-        </w:rPr>
-      </w:pPr>
-      <w:r>
-        <w:rPr>
-          <w:rFonts w:cs="Arial" w:ascii="Arial" w:hAnsi="Arial"/>
-          <w:b w:val="false"/>
-          <w:bCs w:val="false"/>
+        </w:rPr>
+      </w:pPr>
+      <w:r>
+        <w:rPr>
+          <w:rFonts w:cs="Arial" w:ascii="Arial" w:hAnsi="Arial"/>
         </w:rPr>
       </w:r>
     </w:p>
@@ -2190,180 +6090,60 @@
       <w:pPr>
         <w:pStyle w:val="NormalWeb"/>
         <w:shd w:val="clear" w:color="auto" w:fill="FFFFFF"/>
-        <w:spacing w:lineRule="auto" w:line="360" w:beforeAutospacing="0" w:before="0" w:afterAutospacing="0" w:after="0"/>
+        <w:spacing w:lineRule="auto" w:line="360" w:beforeAutospacing="0" w:before="283" w:afterAutospacing="0" w:after="283"/>
+        <w:ind w:hanging="0" w:start="0"/>
+        <w:jc w:val="start"/>
+        <w:rPr/>
+      </w:pPr>
+      <w:r>
+        <w:rPr>
+          <w:rFonts w:cs="Arial" w:ascii="Arial" w:hAnsi="Arial"/>
+          <w:b w:val="false"/>
+          <w:bCs w:val="false"/>
+        </w:rPr>
+        <w:tab/>
+      </w:r>
+      <w:r>
+        <w:rPr>
+          <w:rFonts w:cs="Arial" w:ascii="Arial" w:hAnsi="Arial"/>
+          <w:b w:val="false"/>
+          <w:bCs w:val="false"/>
+        </w:rPr>
+        <w:t xml:space="preserve">O desenvolvimento de Kill'em Clankers representou uma experiência significativa de aprendizado no uso da linguagem TypeScript e do framework Phaser. Durante a execução do projeto, foi necessário adaptar o desenvolvimento às limitações da temática proposta pela disciplina e, ao mesmo tempo, aprender a utilizar </w:t>
+      </w:r>
+      <w:r>
+        <w:rPr>
+          <w:rFonts w:cs="Arial" w:ascii="Arial" w:hAnsi="Arial"/>
+          <w:b w:val="false"/>
+          <w:bCs w:val="false"/>
+        </w:rPr>
+        <w:t>o Phaser com o qual</w:t>
+      </w:r>
+      <w:r>
+        <w:rPr>
+          <w:rFonts w:cs="Arial" w:ascii="Arial" w:hAnsi="Arial"/>
+          <w:b w:val="false"/>
+          <w:bCs w:val="false"/>
+        </w:rPr>
+        <w:t xml:space="preserve"> eu possuía pouca experiência prévia.</w:t>
+        <w:br/>
+        <w:br/>
+        <w:tab/>
+        <w:t>Além dos desafios relacionados à programação, o processo de criação das artes e dos efeitos sonoros também proporcionou novos aprendizados, uma vez que as metodologias que utilizei para essas atividades eram inéditas para mim. Dessa forma, o projeto contribuiu não apenas para o aprimoramento de conhecimentos técnicos relacionados ao desenvolvimento de jogos, mas também para o desenvolvimento de habilidades em áreas complementares, como produção de conteúdo visual e sonoro.</w:t>
+        <w:br/>
+        <w:br/>
+        <w:t>Como possibilidades de trabalhos futuros, a arquitetura do projeto foi desenvolvida de forma a permitir a expansão do conteúdo do jogo. Entre as melhorias possíveis estão a adição de novas armas, inimigos, cenários e mecânicas, além da implementação de modos de jogo alternativos, como um modo roguelike ou um modo história, e opção de jogar em modo multiplayer, capazes de ampliar ainda mais a experiência oferecida ao jogador.</w:t>
+      </w:r>
+    </w:p>
+    <w:p>
+      <w:pPr>
+        <w:pStyle w:val="NormalWeb"/>
+        <w:shd w:val="clear" w:color="auto" w:fill="FFFFFF"/>
+        <w:spacing w:lineRule="auto" w:line="360" w:beforeAutospacing="0" w:before="283" w:afterAutospacing="0" w:after="283"/>
         <w:ind w:hanging="0" w:start="0"/>
         <w:jc w:val="both"/>
         <w:rPr>
           <w:rFonts w:ascii="Arial" w:hAnsi="Arial" w:cs="Arial"/>
-          <w:b w:val="false"/>
-          <w:bCs w:val="false"/>
-        </w:rPr>
-      </w:pPr>
-      <w:r>
-        <w:rPr>
-          <w:rFonts w:cs="Arial" w:ascii="Arial" w:hAnsi="Arial"/>
-          <w:b w:val="false"/>
-          <w:bCs w:val="false"/>
-        </w:rPr>
-      </w:r>
-    </w:p>
-    <w:p>
-      <w:pPr>
-        <w:pStyle w:val="NormalWeb"/>
-        <w:shd w:val="clear" w:color="auto" w:fill="FFFFFF"/>
-        <w:spacing w:lineRule="auto" w:line="360" w:beforeAutospacing="0" w:before="0" w:afterAutospacing="0" w:after="0"/>
-        <w:ind w:hanging="0" w:start="0"/>
-        <w:jc w:val="both"/>
-        <w:rPr>
-          <w:rFonts w:ascii="Arial" w:hAnsi="Arial" w:cs="Arial"/>
-          <w:b w:val="false"/>
-          <w:bCs w:val="false"/>
-        </w:rPr>
-      </w:pPr>
-      <w:r>
-        <w:rPr>
-          <w:rFonts w:cs="Arial" w:ascii="Arial" w:hAnsi="Arial"/>
-          <w:b w:val="false"/>
-          <w:bCs w:val="false"/>
-        </w:rPr>
-      </w:r>
-    </w:p>
-    <w:p>
-      <w:pPr>
-        <w:pStyle w:val="NormalWeb"/>
-        <w:shd w:val="clear" w:color="auto" w:fill="FFFFFF"/>
-        <w:spacing w:lineRule="auto" w:line="360" w:beforeAutospacing="0" w:before="0" w:afterAutospacing="0" w:after="0"/>
-        <w:ind w:hanging="0" w:start="0"/>
-        <w:jc w:val="both"/>
-        <w:rPr>
-          <w:rFonts w:ascii="Arial" w:hAnsi="Arial" w:cs="Arial"/>
-          <w:b w:val="false"/>
-          <w:bCs w:val="false"/>
-        </w:rPr>
-      </w:pPr>
-      <w:r>
-        <w:rPr>
-          <w:rFonts w:cs="Arial" w:ascii="Arial" w:hAnsi="Arial"/>
-          <w:b w:val="false"/>
-          <w:bCs w:val="false"/>
-        </w:rPr>
-      </w:r>
-    </w:p>
-    <w:p>
-      <w:pPr>
-        <w:pStyle w:val="NormalWeb"/>
-        <w:shd w:val="clear" w:color="auto" w:fill="FFFFFF"/>
-        <w:spacing w:lineRule="auto" w:line="360" w:beforeAutospacing="0" w:before="0" w:afterAutospacing="0" w:after="0"/>
-        <w:ind w:hanging="0" w:start="0"/>
-        <w:jc w:val="both"/>
-        <w:rPr>
-          <w:rFonts w:ascii="Arial" w:hAnsi="Arial" w:cs="Arial"/>
-          <w:b w:val="false"/>
-          <w:bCs w:val="false"/>
-        </w:rPr>
-      </w:pPr>
-      <w:r>
-        <w:rPr>
-          <w:rFonts w:cs="Arial" w:ascii="Arial" w:hAnsi="Arial"/>
-          <w:b w:val="false"/>
-          <w:bCs w:val="false"/>
-        </w:rPr>
-      </w:r>
-    </w:p>
-    <w:p>
-      <w:pPr>
-        <w:pStyle w:val="NormalWeb"/>
-        <w:shd w:val="clear" w:color="auto" w:fill="FFFFFF"/>
-        <w:spacing w:lineRule="auto" w:line="360" w:beforeAutospacing="0" w:before="0" w:afterAutospacing="0" w:after="0"/>
-        <w:ind w:hanging="0" w:start="0"/>
-        <w:jc w:val="both"/>
-        <w:rPr>
-          <w:rFonts w:ascii="Arial" w:hAnsi="Arial" w:cs="Arial"/>
-          <w:b w:val="false"/>
-          <w:bCs w:val="false"/>
-        </w:rPr>
-      </w:pPr>
-      <w:r>
-        <w:rPr>
-          <w:rFonts w:cs="Arial" w:ascii="Arial" w:hAnsi="Arial"/>
-          <w:b w:val="false"/>
-          <w:bCs w:val="false"/>
-        </w:rPr>
-      </w:r>
-    </w:p>
-    <w:p>
-      <w:pPr>
-        <w:pStyle w:val="NormalWeb"/>
-        <w:shd w:val="clear" w:color="auto" w:fill="FFFFFF"/>
-        <w:spacing w:lineRule="auto" w:line="360" w:beforeAutospacing="0" w:before="0" w:afterAutospacing="0" w:after="0"/>
-        <w:ind w:hanging="0" w:start="0"/>
-        <w:jc w:val="both"/>
-        <w:rPr>
-          <w:rFonts w:ascii="Arial" w:hAnsi="Arial" w:cs="Arial"/>
-          <w:b/>
-          <w:bCs/>
-        </w:rPr>
-      </w:pPr>
-      <w:r>
-        <w:rPr>
-          <w:rFonts w:cs="Arial" w:ascii="Arial" w:hAnsi="Arial"/>
-          <w:b/>
-          <w:bCs/>
-        </w:rPr>
-        <w:t>REFERENCIAS</w:t>
-      </w:r>
-    </w:p>
-    <w:p>
-      <w:pPr>
-        <w:pStyle w:val="NormalWeb"/>
-        <w:shd w:val="clear" w:color="auto" w:fill="FFFFFF"/>
-        <w:spacing w:lineRule="auto" w:line="360" w:beforeAutospacing="0" w:before="0" w:afterAutospacing="0" w:after="0"/>
-        <w:ind w:hanging="0" w:start="0"/>
-        <w:jc w:val="both"/>
-        <w:rPr>
-          <w:rFonts w:ascii="Arial" w:hAnsi="Arial" w:cs="Arial"/>
-          <w:b/>
-          <w:bCs/>
-        </w:rPr>
-      </w:pPr>
-      <w:r>
-        <w:rPr>
-          <w:rFonts w:cs="Arial" w:ascii="Arial" w:hAnsi="Arial"/>
-          <w:b/>
-          <w:bCs/>
-        </w:rPr>
-      </w:r>
-    </w:p>
-    <w:p>
-      <w:pPr>
-        <w:pStyle w:val="NormalWeb"/>
-        <w:shd w:val="clear" w:color="auto" w:fill="FFFFFF"/>
-        <w:spacing w:lineRule="auto" w:line="360" w:beforeAutospacing="0" w:before="0" w:afterAutospacing="0" w:after="0"/>
-        <w:ind w:hanging="0" w:start="0"/>
-        <w:jc w:val="both"/>
-        <w:rPr>
-          <w:rFonts w:ascii="Arial" w:hAnsi="Arial" w:cs="Arial"/>
-          <w:b/>
-          <w:bCs/>
-        </w:rPr>
-      </w:pPr>
-      <w:r>
-        <w:rPr>
-          <w:rFonts w:cs="Arial" w:ascii="Arial" w:hAnsi="Arial"/>
-          <w:b/>
-          <w:bCs/>
-        </w:rPr>
-        <w:t>https://doc.qt.io/qtcreator/</w:t>
-      </w:r>
-    </w:p>
-    <w:p>
-      <w:pPr>
-        <w:pStyle w:val="Normal"/>
-        <w:spacing w:lineRule="auto" w:line="360"/>
-        <w:ind w:hanging="567" w:start="567"/>
-        <w:jc w:val="both"/>
-        <w:rPr>
-          <w:rFonts w:ascii="Arial" w:hAnsi="Arial" w:cs="Arial"/>
           <w:color w:val="000000"/>
         </w:rPr>
       </w:pPr>
@@ -2395,9 +6175,9 @@
       </w:r>
     </w:p>
     <w:sectPr>
-      <w:headerReference w:type="even" r:id="rId6"/>
-      <w:headerReference w:type="default" r:id="rId7"/>
-      <w:headerReference w:type="first" r:id="rId8"/>
+      <w:headerReference w:type="even" r:id="rId9"/>
+      <w:headerReference w:type="default" r:id="rId10"/>
+      <w:headerReference w:type="first" r:id="rId11"/>
       <w:type w:val="nextPage"/>
       <w:pgSz w:w="11906" w:h="16838"/>
       <w:pgMar w:left="1701" w:right="1134" w:gutter="0" w:header="709" w:top="1701" w:footer="0" w:bottom="1134"/>
@@ -2873,6 +6653,417 @@
   <w:abstractNum w:abstractNumId="4">
     <w:lvl w:ilvl="0">
       <w:start w:val="1"/>
+      <w:numFmt w:val="bullet"/>
+      <w:lvlText w:val=""/>
+      <w:lvlJc w:val="start"/>
+      <w:pPr>
+        <w:tabs>
+          <w:tab w:val="num" w:pos="720"/>
+        </w:tabs>
+        <w:ind w:start="720" w:hanging="360"/>
+      </w:pPr>
+      <w:rPr>
+        <w:rFonts w:ascii="Symbol" w:hAnsi="Symbol" w:cs="Symbol" w:hint="default"/>
+      </w:rPr>
+    </w:lvl>
+    <w:lvl w:ilvl="1">
+      <w:start w:val="1"/>
+      <w:numFmt w:val="bullet"/>
+      <w:lvlText w:val="◦"/>
+      <w:lvlJc w:val="start"/>
+      <w:pPr>
+        <w:tabs>
+          <w:tab w:val="num" w:pos="1080"/>
+        </w:tabs>
+        <w:ind w:start="1080" w:hanging="360"/>
+      </w:pPr>
+      <w:rPr>
+        <w:rFonts w:ascii="OpenSymbol" w:hAnsi="OpenSymbol" w:cs="OpenSymbol" w:hint="default"/>
+      </w:rPr>
+    </w:lvl>
+    <w:lvl w:ilvl="2">
+      <w:start w:val="1"/>
+      <w:numFmt w:val="bullet"/>
+      <w:lvlText w:val="▪"/>
+      <w:lvlJc w:val="start"/>
+      <w:pPr>
+        <w:tabs>
+          <w:tab w:val="num" w:pos="1440"/>
+        </w:tabs>
+        <w:ind w:start="1440" w:hanging="360"/>
+      </w:pPr>
+      <w:rPr>
+        <w:rFonts w:ascii="OpenSymbol" w:hAnsi="OpenSymbol" w:cs="OpenSymbol" w:hint="default"/>
+      </w:rPr>
+    </w:lvl>
+    <w:lvl w:ilvl="3">
+      <w:start w:val="1"/>
+      <w:numFmt w:val="bullet"/>
+      <w:lvlText w:val=""/>
+      <w:lvlJc w:val="start"/>
+      <w:pPr>
+        <w:tabs>
+          <w:tab w:val="num" w:pos="1800"/>
+        </w:tabs>
+        <w:ind w:start="1800" w:hanging="360"/>
+      </w:pPr>
+      <w:rPr>
+        <w:rFonts w:ascii="Symbol" w:hAnsi="Symbol" w:cs="Symbol" w:hint="default"/>
+      </w:rPr>
+    </w:lvl>
+    <w:lvl w:ilvl="4">
+      <w:start w:val="1"/>
+      <w:numFmt w:val="bullet"/>
+      <w:lvlText w:val="◦"/>
+      <w:lvlJc w:val="start"/>
+      <w:pPr>
+        <w:tabs>
+          <w:tab w:val="num" w:pos="2160"/>
+        </w:tabs>
+        <w:ind w:start="2160" w:hanging="360"/>
+      </w:pPr>
+      <w:rPr>
+        <w:rFonts w:ascii="OpenSymbol" w:hAnsi="OpenSymbol" w:cs="OpenSymbol" w:hint="default"/>
+      </w:rPr>
+    </w:lvl>
+    <w:lvl w:ilvl="5">
+      <w:start w:val="1"/>
+      <w:numFmt w:val="bullet"/>
+      <w:lvlText w:val="▪"/>
+      <w:lvlJc w:val="start"/>
+      <w:pPr>
+        <w:tabs>
+          <w:tab w:val="num" w:pos="2520"/>
+        </w:tabs>
+        <w:ind w:start="2520" w:hanging="360"/>
+      </w:pPr>
+      <w:rPr>
+        <w:rFonts w:ascii="OpenSymbol" w:hAnsi="OpenSymbol" w:cs="OpenSymbol" w:hint="default"/>
+      </w:rPr>
+    </w:lvl>
+    <w:lvl w:ilvl="6">
+      <w:start w:val="1"/>
+      <w:numFmt w:val="bullet"/>
+      <w:lvlText w:val=""/>
+      <w:lvlJc w:val="start"/>
+      <w:pPr>
+        <w:tabs>
+          <w:tab w:val="num" w:pos="2880"/>
+        </w:tabs>
+        <w:ind w:start="2880" w:hanging="360"/>
+      </w:pPr>
+      <w:rPr>
+        <w:rFonts w:ascii="Symbol" w:hAnsi="Symbol" w:cs="Symbol" w:hint="default"/>
+      </w:rPr>
+    </w:lvl>
+    <w:lvl w:ilvl="7">
+      <w:start w:val="1"/>
+      <w:numFmt w:val="bullet"/>
+      <w:lvlText w:val="◦"/>
+      <w:lvlJc w:val="start"/>
+      <w:pPr>
+        <w:tabs>
+          <w:tab w:val="num" w:pos="3240"/>
+        </w:tabs>
+        <w:ind w:start="3240" w:hanging="360"/>
+      </w:pPr>
+      <w:rPr>
+        <w:rFonts w:ascii="OpenSymbol" w:hAnsi="OpenSymbol" w:cs="OpenSymbol" w:hint="default"/>
+      </w:rPr>
+    </w:lvl>
+    <w:lvl w:ilvl="8">
+      <w:start w:val="1"/>
+      <w:numFmt w:val="bullet"/>
+      <w:lvlText w:val="▪"/>
+      <w:lvlJc w:val="start"/>
+      <w:pPr>
+        <w:tabs>
+          <w:tab w:val="num" w:pos="3600"/>
+        </w:tabs>
+        <w:ind w:start="3600" w:hanging="360"/>
+      </w:pPr>
+      <w:rPr>
+        <w:rFonts w:ascii="OpenSymbol" w:hAnsi="OpenSymbol" w:cs="OpenSymbol" w:hint="default"/>
+      </w:rPr>
+    </w:lvl>
+  </w:abstractNum>
+  <w:abstractNum w:abstractNumId="5">
+    <w:lvl w:ilvl="0">
+      <w:start w:val="1"/>
+      <w:numFmt w:val="bullet"/>
+      <w:lvlText w:val=""/>
+      <w:lvlJc w:val="start"/>
+      <w:pPr>
+        <w:tabs>
+          <w:tab w:val="num" w:pos="720"/>
+        </w:tabs>
+        <w:ind w:start="720" w:hanging="360"/>
+      </w:pPr>
+      <w:rPr>
+        <w:rFonts w:ascii="Symbol" w:hAnsi="Symbol" w:cs="Symbol" w:hint="default"/>
+      </w:rPr>
+    </w:lvl>
+    <w:lvl w:ilvl="1">
+      <w:start w:val="1"/>
+      <w:numFmt w:val="bullet"/>
+      <w:lvlText w:val="◦"/>
+      <w:lvlJc w:val="start"/>
+      <w:pPr>
+        <w:tabs>
+          <w:tab w:val="num" w:pos="1080"/>
+        </w:tabs>
+        <w:ind w:start="1080" w:hanging="360"/>
+      </w:pPr>
+      <w:rPr>
+        <w:rFonts w:ascii="OpenSymbol" w:hAnsi="OpenSymbol" w:cs="OpenSymbol" w:hint="default"/>
+      </w:rPr>
+    </w:lvl>
+    <w:lvl w:ilvl="2">
+      <w:start w:val="1"/>
+      <w:numFmt w:val="bullet"/>
+      <w:lvlText w:val="▪"/>
+      <w:lvlJc w:val="start"/>
+      <w:pPr>
+        <w:tabs>
+          <w:tab w:val="num" w:pos="1440"/>
+        </w:tabs>
+        <w:ind w:start="1440" w:hanging="360"/>
+      </w:pPr>
+      <w:rPr>
+        <w:rFonts w:ascii="OpenSymbol" w:hAnsi="OpenSymbol" w:cs="OpenSymbol" w:hint="default"/>
+      </w:rPr>
+    </w:lvl>
+    <w:lvl w:ilvl="3">
+      <w:start w:val="1"/>
+      <w:numFmt w:val="bullet"/>
+      <w:lvlText w:val=""/>
+      <w:lvlJc w:val="start"/>
+      <w:pPr>
+        <w:tabs>
+          <w:tab w:val="num" w:pos="1800"/>
+        </w:tabs>
+        <w:ind w:start="1800" w:hanging="360"/>
+      </w:pPr>
+      <w:rPr>
+        <w:rFonts w:ascii="Symbol" w:hAnsi="Symbol" w:cs="Symbol" w:hint="default"/>
+      </w:rPr>
+    </w:lvl>
+    <w:lvl w:ilvl="4">
+      <w:start w:val="1"/>
+      <w:numFmt w:val="bullet"/>
+      <w:lvlText w:val="◦"/>
+      <w:lvlJc w:val="start"/>
+      <w:pPr>
+        <w:tabs>
+          <w:tab w:val="num" w:pos="2160"/>
+        </w:tabs>
+        <w:ind w:start="2160" w:hanging="360"/>
+      </w:pPr>
+      <w:rPr>
+        <w:rFonts w:ascii="OpenSymbol" w:hAnsi="OpenSymbol" w:cs="OpenSymbol" w:hint="default"/>
+      </w:rPr>
+    </w:lvl>
+    <w:lvl w:ilvl="5">
+      <w:start w:val="1"/>
+      <w:numFmt w:val="bullet"/>
+      <w:lvlText w:val="▪"/>
+      <w:lvlJc w:val="start"/>
+      <w:pPr>
+        <w:tabs>
+          <w:tab w:val="num" w:pos="2520"/>
+        </w:tabs>
+        <w:ind w:start="2520" w:hanging="360"/>
+      </w:pPr>
+      <w:rPr>
+        <w:rFonts w:ascii="OpenSymbol" w:hAnsi="OpenSymbol" w:cs="OpenSymbol" w:hint="default"/>
+      </w:rPr>
+    </w:lvl>
+    <w:lvl w:ilvl="6">
+      <w:start w:val="1"/>
+      <w:numFmt w:val="bullet"/>
+      <w:lvlText w:val=""/>
+      <w:lvlJc w:val="start"/>
+      <w:pPr>
+        <w:tabs>
+          <w:tab w:val="num" w:pos="2880"/>
+        </w:tabs>
+        <w:ind w:start="2880" w:hanging="360"/>
+      </w:pPr>
+      <w:rPr>
+        <w:rFonts w:ascii="Symbol" w:hAnsi="Symbol" w:cs="Symbol" w:hint="default"/>
+      </w:rPr>
+    </w:lvl>
+    <w:lvl w:ilvl="7">
+      <w:start w:val="1"/>
+      <w:numFmt w:val="bullet"/>
+      <w:lvlText w:val="◦"/>
+      <w:lvlJc w:val="start"/>
+      <w:pPr>
+        <w:tabs>
+          <w:tab w:val="num" w:pos="3240"/>
+        </w:tabs>
+        <w:ind w:start="3240" w:hanging="360"/>
+      </w:pPr>
+      <w:rPr>
+        <w:rFonts w:ascii="OpenSymbol" w:hAnsi="OpenSymbol" w:cs="OpenSymbol" w:hint="default"/>
+      </w:rPr>
+    </w:lvl>
+    <w:lvl w:ilvl="8">
+      <w:start w:val="1"/>
+      <w:numFmt w:val="bullet"/>
+      <w:lvlText w:val="▪"/>
+      <w:lvlJc w:val="start"/>
+      <w:pPr>
+        <w:tabs>
+          <w:tab w:val="num" w:pos="3600"/>
+        </w:tabs>
+        <w:ind w:start="3600" w:hanging="360"/>
+      </w:pPr>
+      <w:rPr>
+        <w:rFonts w:ascii="OpenSymbol" w:hAnsi="OpenSymbol" w:cs="OpenSymbol" w:hint="default"/>
+      </w:rPr>
+    </w:lvl>
+  </w:abstractNum>
+  <w:abstractNum w:abstractNumId="6">
+    <w:lvl w:ilvl="0">
+      <w:start w:val="1"/>
+      <w:numFmt w:val="bullet"/>
+      <w:lvlText w:val=""/>
+      <w:lvlJc w:val="start"/>
+      <w:pPr>
+        <w:tabs>
+          <w:tab w:val="num" w:pos="720"/>
+        </w:tabs>
+        <w:ind w:start="720" w:hanging="360"/>
+      </w:pPr>
+      <w:rPr>
+        <w:rFonts w:ascii="Symbol" w:hAnsi="Symbol" w:cs="Symbol" w:hint="default"/>
+      </w:rPr>
+    </w:lvl>
+    <w:lvl w:ilvl="1">
+      <w:start w:val="1"/>
+      <w:numFmt w:val="bullet"/>
+      <w:lvlText w:val="◦"/>
+      <w:lvlJc w:val="start"/>
+      <w:pPr>
+        <w:tabs>
+          <w:tab w:val="num" w:pos="1080"/>
+        </w:tabs>
+        <w:ind w:start="1080" w:hanging="360"/>
+      </w:pPr>
+      <w:rPr>
+        <w:rFonts w:ascii="OpenSymbol" w:hAnsi="OpenSymbol" w:cs="OpenSymbol" w:hint="default"/>
+      </w:rPr>
+    </w:lvl>
+    <w:lvl w:ilvl="2">
+      <w:start w:val="1"/>
+      <w:numFmt w:val="bullet"/>
+      <w:lvlText w:val="▪"/>
+      <w:lvlJc w:val="start"/>
+      <w:pPr>
+        <w:tabs>
+          <w:tab w:val="num" w:pos="1440"/>
+        </w:tabs>
+        <w:ind w:start="1440" w:hanging="360"/>
+      </w:pPr>
+      <w:rPr>
+        <w:rFonts w:ascii="OpenSymbol" w:hAnsi="OpenSymbol" w:cs="OpenSymbol" w:hint="default"/>
+      </w:rPr>
+    </w:lvl>
+    <w:lvl w:ilvl="3">
+      <w:start w:val="1"/>
+      <w:numFmt w:val="bullet"/>
+      <w:lvlText w:val=""/>
+      <w:lvlJc w:val="start"/>
+      <w:pPr>
+        <w:tabs>
+          <w:tab w:val="num" w:pos="1800"/>
+        </w:tabs>
+        <w:ind w:start="1800" w:hanging="360"/>
+      </w:pPr>
+      <w:rPr>
+        <w:rFonts w:ascii="Symbol" w:hAnsi="Symbol" w:cs="Symbol" w:hint="default"/>
+      </w:rPr>
+    </w:lvl>
+    <w:lvl w:ilvl="4">
+      <w:start w:val="1"/>
+      <w:numFmt w:val="bullet"/>
+      <w:lvlText w:val="◦"/>
+      <w:lvlJc w:val="start"/>
+      <w:pPr>
+        <w:tabs>
+          <w:tab w:val="num" w:pos="2160"/>
+        </w:tabs>
+        <w:ind w:start="2160" w:hanging="360"/>
+      </w:pPr>
+      <w:rPr>
+        <w:rFonts w:ascii="OpenSymbol" w:hAnsi="OpenSymbol" w:cs="OpenSymbol" w:hint="default"/>
+      </w:rPr>
+    </w:lvl>
+    <w:lvl w:ilvl="5">
+      <w:start w:val="1"/>
+      <w:numFmt w:val="bullet"/>
+      <w:lvlText w:val="▪"/>
+      <w:lvlJc w:val="start"/>
+      <w:pPr>
+        <w:tabs>
+          <w:tab w:val="num" w:pos="2520"/>
+        </w:tabs>
+        <w:ind w:start="2520" w:hanging="360"/>
+      </w:pPr>
+      <w:rPr>
+        <w:rFonts w:ascii="OpenSymbol" w:hAnsi="OpenSymbol" w:cs="OpenSymbol" w:hint="default"/>
+      </w:rPr>
+    </w:lvl>
+    <w:lvl w:ilvl="6">
+      <w:start w:val="1"/>
+      <w:numFmt w:val="bullet"/>
+      <w:lvlText w:val=""/>
+      <w:lvlJc w:val="start"/>
+      <w:pPr>
+        <w:tabs>
+          <w:tab w:val="num" w:pos="2880"/>
+        </w:tabs>
+        <w:ind w:start="2880" w:hanging="360"/>
+      </w:pPr>
+      <w:rPr>
+        <w:rFonts w:ascii="Symbol" w:hAnsi="Symbol" w:cs="Symbol" w:hint="default"/>
+      </w:rPr>
+    </w:lvl>
+    <w:lvl w:ilvl="7">
+      <w:start w:val="1"/>
+      <w:numFmt w:val="bullet"/>
+      <w:lvlText w:val="◦"/>
+      <w:lvlJc w:val="start"/>
+      <w:pPr>
+        <w:tabs>
+          <w:tab w:val="num" w:pos="3240"/>
+        </w:tabs>
+        <w:ind w:start="3240" w:hanging="360"/>
+      </w:pPr>
+      <w:rPr>
+        <w:rFonts w:ascii="OpenSymbol" w:hAnsi="OpenSymbol" w:cs="OpenSymbol" w:hint="default"/>
+      </w:rPr>
+    </w:lvl>
+    <w:lvl w:ilvl="8">
+      <w:start w:val="1"/>
+      <w:numFmt w:val="bullet"/>
+      <w:lvlText w:val="▪"/>
+      <w:lvlJc w:val="start"/>
+      <w:pPr>
+        <w:tabs>
+          <w:tab w:val="num" w:pos="3600"/>
+        </w:tabs>
+        <w:ind w:start="3600" w:hanging="360"/>
+      </w:pPr>
+      <w:rPr>
+        <w:rFonts w:ascii="OpenSymbol" w:hAnsi="OpenSymbol" w:cs="OpenSymbol" w:hint="default"/>
+      </w:rPr>
+    </w:lvl>
+  </w:abstractNum>
+  <w:abstractNum w:abstractNumId="7">
+    <w:lvl w:ilvl="0">
+      <w:start w:val="1"/>
       <w:numFmt w:val="none"/>
       <w:suff w:val="nothing"/>
       <w:lvlText w:val=""/>
@@ -3000,6 +7191,15 @@
   </w:num>
   <w:num w:numId="4">
     <w:abstractNumId w:val="4"/>
+  </w:num>
+  <w:num w:numId="5">
+    <w:abstractNumId w:val="5"/>
+  </w:num>
+  <w:num w:numId="6">
+    <w:abstractNumId w:val="6"/>
+  </w:num>
+  <w:num w:numId="7">
+    <w:abstractNumId w:val="7"/>
   </w:num>
 </w:numbering>
 </file>
@@ -3414,7 +7614,7 @@
   </w:style>
   <w:style w:type="paragraph" w:styleId="Heading1">
     <w:name w:val="heading 1"/>
-    <w:basedOn w:val="Ttulouser"/>
+    <w:basedOn w:val="Ttulo"/>
     <w:next w:val="BodyText"/>
     <w:qFormat/>
     <w:pPr>
@@ -3640,10 +7840,17 @@
       <w:iCs/>
     </w:rPr>
   </w:style>
-  <w:style w:type="character" w:styleId="Smbolosdenumerao">
-    <w:name w:val="Símbolos de numeração"/>
+  <w:style w:type="character" w:styleId="Smbolosdenumeraouser">
+    <w:name w:val="Símbolos de numeração (user)"/>
     <w:qFormat/>
     <w:rPr/>
+  </w:style>
+  <w:style w:type="character" w:styleId="Marcadoresuser">
+    <w:name w:val="Marcadores (user)"/>
+    <w:qFormat/>
+    <w:rPr>
+      <w:rFonts w:ascii="OpenSymbol" w:hAnsi="OpenSymbol" w:eastAsia="OpenSymbol" w:cs="OpenSymbol"/>
+    </w:rPr>
   </w:style>
   <w:style w:type="character" w:styleId="Marcadores">
     <w:name w:val="Marcadores"/>
@@ -3652,12 +7859,10 @@
       <w:rFonts w:ascii="OpenSymbol" w:hAnsi="OpenSymbol" w:eastAsia="OpenSymbol" w:cs="OpenSymbol"/>
     </w:rPr>
   </w:style>
-  <w:style w:type="character" w:styleId="Marcadoresuser">
-    <w:name w:val="Marcadores (user)"/>
+  <w:style w:type="character" w:styleId="Smbolosdenumerao">
+    <w:name w:val="Símbolos de numeração"/>
     <w:qFormat/>
-    <w:rPr>
-      <w:rFonts w:ascii="OpenSymbol" w:hAnsi="OpenSymbol" w:eastAsia="OpenSymbol" w:cs="OpenSymbol"/>
-    </w:rPr>
+    <w:rPr/>
   </w:style>
   <w:style w:type="paragraph" w:styleId="Ttulo">
     <w:name w:val="Título"/>
@@ -3882,15 +8087,15 @@
       <w:szCs w:val="16"/>
     </w:rPr>
   </w:style>
-  <w:style w:type="paragraph" w:styleId="Cabealhoerodapuser">
-    <w:name w:val="Cabeçalho e rodapé (user)"/>
+  <w:style w:type="paragraph" w:styleId="Cabealhoerodap">
+    <w:name w:val="Cabeçalho e rodapé"/>
     <w:basedOn w:val="Normal"/>
     <w:qFormat/>
     <w:pPr/>
     <w:rPr/>
   </w:style>
-  <w:style w:type="paragraph" w:styleId="Cabealhoerodap">
-    <w:name w:val="Cabeçalho e rodapé"/>
+  <w:style w:type="paragraph" w:styleId="Cabealhoerodapuser">
+    <w:name w:val="Cabeçalho e rodapé (user)"/>
     <w:basedOn w:val="Normal"/>
     <w:qFormat/>
     <w:pPr/>
@@ -3928,8 +8133,8 @@
     </w:pPr>
     <w:rPr/>
   </w:style>
-  <w:style w:type="paragraph" w:styleId="Textoprformatado">
-    <w:name w:val="Texto préformatado"/>
+  <w:style w:type="paragraph" w:styleId="Textoprformatadouser">
+    <w:name w:val="Texto préformatado (user)"/>
     <w:basedOn w:val="Normal"/>
     <w:qFormat/>
     <w:pPr>
@@ -3941,8 +8146,8 @@
       <w:szCs w:val="20"/>
     </w:rPr>
   </w:style>
-  <w:style w:type="numbering" w:styleId="Semlistauser" w:default="1">
-    <w:name w:val="Sem lista (user)"/>
+  <w:style w:type="numbering" w:styleId="Semlista" w:default="1">
+    <w:name w:val="Sem lista"/>
     <w:uiPriority w:val="99"/>
     <w:semiHidden/>
     <w:unhideWhenUsed/>
